--- a/00-首页/题组Word/初赛模拟卷/初赛模拟卷IV（非有机·答案版）.docx
+++ b/00-首页/题组Word/初赛模拟卷/初赛模拟卷IV（非有机·答案版）.docx
@@ -55,6 +55,7 @@
     <w:p>
       <w:pPr>
         <w:pStyle w:val="BlockText"/>
+        <w:ind w:firstLine="420"/>
       </w:pPr>
       <w:r>
         <w:rPr>
@@ -743,6 +744,7 @@
     <w:p>
       <w:pPr>
         <w:pStyle w:val="BlockText"/>
+        <w:ind w:firstLine="420"/>
       </w:pPr>
       <w:r>
         <w:rPr>
@@ -838,6 +840,7 @@
     <w:p>
       <w:pPr>
         <w:pStyle w:val="FirstParagraph"/>
+        <w:ind w:firstLine="420"/>
       </w:pPr>
       <w:r>
         <w:rPr>
@@ -903,6 +906,7 @@
     <w:p>
       <w:pPr>
         <w:pStyle w:val="BodyText"/>
+        <w:ind w:firstLine="420"/>
       </w:pPr>
       <w:r>
         <w:rPr>
@@ -1004,6 +1008,7 @@
     <w:p>
       <w:pPr>
         <w:pStyle w:val="BodyText"/>
+        <w:ind w:firstLine="420"/>
       </w:pPr>
       <w:r>
         <w:rPr>
@@ -1105,6 +1110,7 @@
     <w:p>
       <w:pPr>
         <w:pStyle w:val="BodyText"/>
+        <w:ind w:firstLine="420"/>
       </w:pPr>
       <w:r>
         <w:rPr>
@@ -1194,6 +1200,7 @@
     <w:p>
       <w:pPr>
         <w:pStyle w:val="BodyText"/>
+        <w:ind w:firstLine="420"/>
       </w:pPr>
       <w:r>
         <w:rPr>
@@ -1307,6 +1314,7 @@
     <w:p>
       <w:pPr>
         <w:pStyle w:val="BodyText"/>
+        <w:ind w:firstLine="420"/>
       </w:pPr>
       <w:r>
         <w:rPr>
@@ -1457,6 +1465,7 @@
     <w:p>
       <w:pPr>
         <w:pStyle w:val="FirstParagraph"/>
+        <w:ind w:firstLine="420"/>
       </w:pPr>
       <w:r>
         <w:rPr>
@@ -1702,6 +1711,7 @@
     <w:p>
       <w:pPr>
         <w:pStyle w:val="FirstParagraph"/>
+        <w:ind w:firstLine="420"/>
       </w:pPr>
       <w:r>
         <w:rPr>
@@ -1749,6 +1759,7 @@
     <w:p>
       <w:pPr>
         <w:pStyle w:val="BodyText"/>
+        <w:ind w:firstLine="420"/>
       </w:pPr>
       <w:r>
         <w:rPr>
@@ -2056,6 +2067,7 @@
     <w:p>
       <w:pPr>
         <w:pStyle w:val="FirstParagraph"/>
+        <w:ind w:firstLine="420"/>
       </w:pPr>
       <w:r>
         <w:rPr>
@@ -2221,6 +2233,7 @@
     <w:p>
       <w:pPr>
         <w:pStyle w:val="BlockText"/>
+        <w:ind w:firstLine="420"/>
       </w:pPr>
       <w:r>
         <w:rPr>
@@ -2294,6 +2307,7 @@
     <w:p>
       <w:pPr>
         <w:pStyle w:val="FirstParagraph"/>
+        <w:ind w:firstLine="420"/>
       </w:pPr>
       <w:r>
         <w:rPr>
@@ -2502,6 +2516,7 @@
     <w:p>
       <w:pPr>
         <w:pStyle w:val="FirstParagraph"/>
+        <w:ind w:firstLine="420"/>
       </w:pPr>
       <w:r>
         <w:rPr>
@@ -2656,6 +2671,7 @@
     <w:p>
       <w:pPr>
         <w:pStyle w:val="BodyText"/>
+        <w:ind w:firstLine="420"/>
       </w:pPr>
       <w:r>
         <w:rPr>
@@ -2931,6 +2947,7 @@
     <w:p>
       <w:pPr>
         <w:pStyle w:val="BodyText"/>
+        <w:ind w:firstLine="420"/>
       </w:pPr>
       <w:r>
         <w:rPr>
@@ -3024,6 +3041,7 @@
     <w:p>
       <w:pPr>
         <w:pStyle w:val="BodyText"/>
+        <w:ind w:firstLine="420"/>
       </w:pPr>
       <w:r>
         <w:rPr>
@@ -3065,6 +3083,7 @@
     <w:p>
       <w:pPr>
         <w:pStyle w:val="BodyText"/>
+        <w:ind w:firstLine="420"/>
       </w:pPr>
       <w:r>
         <w:rPr>
@@ -3313,6 +3332,7 @@
     <w:p>
       <w:pPr>
         <w:pStyle w:val="FirstParagraph"/>
+        <w:ind w:firstLine="420"/>
       </w:pPr>
       <w:r>
         <w:rPr>
@@ -3342,6 +3362,7 @@
     <w:p>
       <w:pPr>
         <w:pStyle w:val="BodyText"/>
+        <w:ind w:firstLine="420"/>
       </w:pPr>
       <w:r>
         <w:rPr>
@@ -3613,6 +3634,7 @@
     <w:p>
       <w:pPr>
         <w:pStyle w:val="BodyText"/>
+        <w:ind w:firstLine="420"/>
       </w:pPr>
       <w:r>
         <w:rPr>
@@ -3865,6 +3887,7 @@
     <w:p>
       <w:pPr>
         <w:pStyle w:val="BlockText"/>
+        <w:ind w:firstLine="420"/>
       </w:pPr>
       <w:r>
         <w:rPr>
@@ -3972,6 +3995,7 @@
     <w:p>
       <w:pPr>
         <w:pStyle w:val="FirstParagraph"/>
+        <w:ind w:firstLine="420"/>
       </w:pPr>
       <w:r>
         <w:rPr>
@@ -4001,6 +4025,7 @@
     <w:p>
       <w:pPr>
         <w:pStyle w:val="BodyText"/>
+        <w:ind w:firstLine="420"/>
       </w:pPr>
       <w:r>
         <w:rPr>
@@ -4109,6 +4134,7 @@
     <w:p>
       <w:pPr>
         <w:pStyle w:val="BodyText"/>
+        <w:ind w:firstLine="420"/>
       </w:pPr>
       <w:r>
         <w:rPr>
@@ -4138,6 +4164,7 @@
     <w:p>
       <w:pPr>
         <w:pStyle w:val="BodyText"/>
+        <w:ind w:firstLine="420"/>
       </w:pPr>
       <w:r>
         <w:rPr>
@@ -4293,6 +4320,7 @@
     <w:p>
       <w:pPr>
         <w:pStyle w:val="BodyText"/>
+        <w:ind w:firstLine="420"/>
       </w:pPr>
       <w:r>
         <w:rPr>
@@ -4472,6 +4500,7 @@
     <w:p>
       <w:pPr>
         <w:pStyle w:val="BodyText"/>
+        <w:ind w:firstLine="420"/>
       </w:pPr>
       <w:r>
         <w:rPr>
@@ -4737,6 +4766,7 @@
     <w:p>
       <w:pPr>
         <w:pStyle w:val="BodyText"/>
+        <w:ind w:firstLine="420"/>
       </w:pPr>
       <w:r>
         <w:rPr>
@@ -4780,6 +4810,7 @@
     <w:p>
       <w:pPr>
         <w:pStyle w:val="BodyText"/>
+        <w:ind w:firstLine="420"/>
       </w:pPr>
       <w:r>
         <w:rPr>
@@ -5795,6 +5826,7 @@
     <w:p>
       <w:pPr>
         <w:pStyle w:val="FirstParagraph"/>
+        <w:ind w:firstLine="420"/>
       </w:pPr>
       <w:r>
         <w:rPr>
@@ -5934,6 +5966,7 @@
     <w:p>
       <w:pPr>
         <w:pStyle w:val="BlockText"/>
+        <w:ind w:firstLine="420"/>
       </w:pPr>
       <w:r>
         <w:rPr>
@@ -6410,6 +6443,7 @@
     <w:p>
       <w:pPr>
         <w:pStyle w:val="BodyText"/>
+        <w:ind w:firstLine="420"/>
       </w:pPr>
       <w:r>
         <w:rPr>
@@ -6837,6 +6871,7 @@
     <w:p>
       <w:pPr>
         <w:pStyle w:val="FirstParagraph"/>
+        <w:ind w:firstLine="420"/>
       </w:pPr>
       <w:r>
         <w:rPr>
@@ -7271,6 +7306,7 @@
     <w:p>
       <w:pPr>
         <w:pStyle w:val="FirstParagraph"/>
+        <w:ind w:firstLine="420"/>
       </w:pPr>
       <w:r>
         <w:rPr>
@@ -7605,6 +7641,7 @@
     <w:p>
       <w:pPr>
         <w:pStyle w:val="FirstParagraph"/>
+        <w:ind w:firstLine="420"/>
       </w:pPr>
       <w:r>
         <w:rPr>
@@ -7743,6 +7780,7 @@
     <w:p>
       <w:pPr>
         <w:pStyle w:val="BlockText"/>
+        <w:ind w:firstLine="420"/>
       </w:pPr>
       <w:r>
         <w:rPr>
@@ -7838,6 +7876,7 @@
     <w:p>
       <w:pPr>
         <w:pStyle w:val="FirstParagraph"/>
+        <w:ind w:firstLine="420"/>
       </w:pPr>
       <w:r>
         <w:rPr>
@@ -8399,6 +8438,7 @@
     <w:p>
       <w:pPr>
         <w:pStyle w:val="BodyText"/>
+        <w:ind w:firstLine="420"/>
       </w:pPr>
       <w:r>
         <w:rPr>
@@ -8478,6 +8518,7 @@
     <w:p>
       <w:pPr>
         <w:pStyle w:val="BodyText"/>
+        <w:ind w:firstLine="420"/>
       </w:pPr>
       <w:r>
         <w:rPr>
@@ -8596,6 +8637,7 @@
     <w:p>
       <w:pPr>
         <w:pStyle w:val="BodyText"/>
+        <w:ind w:firstLine="420"/>
       </w:pPr>
       <w:r>
         <w:rPr>
@@ -8750,6 +8792,7 @@
     <w:p>
       <w:pPr>
         <w:pStyle w:val="BodyText"/>
+        <w:ind w:firstLine="420"/>
       </w:pPr>
       <w:r>
         <w:rPr>
@@ -8793,6 +8836,7 @@
     <w:p>
       <w:pPr>
         <w:pStyle w:val="BodyText"/>
+        <w:ind w:firstLine="420"/>
       </w:pPr>
       <w:r>
         <w:rPr>
@@ -8976,6 +9020,7 @@
     <w:p>
       <w:pPr>
         <w:pStyle w:val="BodyText"/>
+        <w:ind w:firstLine="420"/>
       </w:pPr>
       <w:r>
         <w:rPr>
@@ -9098,6 +9143,7 @@
     <w:p>
       <w:pPr>
         <w:pStyle w:val="BodyText"/>
+        <w:ind w:firstLine="420"/>
       </w:pPr>
       <w:r>
         <w:rPr>
@@ -9315,6 +9361,7 @@
     <w:p>
       <w:pPr>
         <w:pStyle w:val="BodyText"/>
+        <w:ind w:firstLine="420"/>
       </w:pPr>
       <w:r>
         <w:rPr>
@@ -9397,6 +9444,99 @@
           <w:rFonts w:ascii="Times New Roman" w:hAnsi="Times New Roman" w:eastAsia="Times New Roman" w:cs="Times New Roman"/>
         </w:rPr>
         <w:t>)。</w:t>
+      </w:r>
+    </w:p>
+    <w:p>
+      <w:pPr>
+        <w:pStyle w:val="BodyText"/>
+        <w:ind w:firstLine="420"/>
+      </w:pPr>
+      <w:r>
+        <w:rPr>
+          <w:rFonts w:hint="eastAsia" w:ascii="Times New Roman" w:hAnsi="Times New Roman" w:eastAsia="Times New Roman" w:cs="Times New Roman"/>
+        </w:rPr>
+        <w:t>m(Na</w:t>
+      </w:r>
+      <w:r>
+        <w:rPr>
+          <w:rFonts w:hint="eastAsia" w:ascii="Times New Roman" w:hAnsi="Times New Roman" w:eastAsia="Times New Roman" w:cs="Times New Roman"/>
+          <w:vertAlign w:val="subscript"/>
+        </w:rPr>
+        <w:t>2</w:t>
+      </w:r>
+      <w:r>
+        <w:rPr>
+          <w:rFonts w:hint="eastAsia" w:ascii="Times New Roman" w:hAnsi="Times New Roman" w:eastAsia="Times New Roman" w:cs="Times New Roman"/>
+        </w:rPr>
+        <w:t>CO</w:t>
+      </w:r>
+      <w:r>
+        <w:rPr>
+          <w:rFonts w:hint="eastAsia" w:ascii="Times New Roman" w:hAnsi="Times New Roman" w:eastAsia="Times New Roman" w:cs="Times New Roman"/>
+          <w:vertAlign w:val="subscript"/>
+        </w:rPr>
+        <w:t>3</w:t>
+      </w:r>
+      <w:r>
+        <w:rPr>
+          <w:rFonts w:hint="eastAsia" w:ascii="Times New Roman" w:hAnsi="Times New Roman" w:eastAsia="Times New Roman" w:cs="Times New Roman"/>
+        </w:rPr>
+        <w:t>)＝1.409</w:t>
+      </w:r>
+      <w:r>
+        <w:rPr>
+          <w:rFonts w:ascii="Times New Roman" w:hAnsi="Times New Roman" w:eastAsia="Times New Roman" w:cs="Times New Roman"/>
+        </w:rPr>
+        <w:t xml:space="preserve"> </w:t>
+      </w:r>
+      <w:r>
+        <w:rPr>
+          <w:rFonts w:hint="eastAsia" w:ascii="Times New Roman" w:hAnsi="Times New Roman" w:eastAsia="Times New Roman" w:cs="Times New Roman"/>
+        </w:rPr>
+        <w:t>g；m(NaHCO</w:t>
+      </w:r>
+      <w:r>
+        <w:rPr>
+          <w:rFonts w:hint="eastAsia" w:ascii="Times New Roman" w:hAnsi="Times New Roman" w:eastAsia="Times New Roman" w:cs="Times New Roman"/>
+          <w:vertAlign w:val="subscript"/>
+        </w:rPr>
+        <w:t>3</w:t>
+      </w:r>
+      <w:r>
+        <w:rPr>
+          <w:rFonts w:hint="eastAsia" w:ascii="Times New Roman" w:hAnsi="Times New Roman" w:eastAsia="Times New Roman" w:cs="Times New Roman"/>
+        </w:rPr>
+        <w:t>)＝0.324</w:t>
+      </w:r>
+      <w:r>
+        <w:rPr>
+          <w:rFonts w:ascii="Times New Roman" w:hAnsi="Times New Roman" w:eastAsia="Times New Roman" w:cs="Times New Roman"/>
+        </w:rPr>
+        <w:t xml:space="preserve"> </w:t>
+      </w:r>
+      <w:r>
+        <w:rPr>
+          <w:rFonts w:hint="eastAsia" w:ascii="Times New Roman" w:hAnsi="Times New Roman" w:eastAsia="Times New Roman" w:cs="Times New Roman"/>
+        </w:rPr>
+        <w:t>g（</w:t>
+      </w:r>
+      <w:r>
+        <w:rPr>
+          <w:rFonts w:hint="eastAsia" w:ascii="Times New Roman" w:hAnsi="Times New Roman" w:eastAsia="FangSong" w:cs="Times New Roman"/>
+        </w:rPr>
+        <w:t>有效数字错扣</w:t>
+      </w:r>
+      <w:r>
+        <w:rPr>
+          <w:rFonts w:ascii="Times New Roman" w:hAnsi="Times New Roman" w:eastAsia="Times New Roman" w:cs="Times New Roman"/>
+        </w:rPr>
+        <w:t xml:space="preserve"> </w:t>
+      </w:r>
+      <w:r>
+        <w:rPr>
+          <w:rFonts w:hint="eastAsia" w:ascii="Times New Roman" w:hAnsi="Times New Roman" w:eastAsia="Times New Roman" w:cs="Times New Roman"/>
+        </w:rPr>
+        <w:t xml:space="preserve">0.5）</w:t>
       </w:r>
     </w:p>
     <w:p>
@@ -9407,7 +9547,7 @@
         <w:rPr>
           <w:rFonts w:hint="eastAsia" w:ascii="Times New Roman" w:hAnsi="Times New Roman" w:eastAsia="Times New Roman" w:cs="Times New Roman"/>
         </w:rPr>
-        <w:t>m(Na</w:t>
+        <w:t>ω(Na</w:t>
       </w:r>
       <w:r>
         <w:rPr>
@@ -9433,19 +9573,7 @@
         <w:rPr>
           <w:rFonts w:hint="eastAsia" w:ascii="Times New Roman" w:hAnsi="Times New Roman" w:eastAsia="Times New Roman" w:cs="Times New Roman"/>
         </w:rPr>
-        <w:t>)＝1.409</w:t>
-      </w:r>
-      <w:r>
-        <w:rPr>
-          <w:rFonts w:ascii="Times New Roman" w:hAnsi="Times New Roman" w:eastAsia="Times New Roman" w:cs="Times New Roman"/>
-        </w:rPr>
-        <w:t xml:space="preserve"> </w:t>
-      </w:r>
-      <w:r>
-        <w:rPr>
-          <w:rFonts w:hint="eastAsia" w:ascii="Times New Roman" w:hAnsi="Times New Roman" w:eastAsia="Times New Roman" w:cs="Times New Roman"/>
-        </w:rPr>
-        <w:t>g；m(NaHCO</w:t>
+        <w:t>)＝81.33%；ω(NaHCO</w:t>
       </w:r>
       <w:r>
         <w:rPr>
@@ -9458,37 +9586,7 @@
         <w:rPr>
           <w:rFonts w:hint="eastAsia" w:ascii="Times New Roman" w:hAnsi="Times New Roman" w:eastAsia="Times New Roman" w:cs="Times New Roman"/>
         </w:rPr>
-        <w:t>)＝0.324</w:t>
-      </w:r>
-      <w:r>
-        <w:rPr>
-          <w:rFonts w:ascii="Times New Roman" w:hAnsi="Times New Roman" w:eastAsia="Times New Roman" w:cs="Times New Roman"/>
-        </w:rPr>
-        <w:t xml:space="preserve"> </w:t>
-      </w:r>
-      <w:r>
-        <w:rPr>
-          <w:rFonts w:hint="eastAsia" w:ascii="Times New Roman" w:hAnsi="Times New Roman" w:eastAsia="Times New Roman" w:cs="Times New Roman"/>
-        </w:rPr>
-        <w:t>g（</w:t>
-      </w:r>
-      <w:r>
-        <w:rPr>
-          <w:rFonts w:hint="eastAsia" w:ascii="Times New Roman" w:hAnsi="Times New Roman" w:eastAsia="FangSong" w:cs="Times New Roman"/>
-        </w:rPr>
-        <w:t>有效数字错扣</w:t>
-      </w:r>
-      <w:r>
-        <w:rPr>
-          <w:rFonts w:ascii="Times New Roman" w:hAnsi="Times New Roman" w:eastAsia="Times New Roman" w:cs="Times New Roman"/>
-        </w:rPr>
-        <w:t xml:space="preserve"> </w:t>
-      </w:r>
-      <w:r>
-        <w:rPr>
-          <w:rFonts w:hint="eastAsia" w:ascii="Times New Roman" w:hAnsi="Times New Roman" w:eastAsia="Times New Roman" w:cs="Times New Roman"/>
-        </w:rPr>
-        <w:t xml:space="preserve">0.5）</w:t>
+        <w:t>)＝18.7%</w:t>
       </w:r>
     </w:p>
     <w:p>
@@ -9497,48 +9595,47 @@
       </w:pPr>
       <w:r>
         <w:rPr>
-          <w:rFonts w:hint="eastAsia" w:ascii="Times New Roman" w:hAnsi="Times New Roman" w:eastAsia="Times New Roman" w:cs="Times New Roman"/>
-        </w:rPr>
-        <w:t>ω(Na</w:t>
-      </w:r>
-      <w:r>
-        <w:rPr>
-          <w:rFonts w:hint="eastAsia" w:ascii="Times New Roman" w:hAnsi="Times New Roman" w:eastAsia="Times New Roman" w:cs="Times New Roman"/>
-          <w:vertAlign w:val="subscript"/>
-        </w:rPr>
-        <w:t>2</w:t>
-      </w:r>
-      <w:r>
-        <w:rPr>
-          <w:rFonts w:hint="eastAsia" w:ascii="Times New Roman" w:hAnsi="Times New Roman" w:eastAsia="Times New Roman" w:cs="Times New Roman"/>
-        </w:rPr>
-        <w:t>CO</w:t>
-      </w:r>
-      <w:r>
-        <w:rPr>
-          <w:rFonts w:hint="eastAsia" w:ascii="Times New Roman" w:hAnsi="Times New Roman" w:eastAsia="Times New Roman" w:cs="Times New Roman"/>
-          <w:vertAlign w:val="subscript"/>
-        </w:rPr>
-        <w:t>3</w:t>
-      </w:r>
-      <w:r>
-        <w:rPr>
-          <w:rFonts w:hint="eastAsia" w:ascii="Times New Roman" w:hAnsi="Times New Roman" w:eastAsia="Times New Roman" w:cs="Times New Roman"/>
-        </w:rPr>
-        <w:t>)＝81.33%；ω(NaHCO</w:t>
-      </w:r>
-      <w:r>
-        <w:rPr>
-          <w:rFonts w:hint="eastAsia" w:ascii="Times New Roman" w:hAnsi="Times New Roman" w:eastAsia="Times New Roman" w:cs="Times New Roman"/>
-          <w:vertAlign w:val="subscript"/>
-        </w:rPr>
-        <w:t>3</w:t>
-      </w:r>
-      <w:r>
-        <w:rPr>
-          <w:rFonts w:hint="eastAsia" w:ascii="Times New Roman" w:hAnsi="Times New Roman" w:eastAsia="Times New Roman" w:cs="Times New Roman"/>
-        </w:rPr>
-        <w:t>)＝18.7%</w:t>
+          <w:rFonts w:ascii="Times New Roman" w:hAnsi="Times New Roman" w:eastAsia="Times New Roman" w:cs="Times New Roman"/>
+          <w:b/>
+          <w:bCs/>
+        </w:rPr>
+        <w:t xml:space="preserve">3-3</w:t>
+      </w:r>
+    </w:p>
+    <w:p>
+      <w:pPr>
+        <w:pStyle w:val="BodyText"/>
+        <w:ind w:firstLine="420"/>
+      </w:pPr>
+      <w:r>
+        <w:rPr>
+          <w:rFonts w:hint="eastAsia" w:ascii="Times New Roman" w:hAnsi="Times New Roman" w:eastAsia="FangSong" w:cs="Times New Roman"/>
+        </w:rPr>
+        <w:t>第一次滴定</w:t>
+      </w:r>
+      <w:r>
+        <w:rPr>
+          <w:rFonts w:hint="eastAsia" w:ascii="Times New Roman" w:hAnsi="Times New Roman" w:eastAsia="Times New Roman" w:cs="Times New Roman"/>
+        </w:rPr>
+        <w:t>，</w:t>
+      </w:r>
+      <w:r>
+        <w:rPr>
+          <w:rFonts w:hint="eastAsia" w:ascii="Times New Roman" w:hAnsi="Times New Roman" w:eastAsia="FangSong" w:cs="Times New Roman"/>
+        </w:rPr>
+        <w:t>依分布系数公式</w:t>
+      </w:r>
+      <w:r>
+        <w:rPr>
+          <w:rFonts w:hint="eastAsia" w:ascii="Times New Roman" w:hAnsi="Times New Roman" w:eastAsia="Times New Roman" w:cs="Times New Roman"/>
+        </w:rPr>
+        <w:t>，</w:t>
+      </w:r>
+      <w:r>
+        <w:rPr>
+          <w:rFonts w:hint="eastAsia" w:ascii="Times New Roman" w:hAnsi="Times New Roman" w:eastAsia="FangSong" w:cs="Times New Roman"/>
+        </w:rPr>
+        <w:t>得</w:t>
       </w:r>
     </w:p>
     <w:p>
@@ -9547,11 +9644,361 @@
       </w:pPr>
       <w:r>
         <w:rPr>
-          <w:rFonts w:ascii="Times New Roman" w:hAnsi="Times New Roman" w:eastAsia="Times New Roman" w:cs="Times New Roman"/>
-          <w:b/>
-          <w:bCs/>
-        </w:rPr>
-        <w:t xml:space="preserve">3-3</w:t>
+          <w:rFonts w:hint="eastAsia" w:ascii="Times New Roman" w:hAnsi="Times New Roman" w:eastAsia="Times New Roman" w:cs="Times New Roman"/>
+        </w:rPr>
+        <w:t>δ(H</w:t>
+      </w:r>
+      <w:r>
+        <w:rPr>
+          <w:rFonts w:hint="eastAsia" w:ascii="Times New Roman" w:hAnsi="Times New Roman" w:eastAsia="Times New Roman" w:cs="Times New Roman"/>
+          <w:vertAlign w:val="subscript"/>
+        </w:rPr>
+        <w:t>2</w:t>
+      </w:r>
+      <w:r>
+        <w:rPr>
+          <w:rFonts w:hint="eastAsia" w:ascii="Times New Roman" w:hAnsi="Times New Roman" w:eastAsia="Times New Roman" w:cs="Times New Roman"/>
+        </w:rPr>
+        <w:t>CO</w:t>
+      </w:r>
+      <w:r>
+        <w:rPr>
+          <w:rFonts w:hint="eastAsia" w:ascii="Times New Roman" w:hAnsi="Times New Roman" w:eastAsia="Times New Roman" w:cs="Times New Roman"/>
+          <w:vertAlign w:val="subscript"/>
+        </w:rPr>
+        <w:t>3</w:t>
+      </w:r>
+      <w:r>
+        <w:rPr>
+          <w:rFonts w:hint="eastAsia" w:ascii="Times New Roman" w:hAnsi="Times New Roman" w:eastAsia="Times New Roman" w:cs="Times New Roman"/>
+        </w:rPr>
+        <w:t>)＝0.72%，δ(HCO</w:t>
+      </w:r>
+      <w:r>
+        <w:rPr>
+          <w:rFonts w:hint="eastAsia" w:ascii="Times New Roman" w:hAnsi="Times New Roman" w:eastAsia="Times New Roman" w:cs="Times New Roman"/>
+          <w:vertAlign w:val="subscript"/>
+        </w:rPr>
+        <w:t>3</w:t>
+      </w:r>
+      <w:r>
+        <w:rPr>
+          <w:rFonts w:hint="eastAsia" w:ascii="Times New Roman" w:hAnsi="Times New Roman" w:eastAsia="Times New Roman" w:cs="Times New Roman"/>
+          <w:vertAlign w:val="superscript"/>
+        </w:rPr>
+        <w:t>-</w:t>
+      </w:r>
+      <w:r>
+        <w:rPr>
+          <w:rFonts w:hint="eastAsia" w:ascii="Times New Roman" w:hAnsi="Times New Roman" w:eastAsia="Times New Roman" w:cs="Times New Roman"/>
+        </w:rPr>
+        <w:t>)＝97.55%，δ(CO</w:t>
+      </w:r>
+      <w:r>
+        <w:rPr>
+          <w:rFonts w:hint="eastAsia" w:ascii="Times New Roman" w:hAnsi="Times New Roman" w:eastAsia="Times New Roman" w:cs="Times New Roman"/>
+          <w:vertAlign w:val="subscript"/>
+        </w:rPr>
+        <w:t>3</w:t>
+      </w:r>
+      <w:r>
+        <w:rPr>
+          <w:rFonts w:hint="eastAsia" w:ascii="Times New Roman" w:hAnsi="Times New Roman" w:eastAsia="Times New Roman" w:cs="Times New Roman"/>
+          <w:vertAlign w:val="superscript"/>
+        </w:rPr>
+        <w:t>2-</w:t>
+      </w:r>
+      <w:r>
+        <w:rPr>
+          <w:rFonts w:hint="eastAsia" w:ascii="Times New Roman" w:hAnsi="Times New Roman" w:eastAsia="Times New Roman" w:cs="Times New Roman"/>
+        </w:rPr>
+        <w:t>)＝1.73%</w:t>
+      </w:r>
+    </w:p>
+    <w:p>
+      <w:pPr>
+        <w:pStyle w:val="BodyText"/>
+        <w:ind w:firstLine="420"/>
+      </w:pPr>
+      <w:r>
+        <w:rPr>
+          <w:rFonts w:hint="eastAsia" w:ascii="Times New Roman" w:hAnsi="Times New Roman" w:eastAsia="FangSong" w:cs="Times New Roman"/>
+        </w:rPr>
+        <w:t>化学计量点</w:t>
+      </w:r>
+      <w:r>
+        <w:rPr>
+          <w:rFonts w:hint="eastAsia" w:ascii="Times New Roman" w:hAnsi="Times New Roman" w:eastAsia="Times New Roman" w:cs="Times New Roman"/>
+        </w:rPr>
+        <w:t>：δ(H</w:t>
+      </w:r>
+      <w:r>
+        <w:rPr>
+          <w:rFonts w:hint="eastAsia" w:ascii="Times New Roman" w:hAnsi="Times New Roman" w:eastAsia="Times New Roman" w:cs="Times New Roman"/>
+          <w:vertAlign w:val="subscript"/>
+        </w:rPr>
+        <w:t>2</w:t>
+      </w:r>
+      <w:r>
+        <w:rPr>
+          <w:rFonts w:hint="eastAsia" w:ascii="Times New Roman" w:hAnsi="Times New Roman" w:eastAsia="Times New Roman" w:cs="Times New Roman"/>
+        </w:rPr>
+        <w:t>CO</w:t>
+      </w:r>
+      <w:r>
+        <w:rPr>
+          <w:rFonts w:hint="eastAsia" w:ascii="Times New Roman" w:hAnsi="Times New Roman" w:eastAsia="Times New Roman" w:cs="Times New Roman"/>
+          <w:vertAlign w:val="subscript"/>
+        </w:rPr>
+        <w:t>3</w:t>
+      </w:r>
+      <w:r>
+        <w:rPr>
+          <w:rFonts w:hint="eastAsia" w:ascii="Times New Roman" w:hAnsi="Times New Roman" w:eastAsia="Times New Roman" w:cs="Times New Roman"/>
+        </w:rPr>
+        <w:t>)＝1.12%，δ(HCO</w:t>
+      </w:r>
+      <w:r>
+        <w:rPr>
+          <w:rFonts w:hint="eastAsia" w:ascii="Times New Roman" w:hAnsi="Times New Roman" w:eastAsia="Times New Roman" w:cs="Times New Roman"/>
+          <w:vertAlign w:val="subscript"/>
+        </w:rPr>
+        <w:t>3</w:t>
+      </w:r>
+      <w:r>
+        <w:rPr>
+          <w:rFonts w:hint="eastAsia" w:ascii="Times New Roman" w:hAnsi="Times New Roman" w:eastAsia="Times New Roman" w:cs="Times New Roman"/>
+          <w:vertAlign w:val="superscript"/>
+        </w:rPr>
+        <w:t>-</w:t>
+      </w:r>
+      <w:r>
+        <w:rPr>
+          <w:rFonts w:hint="eastAsia" w:ascii="Times New Roman" w:hAnsi="Times New Roman" w:eastAsia="Times New Roman" w:cs="Times New Roman"/>
+        </w:rPr>
+        <w:t>)＝97.77%，δ(CO</w:t>
+      </w:r>
+      <w:r>
+        <w:rPr>
+          <w:rFonts w:hint="eastAsia" w:ascii="Times New Roman" w:hAnsi="Times New Roman" w:eastAsia="Times New Roman" w:cs="Times New Roman"/>
+          <w:vertAlign w:val="subscript"/>
+        </w:rPr>
+        <w:t>3</w:t>
+      </w:r>
+      <w:r>
+        <w:rPr>
+          <w:rFonts w:hint="eastAsia" w:ascii="Times New Roman" w:hAnsi="Times New Roman" w:eastAsia="Times New Roman" w:cs="Times New Roman"/>
+          <w:vertAlign w:val="superscript"/>
+        </w:rPr>
+        <w:t>2-</w:t>
+      </w:r>
+      <w:r>
+        <w:rPr>
+          <w:rFonts w:hint="eastAsia" w:ascii="Times New Roman" w:hAnsi="Times New Roman" w:eastAsia="Times New Roman" w:cs="Times New Roman"/>
+        </w:rPr>
+        <w:t>)＝1.12%</w:t>
+      </w:r>
+    </w:p>
+    <w:p>
+      <w:pPr>
+        <w:pStyle w:val="BodyText"/>
+        <w:ind w:firstLine="420"/>
+      </w:pPr>
+      <w:r>
+        <w:rPr>
+          <w:rFonts w:hint="eastAsia" w:ascii="Times New Roman" w:hAnsi="Times New Roman" w:eastAsia="FangSong" w:cs="Times New Roman"/>
+        </w:rPr>
+        <w:t xml:space="preserve">误差</w:t>
+      </w:r>
+      <w:r>
+        <w:rPr>
+          <w:rFonts w:ascii="Times New Roman" w:hAnsi="Times New Roman" w:eastAsia="Times New Roman" w:cs="Times New Roman"/>
+        </w:rPr>
+        <w:t xml:space="preserve"> </w:t>
+      </w:r>
+      <w:r>
+        <w:rPr>
+          <w:rFonts w:hint="eastAsia" w:ascii="Times New Roman" w:hAnsi="Times New Roman" w:eastAsia="Times New Roman" w:cs="Times New Roman"/>
+        </w:rPr>
+        <w:t xml:space="preserve">−1.01%（2</w:t>
+      </w:r>
+      <w:r>
+        <w:rPr>
+          <w:rFonts w:ascii="Times New Roman" w:hAnsi="Times New Roman" w:eastAsia="Times New Roman" w:cs="Times New Roman"/>
+        </w:rPr>
+        <w:t xml:space="preserve"> </w:t>
+      </w:r>
+      <w:r>
+        <w:rPr>
+          <w:rFonts w:hint="eastAsia" w:ascii="Times New Roman" w:hAnsi="Times New Roman" w:eastAsia="FangSong" w:cs="Times New Roman"/>
+        </w:rPr>
+        <w:t>分</w:t>
+      </w:r>
+      <w:r>
+        <w:rPr>
+          <w:rFonts w:hint="eastAsia" w:ascii="Times New Roman" w:hAnsi="Times New Roman" w:eastAsia="Times New Roman" w:cs="Times New Roman"/>
+        </w:rPr>
+        <w:t>，</w:t>
+      </w:r>
+      <w:r>
+        <w:rPr>
+          <w:rFonts w:hint="eastAsia" w:ascii="Times New Roman" w:hAnsi="Times New Roman" w:eastAsia="FangSong" w:cs="Times New Roman"/>
+        </w:rPr>
+        <w:t>无负号得</w:t>
+      </w:r>
+      <w:r>
+        <w:rPr>
+          <w:rFonts w:ascii="Times New Roman" w:hAnsi="Times New Roman" w:eastAsia="Times New Roman" w:cs="Times New Roman"/>
+        </w:rPr>
+        <w:t xml:space="preserve"> </w:t>
+      </w:r>
+      <w:r>
+        <w:rPr>
+          <w:rFonts w:hint="eastAsia" w:ascii="Times New Roman" w:hAnsi="Times New Roman" w:eastAsia="Times New Roman" w:cs="Times New Roman"/>
+        </w:rPr>
+        <w:t xml:space="preserve">0.5）</w:t>
+      </w:r>
+    </w:p>
+    <w:p>
+      <w:pPr>
+        <w:pStyle w:val="BodyText"/>
+        <w:ind w:firstLine="420"/>
+      </w:pPr>
+      <w:r>
+        <w:rPr>
+          <w:rFonts w:hint="eastAsia" w:ascii="Times New Roman" w:hAnsi="Times New Roman" w:eastAsia="FangSong" w:cs="Times New Roman"/>
+        </w:rPr>
+        <w:t>第二次滴定</w:t>
+      </w:r>
+      <w:r>
+        <w:rPr>
+          <w:rFonts w:hint="eastAsia" w:ascii="Times New Roman" w:hAnsi="Times New Roman" w:eastAsia="Times New Roman" w:cs="Times New Roman"/>
+        </w:rPr>
+        <w:t>：n(H</w:t>
+      </w:r>
+      <w:r>
+        <w:rPr>
+          <w:rFonts w:hint="eastAsia" w:ascii="Times New Roman" w:hAnsi="Times New Roman" w:eastAsia="Times New Roman" w:cs="Times New Roman"/>
+          <w:vertAlign w:val="superscript"/>
+        </w:rPr>
+        <w:t>+</w:t>
+      </w:r>
+      <w:r>
+        <w:rPr>
+          <w:rFonts w:hint="eastAsia" w:ascii="Times New Roman" w:hAnsi="Times New Roman" w:eastAsia="Times New Roman" w:cs="Times New Roman"/>
+        </w:rPr>
+        <w:t>)</w:t>
+      </w:r>
+      <w:r>
+        <w:rPr>
+          <w:rFonts w:hint="eastAsia" w:ascii="Times New Roman" w:hAnsi="Times New Roman" w:eastAsia="FangSong" w:cs="Times New Roman"/>
+        </w:rPr>
+        <w:t>残余</w:t>
+      </w:r>
+      <w:r>
+        <w:rPr>
+          <w:rFonts w:hint="eastAsia" w:ascii="Times New Roman" w:hAnsi="Times New Roman" w:eastAsia="Times New Roman" w:cs="Times New Roman"/>
+        </w:rPr>
+        <w:t>＝2.1×10</w:t>
+      </w:r>
+      <w:r>
+        <w:rPr>
+          <w:rFonts w:hint="eastAsia" w:ascii="Times New Roman" w:hAnsi="Times New Roman" w:eastAsia="Times New Roman" w:cs="Times New Roman"/>
+          <w:vertAlign w:val="superscript"/>
+        </w:rPr>
+        <w:t>-6</w:t>
+      </w:r>
+      <w:r>
+        <w:rPr>
+          <w:rFonts w:hint="eastAsia" w:ascii="Times New Roman" w:hAnsi="Times New Roman" w:eastAsia="Times New Roman" w:cs="Times New Roman"/>
+        </w:rPr>
+        <w:t>，</w:t>
+      </w:r>
+      <w:r>
+        <w:rPr>
+          <w:rFonts w:hint="eastAsia" w:ascii="Times New Roman" w:hAnsi="Times New Roman" w:eastAsia="FangSong" w:cs="Times New Roman"/>
+        </w:rPr>
+        <w:t>过量</w:t>
+      </w:r>
+      <w:r>
+        <w:rPr>
+          <w:rFonts w:ascii="Times New Roman" w:hAnsi="Times New Roman" w:eastAsia="Times New Roman" w:cs="Times New Roman"/>
+        </w:rPr>
+        <w:t xml:space="preserve"> </w:t>
+      </w:r>
+      <w:r>
+        <w:rPr>
+          <w:rFonts w:hint="eastAsia" w:ascii="Times New Roman" w:hAnsi="Times New Roman" w:eastAsia="Times New Roman" w:cs="Times New Roman"/>
+        </w:rPr>
+        <w:t>V(H</w:t>
+      </w:r>
+      <w:r>
+        <w:rPr>
+          <w:rFonts w:hint="eastAsia" w:ascii="Times New Roman" w:hAnsi="Times New Roman" w:eastAsia="Times New Roman" w:cs="Times New Roman"/>
+          <w:vertAlign w:val="superscript"/>
+        </w:rPr>
+        <w:t>+</w:t>
+      </w:r>
+      <w:r>
+        <w:rPr>
+          <w:rFonts w:hint="eastAsia" w:ascii="Times New Roman" w:hAnsi="Times New Roman" w:eastAsia="Times New Roman" w:cs="Times New Roman"/>
+        </w:rPr>
+        <w:t>)＝2.0×10</w:t>
+      </w:r>
+      <w:r>
+        <w:rPr>
+          <w:rFonts w:hint="eastAsia" w:ascii="Times New Roman" w:hAnsi="Times New Roman" w:eastAsia="Times New Roman" w:cs="Times New Roman"/>
+          <w:vertAlign w:val="superscript"/>
+        </w:rPr>
+        <w:t>-2</w:t>
+      </w:r>
+      <w:r>
+        <w:rPr>
+          <w:rFonts w:ascii="Times New Roman" w:hAnsi="Times New Roman" w:eastAsia="Times New Roman" w:cs="Times New Roman"/>
+        </w:rPr>
+        <w:t xml:space="preserve"> mL</w:t>
+      </w:r>
+    </w:p>
+    <w:p>
+      <w:pPr>
+        <w:pStyle w:val="BodyText"/>
+        <w:ind w:firstLine="420"/>
+      </w:pPr>
+      <w:r>
+        <w:rPr>
+          <w:rFonts w:hint="eastAsia" w:ascii="Times New Roman" w:hAnsi="Times New Roman" w:eastAsia="FangSong" w:cs="Times New Roman"/>
+        </w:rPr>
+        <w:t xml:space="preserve">误差</w:t>
+      </w:r>
+      <w:r>
+        <w:rPr>
+          <w:rFonts w:ascii="Times New Roman" w:hAnsi="Times New Roman" w:eastAsia="Times New Roman" w:cs="Times New Roman"/>
+        </w:rPr>
+        <w:t xml:space="preserve"> </w:t>
+      </w:r>
+      <w:r>
+        <w:rPr>
+          <w:rFonts w:hint="eastAsia" w:ascii="Times New Roman" w:hAnsi="Times New Roman" w:eastAsia="Times New Roman" w:cs="Times New Roman"/>
+        </w:rPr>
+        <w:t xml:space="preserve">0.070%（1</w:t>
+      </w:r>
+      <w:r>
+        <w:rPr>
+          <w:rFonts w:ascii="Times New Roman" w:hAnsi="Times New Roman" w:eastAsia="Times New Roman" w:cs="Times New Roman"/>
+        </w:rPr>
+        <w:t xml:space="preserve"> </w:t>
+      </w:r>
+      <w:r>
+        <w:rPr>
+          <w:rFonts w:hint="eastAsia" w:ascii="Times New Roman" w:hAnsi="Times New Roman" w:eastAsia="FangSong" w:cs="Times New Roman"/>
+        </w:rPr>
+        <w:t>分</w:t>
+      </w:r>
+      <w:r>
+        <w:rPr>
+          <w:rFonts w:hint="eastAsia" w:ascii="Times New Roman" w:hAnsi="Times New Roman" w:eastAsia="Times New Roman" w:cs="Times New Roman"/>
+        </w:rPr>
+        <w:t>）</w:t>
       </w:r>
     </w:p>
     <w:p>
@@ -9560,44 +10007,23 @@
       </w:pPr>
       <w:r>
         <w:rPr>
-          <w:rFonts w:hint="eastAsia" w:ascii="Times New Roman" w:hAnsi="Times New Roman" w:eastAsia="FangSong" w:cs="Times New Roman"/>
-        </w:rPr>
-        <w:t>第一次滴定</w:t>
-      </w:r>
-      <w:r>
-        <w:rPr>
-          <w:rFonts w:hint="eastAsia" w:ascii="Times New Roman" w:hAnsi="Times New Roman" w:eastAsia="Times New Roman" w:cs="Times New Roman"/>
-        </w:rPr>
-        <w:t>，</w:t>
-      </w:r>
-      <w:r>
-        <w:rPr>
-          <w:rFonts w:hint="eastAsia" w:ascii="Times New Roman" w:hAnsi="Times New Roman" w:eastAsia="FangSong" w:cs="Times New Roman"/>
-        </w:rPr>
-        <w:t>依分布系数公式</w:t>
-      </w:r>
-      <w:r>
-        <w:rPr>
-          <w:rFonts w:hint="eastAsia" w:ascii="Times New Roman" w:hAnsi="Times New Roman" w:eastAsia="Times New Roman" w:cs="Times New Roman"/>
-        </w:rPr>
-        <w:t>，</w:t>
-      </w:r>
-      <w:r>
-        <w:rPr>
-          <w:rFonts w:hint="eastAsia" w:ascii="Times New Roman" w:hAnsi="Times New Roman" w:eastAsia="FangSong" w:cs="Times New Roman"/>
-        </w:rPr>
-        <w:t>得</w:t>
+          <w:rFonts w:ascii="Times New Roman" w:hAnsi="Times New Roman" w:eastAsia="Times New Roman" w:cs="Times New Roman"/>
+          <w:b/>
+          <w:bCs/>
+        </w:rPr>
+        <w:t xml:space="preserve">3-4</w:t>
       </w:r>
     </w:p>
     <w:p>
       <w:pPr>
         <w:pStyle w:val="BodyText"/>
+        <w:ind w:firstLine="420"/>
       </w:pPr>
       <w:r>
         <w:rPr>
           <w:rFonts w:hint="eastAsia" w:ascii="Times New Roman" w:hAnsi="Times New Roman" w:eastAsia="Times New Roman" w:cs="Times New Roman"/>
         </w:rPr>
-        <w:t>δ(H</w:t>
+        <w:t>Na</w:t>
       </w:r>
       <w:r>
         <w:rPr>
@@ -9623,475 +10049,104 @@
         <w:rPr>
           <w:rFonts w:hint="eastAsia" w:ascii="Times New Roman" w:hAnsi="Times New Roman" w:eastAsia="Times New Roman" w:cs="Times New Roman"/>
         </w:rPr>
-        <w:t>)＝0.72%，δ(HCO</w:t>
+        <w:t>：</w:t>
+      </w:r>
+      <w:r>
+        <w:rPr>
+          <w:rFonts w:hint="eastAsia" w:ascii="Times New Roman" w:hAnsi="Times New Roman" w:eastAsia="FangSong" w:cs="Times New Roman"/>
+        </w:rPr>
+        <w:t>便宜</w:t>
+      </w:r>
+      <w:r>
+        <w:rPr>
+          <w:rFonts w:hint="eastAsia" w:ascii="Times New Roman" w:hAnsi="Times New Roman" w:eastAsia="Times New Roman" w:cs="Times New Roman"/>
+        </w:rPr>
+        <w:t>，</w:t>
+      </w:r>
+      <w:r>
+        <w:rPr>
+          <w:rFonts w:hint="eastAsia" w:ascii="Times New Roman" w:hAnsi="Times New Roman" w:eastAsia="FangSong" w:cs="Times New Roman"/>
+        </w:rPr>
+        <w:t>易得纯品</w:t>
+      </w:r>
+      <w:r>
+        <w:rPr>
+          <w:rFonts w:hint="eastAsia" w:ascii="Times New Roman" w:hAnsi="Times New Roman" w:eastAsia="Times New Roman" w:cs="Times New Roman"/>
+        </w:rPr>
+        <w:t>，</w:t>
+      </w:r>
+      <w:r>
+        <w:rPr>
+          <w:rFonts w:hint="eastAsia" w:ascii="Times New Roman" w:hAnsi="Times New Roman" w:eastAsia="FangSong" w:cs="Times New Roman"/>
+        </w:rPr>
+        <w:t>但使用前需要干燥</w:t>
+      </w:r>
+      <w:r>
+        <w:rPr>
+          <w:rFonts w:hint="eastAsia" w:ascii="Times New Roman" w:hAnsi="Times New Roman" w:eastAsia="Times New Roman" w:cs="Times New Roman"/>
+        </w:rPr>
+        <w:t>，</w:t>
+      </w:r>
+      <w:r>
+        <w:rPr>
+          <w:rFonts w:hint="eastAsia" w:ascii="Times New Roman" w:hAnsi="Times New Roman" w:eastAsia="FangSong" w:cs="Times New Roman"/>
+        </w:rPr>
+        <w:t>易吸收</w:t>
+      </w:r>
+      <w:r>
+        <w:rPr>
+          <w:rFonts w:ascii="Times New Roman" w:hAnsi="Times New Roman" w:eastAsia="Times New Roman" w:cs="Times New Roman"/>
+        </w:rPr>
+        <w:t xml:space="preserve"> </w:t>
+      </w:r>
+      <w:r>
+        <w:rPr>
+          <w:rFonts w:hint="eastAsia" w:ascii="Times New Roman" w:hAnsi="Times New Roman" w:eastAsia="Times New Roman" w:cs="Times New Roman"/>
+        </w:rPr>
+        <w:t>CO</w:t>
       </w:r>
       <w:r>
         <w:rPr>
           <w:rFonts w:hint="eastAsia" w:ascii="Times New Roman" w:hAnsi="Times New Roman" w:eastAsia="Times New Roman" w:cs="Times New Roman"/>
           <w:vertAlign w:val="subscript"/>
         </w:rPr>
-        <w:t>3</w:t>
-      </w:r>
-      <w:r>
-        <w:rPr>
-          <w:rFonts w:hint="eastAsia" w:ascii="Times New Roman" w:hAnsi="Times New Roman" w:eastAsia="Times New Roman" w:cs="Times New Roman"/>
-          <w:vertAlign w:val="superscript"/>
-        </w:rPr>
-        <w:t>-</w:t>
-      </w:r>
-      <w:r>
-        <w:rPr>
-          <w:rFonts w:hint="eastAsia" w:ascii="Times New Roman" w:hAnsi="Times New Roman" w:eastAsia="Times New Roman" w:cs="Times New Roman"/>
-        </w:rPr>
-        <w:t>)＝97.55%，δ(CO</w:t>
-      </w:r>
-      <w:r>
-        <w:rPr>
-          <w:rFonts w:hint="eastAsia" w:ascii="Times New Roman" w:hAnsi="Times New Roman" w:eastAsia="Times New Roman" w:cs="Times New Roman"/>
-          <w:vertAlign w:val="subscript"/>
-        </w:rPr>
-        <w:t>3</w:t>
-      </w:r>
-      <w:r>
-        <w:rPr>
-          <w:rFonts w:hint="eastAsia" w:ascii="Times New Roman" w:hAnsi="Times New Roman" w:eastAsia="Times New Roman" w:cs="Times New Roman"/>
-          <w:vertAlign w:val="superscript"/>
-        </w:rPr>
-        <w:t>2-</w:t>
-      </w:r>
-      <w:r>
-        <w:rPr>
-          <w:rFonts w:hint="eastAsia" w:ascii="Times New Roman" w:hAnsi="Times New Roman" w:eastAsia="Times New Roman" w:cs="Times New Roman"/>
-        </w:rPr>
-        <w:t>)＝1.73%</w:t>
+        <w:t>2</w:t>
+      </w:r>
+      <w:r>
+        <w:rPr>
+          <w:rFonts w:hint="eastAsia" w:ascii="Times New Roman" w:hAnsi="Times New Roman" w:eastAsia="Times New Roman" w:cs="Times New Roman"/>
+        </w:rPr>
+        <w:t>，</w:t>
+      </w:r>
+      <w:r>
+        <w:rPr>
+          <w:rFonts w:hint="eastAsia" w:ascii="Times New Roman" w:hAnsi="Times New Roman" w:eastAsia="FangSong" w:cs="Times New Roman"/>
+        </w:rPr>
+        <w:t>摩尔质量不够大</w:t>
+      </w:r>
+      <w:r>
+        <w:rPr>
+          <w:rFonts w:hint="eastAsia" w:ascii="Times New Roman" w:hAnsi="Times New Roman" w:eastAsia="Times New Roman" w:cs="Times New Roman"/>
+        </w:rPr>
+        <w:t>，</w:t>
+      </w:r>
+      <w:r>
+        <w:rPr>
+          <w:rFonts w:hint="eastAsia" w:ascii="Times New Roman" w:hAnsi="Times New Roman" w:eastAsia="FangSong" w:cs="Times New Roman"/>
+        </w:rPr>
+        <w:t>称量误差较大</w:t>
+      </w:r>
+      <w:r>
+        <w:rPr>
+          <w:rFonts w:hint="eastAsia" w:ascii="Times New Roman" w:hAnsi="Times New Roman" w:eastAsia="Times New Roman" w:cs="Times New Roman"/>
+        </w:rPr>
+        <w:t>。</w:t>
       </w:r>
     </w:p>
     <w:p>
       <w:pPr>
         <w:pStyle w:val="BodyText"/>
-      </w:pPr>
-      <w:r>
-        <w:rPr>
-          <w:rFonts w:hint="eastAsia" w:ascii="Times New Roman" w:hAnsi="Times New Roman" w:eastAsia="FangSong" w:cs="Times New Roman"/>
-        </w:rPr>
-        <w:t>化学计量点</w:t>
-      </w:r>
-      <w:r>
-        <w:rPr>
-          <w:rFonts w:hint="eastAsia" w:ascii="Times New Roman" w:hAnsi="Times New Roman" w:eastAsia="Times New Roman" w:cs="Times New Roman"/>
-        </w:rPr>
-        <w:t>：δ(H</w:t>
-      </w:r>
-      <w:r>
-        <w:rPr>
-          <w:rFonts w:hint="eastAsia" w:ascii="Times New Roman" w:hAnsi="Times New Roman" w:eastAsia="Times New Roman" w:cs="Times New Roman"/>
-          <w:vertAlign w:val="subscript"/>
-        </w:rPr>
-        <w:t>2</w:t>
-      </w:r>
-      <w:r>
-        <w:rPr>
-          <w:rFonts w:hint="eastAsia" w:ascii="Times New Roman" w:hAnsi="Times New Roman" w:eastAsia="Times New Roman" w:cs="Times New Roman"/>
-        </w:rPr>
-        <w:t>CO</w:t>
-      </w:r>
-      <w:r>
-        <w:rPr>
-          <w:rFonts w:hint="eastAsia" w:ascii="Times New Roman" w:hAnsi="Times New Roman" w:eastAsia="Times New Roman" w:cs="Times New Roman"/>
-          <w:vertAlign w:val="subscript"/>
-        </w:rPr>
-        <w:t>3</w:t>
-      </w:r>
-      <w:r>
-        <w:rPr>
-          <w:rFonts w:hint="eastAsia" w:ascii="Times New Roman" w:hAnsi="Times New Roman" w:eastAsia="Times New Roman" w:cs="Times New Roman"/>
-        </w:rPr>
-        <w:t>)＝1.12%，δ(HCO</w:t>
-      </w:r>
-      <w:r>
-        <w:rPr>
-          <w:rFonts w:hint="eastAsia" w:ascii="Times New Roman" w:hAnsi="Times New Roman" w:eastAsia="Times New Roman" w:cs="Times New Roman"/>
-          <w:vertAlign w:val="subscript"/>
-        </w:rPr>
-        <w:t>3</w:t>
-      </w:r>
-      <w:r>
-        <w:rPr>
-          <w:rFonts w:hint="eastAsia" w:ascii="Times New Roman" w:hAnsi="Times New Roman" w:eastAsia="Times New Roman" w:cs="Times New Roman"/>
-          <w:vertAlign w:val="superscript"/>
-        </w:rPr>
-        <w:t>-</w:t>
-      </w:r>
-      <w:r>
-        <w:rPr>
-          <w:rFonts w:hint="eastAsia" w:ascii="Times New Roman" w:hAnsi="Times New Roman" w:eastAsia="Times New Roman" w:cs="Times New Roman"/>
-        </w:rPr>
-        <w:t>)＝97.77%，δ(CO</w:t>
-      </w:r>
-      <w:r>
-        <w:rPr>
-          <w:rFonts w:hint="eastAsia" w:ascii="Times New Roman" w:hAnsi="Times New Roman" w:eastAsia="Times New Roman" w:cs="Times New Roman"/>
-          <w:vertAlign w:val="subscript"/>
-        </w:rPr>
-        <w:t>3</w:t>
-      </w:r>
-      <w:r>
-        <w:rPr>
-          <w:rFonts w:hint="eastAsia" w:ascii="Times New Roman" w:hAnsi="Times New Roman" w:eastAsia="Times New Roman" w:cs="Times New Roman"/>
-          <w:vertAlign w:val="superscript"/>
-        </w:rPr>
-        <w:t>2-</w:t>
-      </w:r>
-      <w:r>
-        <w:rPr>
-          <w:rFonts w:hint="eastAsia" w:ascii="Times New Roman" w:hAnsi="Times New Roman" w:eastAsia="Times New Roman" w:cs="Times New Roman"/>
-        </w:rPr>
-        <w:t>)＝1.12%</w:t>
-      </w:r>
-    </w:p>
-    <w:p>
-      <w:pPr>
-        <w:pStyle w:val="BodyText"/>
-      </w:pPr>
-      <w:r>
-        <w:rPr>
-          <w:rFonts w:hint="eastAsia" w:ascii="Times New Roman" w:hAnsi="Times New Roman" w:eastAsia="FangSong" w:cs="Times New Roman"/>
-        </w:rPr>
-        <w:t xml:space="preserve">误差</w:t>
-      </w:r>
-      <w:r>
-        <w:rPr>
-          <w:rFonts w:ascii="Times New Roman" w:hAnsi="Times New Roman" w:eastAsia="Times New Roman" w:cs="Times New Roman"/>
-        </w:rPr>
-        <w:t xml:space="preserve"> </w:t>
-      </w:r>
-      <w:r>
-        <w:rPr>
-          <w:rFonts w:hint="eastAsia" w:ascii="Times New Roman" w:hAnsi="Times New Roman" w:eastAsia="Times New Roman" w:cs="Times New Roman"/>
-        </w:rPr>
-        <w:t xml:space="preserve">−1.01%（2</w:t>
-      </w:r>
-      <w:r>
-        <w:rPr>
-          <w:rFonts w:ascii="Times New Roman" w:hAnsi="Times New Roman" w:eastAsia="Times New Roman" w:cs="Times New Roman"/>
-        </w:rPr>
-        <w:t xml:space="preserve"> </w:t>
-      </w:r>
-      <w:r>
-        <w:rPr>
-          <w:rFonts w:hint="eastAsia" w:ascii="Times New Roman" w:hAnsi="Times New Roman" w:eastAsia="FangSong" w:cs="Times New Roman"/>
-        </w:rPr>
-        <w:t>分</w:t>
-      </w:r>
-      <w:r>
-        <w:rPr>
-          <w:rFonts w:hint="eastAsia" w:ascii="Times New Roman" w:hAnsi="Times New Roman" w:eastAsia="Times New Roman" w:cs="Times New Roman"/>
-        </w:rPr>
-        <w:t>，</w:t>
-      </w:r>
-      <w:r>
-        <w:rPr>
-          <w:rFonts w:hint="eastAsia" w:ascii="Times New Roman" w:hAnsi="Times New Roman" w:eastAsia="FangSong" w:cs="Times New Roman"/>
-        </w:rPr>
-        <w:t>无负号得</w:t>
-      </w:r>
-      <w:r>
-        <w:rPr>
-          <w:rFonts w:ascii="Times New Roman" w:hAnsi="Times New Roman" w:eastAsia="Times New Roman" w:cs="Times New Roman"/>
-        </w:rPr>
-        <w:t xml:space="preserve"> </w:t>
-      </w:r>
-      <w:r>
-        <w:rPr>
-          <w:rFonts w:hint="eastAsia" w:ascii="Times New Roman" w:hAnsi="Times New Roman" w:eastAsia="Times New Roman" w:cs="Times New Roman"/>
-        </w:rPr>
-        <w:t xml:space="preserve">0.5）</w:t>
-      </w:r>
-    </w:p>
-    <w:p>
-      <w:pPr>
-        <w:pStyle w:val="BodyText"/>
-      </w:pPr>
-      <w:r>
-        <w:rPr>
-          <w:rFonts w:hint="eastAsia" w:ascii="Times New Roman" w:hAnsi="Times New Roman" w:eastAsia="FangSong" w:cs="Times New Roman"/>
-        </w:rPr>
-        <w:t>第二次滴定</w:t>
-      </w:r>
-      <w:r>
-        <w:rPr>
-          <w:rFonts w:hint="eastAsia" w:ascii="Times New Roman" w:hAnsi="Times New Roman" w:eastAsia="Times New Roman" w:cs="Times New Roman"/>
-        </w:rPr>
-        <w:t>：n(H</w:t>
-      </w:r>
-      <w:r>
-        <w:rPr>
-          <w:rFonts w:hint="eastAsia" w:ascii="Times New Roman" w:hAnsi="Times New Roman" w:eastAsia="Times New Roman" w:cs="Times New Roman"/>
-          <w:vertAlign w:val="superscript"/>
-        </w:rPr>
-        <w:t>+</w:t>
-      </w:r>
-      <w:r>
-        <w:rPr>
-          <w:rFonts w:hint="eastAsia" w:ascii="Times New Roman" w:hAnsi="Times New Roman" w:eastAsia="Times New Roman" w:cs="Times New Roman"/>
-        </w:rPr>
-        <w:t>)</w:t>
-      </w:r>
-      <w:r>
-        <w:rPr>
-          <w:rFonts w:hint="eastAsia" w:ascii="Times New Roman" w:hAnsi="Times New Roman" w:eastAsia="FangSong" w:cs="Times New Roman"/>
-        </w:rPr>
-        <w:t>残余</w:t>
-      </w:r>
-      <w:r>
-        <w:rPr>
-          <w:rFonts w:hint="eastAsia" w:ascii="Times New Roman" w:hAnsi="Times New Roman" w:eastAsia="Times New Roman" w:cs="Times New Roman"/>
-        </w:rPr>
-        <w:t>＝2.1×10</w:t>
-      </w:r>
-      <w:r>
-        <w:rPr>
-          <w:rFonts w:hint="eastAsia" w:ascii="Times New Roman" w:hAnsi="Times New Roman" w:eastAsia="Times New Roman" w:cs="Times New Roman"/>
-          <w:vertAlign w:val="superscript"/>
-        </w:rPr>
-        <w:t>-6</w:t>
-      </w:r>
-      <w:r>
-        <w:rPr>
-          <w:rFonts w:hint="eastAsia" w:ascii="Times New Roman" w:hAnsi="Times New Roman" w:eastAsia="Times New Roman" w:cs="Times New Roman"/>
-        </w:rPr>
-        <w:t>，</w:t>
-      </w:r>
-      <w:r>
-        <w:rPr>
-          <w:rFonts w:hint="eastAsia" w:ascii="Times New Roman" w:hAnsi="Times New Roman" w:eastAsia="FangSong" w:cs="Times New Roman"/>
-        </w:rPr>
-        <w:t>过量</w:t>
-      </w:r>
-      <w:r>
-        <w:rPr>
-          <w:rFonts w:ascii="Times New Roman" w:hAnsi="Times New Roman" w:eastAsia="Times New Roman" w:cs="Times New Roman"/>
-        </w:rPr>
-        <w:t xml:space="preserve"> </w:t>
-      </w:r>
-      <w:r>
-        <w:rPr>
-          <w:rFonts w:hint="eastAsia" w:ascii="Times New Roman" w:hAnsi="Times New Roman" w:eastAsia="Times New Roman" w:cs="Times New Roman"/>
-        </w:rPr>
-        <w:t>V(H</w:t>
-      </w:r>
-      <w:r>
-        <w:rPr>
-          <w:rFonts w:hint="eastAsia" w:ascii="Times New Roman" w:hAnsi="Times New Roman" w:eastAsia="Times New Roman" w:cs="Times New Roman"/>
-          <w:vertAlign w:val="superscript"/>
-        </w:rPr>
-        <w:t>+</w:t>
-      </w:r>
-      <w:r>
-        <w:rPr>
-          <w:rFonts w:hint="eastAsia" w:ascii="Times New Roman" w:hAnsi="Times New Roman" w:eastAsia="Times New Roman" w:cs="Times New Roman"/>
-        </w:rPr>
-        <w:t>)＝2.0×10</w:t>
-      </w:r>
-      <w:r>
-        <w:rPr>
-          <w:rFonts w:hint="eastAsia" w:ascii="Times New Roman" w:hAnsi="Times New Roman" w:eastAsia="Times New Roman" w:cs="Times New Roman"/>
-          <w:vertAlign w:val="superscript"/>
-        </w:rPr>
-        <w:t>-2</w:t>
-      </w:r>
-      <w:r>
-        <w:rPr>
-          <w:rFonts w:ascii="Times New Roman" w:hAnsi="Times New Roman" w:eastAsia="Times New Roman" w:cs="Times New Roman"/>
-        </w:rPr>
-        <w:t xml:space="preserve"> mL</w:t>
-      </w:r>
-    </w:p>
-    <w:p>
-      <w:pPr>
-        <w:pStyle w:val="BodyText"/>
-      </w:pPr>
-      <w:r>
-        <w:rPr>
-          <w:rFonts w:hint="eastAsia" w:ascii="Times New Roman" w:hAnsi="Times New Roman" w:eastAsia="FangSong" w:cs="Times New Roman"/>
-        </w:rPr>
-        <w:t xml:space="preserve">误差</w:t>
-      </w:r>
-      <w:r>
-        <w:rPr>
-          <w:rFonts w:ascii="Times New Roman" w:hAnsi="Times New Roman" w:eastAsia="Times New Roman" w:cs="Times New Roman"/>
-        </w:rPr>
-        <w:t xml:space="preserve"> </w:t>
-      </w:r>
-      <w:r>
-        <w:rPr>
-          <w:rFonts w:hint="eastAsia" w:ascii="Times New Roman" w:hAnsi="Times New Roman" w:eastAsia="Times New Roman" w:cs="Times New Roman"/>
-        </w:rPr>
-        <w:t xml:space="preserve">0.070%（1</w:t>
-      </w:r>
-      <w:r>
-        <w:rPr>
-          <w:rFonts w:ascii="Times New Roman" w:hAnsi="Times New Roman" w:eastAsia="Times New Roman" w:cs="Times New Roman"/>
-        </w:rPr>
-        <w:t xml:space="preserve"> </w:t>
-      </w:r>
-      <w:r>
-        <w:rPr>
-          <w:rFonts w:hint="eastAsia" w:ascii="Times New Roman" w:hAnsi="Times New Roman" w:eastAsia="FangSong" w:cs="Times New Roman"/>
-        </w:rPr>
-        <w:t>分</w:t>
-      </w:r>
-      <w:r>
-        <w:rPr>
-          <w:rFonts w:hint="eastAsia" w:ascii="Times New Roman" w:hAnsi="Times New Roman" w:eastAsia="Times New Roman" w:cs="Times New Roman"/>
-        </w:rPr>
-        <w:t>）</w:t>
-      </w:r>
-    </w:p>
-    <w:p>
-      <w:pPr>
-        <w:pStyle w:val="BodyText"/>
-      </w:pPr>
-      <w:r>
-        <w:rPr>
-          <w:rFonts w:ascii="Times New Roman" w:hAnsi="Times New Roman" w:eastAsia="Times New Roman" w:cs="Times New Roman"/>
-          <w:b/>
-          <w:bCs/>
-        </w:rPr>
-        <w:t xml:space="preserve">3-4</w:t>
-      </w:r>
-    </w:p>
-    <w:p>
-      <w:pPr>
-        <w:pStyle w:val="BodyText"/>
-      </w:pPr>
-      <w:r>
-        <w:rPr>
-          <w:rFonts w:hint="eastAsia" w:ascii="Times New Roman" w:hAnsi="Times New Roman" w:eastAsia="Times New Roman" w:cs="Times New Roman"/>
-        </w:rPr>
-        <w:t>Na</w:t>
-      </w:r>
-      <w:r>
-        <w:rPr>
-          <w:rFonts w:hint="eastAsia" w:ascii="Times New Roman" w:hAnsi="Times New Roman" w:eastAsia="Times New Roman" w:cs="Times New Roman"/>
-          <w:vertAlign w:val="subscript"/>
-        </w:rPr>
-        <w:t>2</w:t>
-      </w:r>
-      <w:r>
-        <w:rPr>
-          <w:rFonts w:hint="eastAsia" w:ascii="Times New Roman" w:hAnsi="Times New Roman" w:eastAsia="Times New Roman" w:cs="Times New Roman"/>
-        </w:rPr>
-        <w:t>CO</w:t>
-      </w:r>
-      <w:r>
-        <w:rPr>
-          <w:rFonts w:hint="eastAsia" w:ascii="Times New Roman" w:hAnsi="Times New Roman" w:eastAsia="Times New Roman" w:cs="Times New Roman"/>
-          <w:vertAlign w:val="subscript"/>
-        </w:rPr>
-        <w:t>3</w:t>
-      </w:r>
-      <w:r>
-        <w:rPr>
-          <w:rFonts w:hint="eastAsia" w:ascii="Times New Roman" w:hAnsi="Times New Roman" w:eastAsia="Times New Roman" w:cs="Times New Roman"/>
-        </w:rPr>
-        <w:t>：</w:t>
-      </w:r>
-      <w:r>
-        <w:rPr>
-          <w:rFonts w:hint="eastAsia" w:ascii="Times New Roman" w:hAnsi="Times New Roman" w:eastAsia="FangSong" w:cs="Times New Roman"/>
-        </w:rPr>
-        <w:t>便宜</w:t>
-      </w:r>
-      <w:r>
-        <w:rPr>
-          <w:rFonts w:hint="eastAsia" w:ascii="Times New Roman" w:hAnsi="Times New Roman" w:eastAsia="Times New Roman" w:cs="Times New Roman"/>
-        </w:rPr>
-        <w:t>，</w:t>
-      </w:r>
-      <w:r>
-        <w:rPr>
-          <w:rFonts w:hint="eastAsia" w:ascii="Times New Roman" w:hAnsi="Times New Roman" w:eastAsia="FangSong" w:cs="Times New Roman"/>
-        </w:rPr>
-        <w:t>易得纯品</w:t>
-      </w:r>
-      <w:r>
-        <w:rPr>
-          <w:rFonts w:hint="eastAsia" w:ascii="Times New Roman" w:hAnsi="Times New Roman" w:eastAsia="Times New Roman" w:cs="Times New Roman"/>
-        </w:rPr>
-        <w:t>，</w:t>
-      </w:r>
-      <w:r>
-        <w:rPr>
-          <w:rFonts w:hint="eastAsia" w:ascii="Times New Roman" w:hAnsi="Times New Roman" w:eastAsia="FangSong" w:cs="Times New Roman"/>
-        </w:rPr>
-        <w:t>但使用前需要干燥</w:t>
-      </w:r>
-      <w:r>
-        <w:rPr>
-          <w:rFonts w:hint="eastAsia" w:ascii="Times New Roman" w:hAnsi="Times New Roman" w:eastAsia="Times New Roman" w:cs="Times New Roman"/>
-        </w:rPr>
-        <w:t>，</w:t>
-      </w:r>
-      <w:r>
-        <w:rPr>
-          <w:rFonts w:hint="eastAsia" w:ascii="Times New Roman" w:hAnsi="Times New Roman" w:eastAsia="FangSong" w:cs="Times New Roman"/>
-        </w:rPr>
-        <w:t>易吸收</w:t>
-      </w:r>
-      <w:r>
-        <w:rPr>
-          <w:rFonts w:ascii="Times New Roman" w:hAnsi="Times New Roman" w:eastAsia="Times New Roman" w:cs="Times New Roman"/>
-        </w:rPr>
-        <w:t xml:space="preserve"> </w:t>
-      </w:r>
-      <w:r>
-        <w:rPr>
-          <w:rFonts w:hint="eastAsia" w:ascii="Times New Roman" w:hAnsi="Times New Roman" w:eastAsia="Times New Roman" w:cs="Times New Roman"/>
-        </w:rPr>
-        <w:t>CO</w:t>
-      </w:r>
-      <w:r>
-        <w:rPr>
-          <w:rFonts w:hint="eastAsia" w:ascii="Times New Roman" w:hAnsi="Times New Roman" w:eastAsia="Times New Roman" w:cs="Times New Roman"/>
-          <w:vertAlign w:val="subscript"/>
-        </w:rPr>
-        <w:t>2</w:t>
-      </w:r>
-      <w:r>
-        <w:rPr>
-          <w:rFonts w:hint="eastAsia" w:ascii="Times New Roman" w:hAnsi="Times New Roman" w:eastAsia="Times New Roman" w:cs="Times New Roman"/>
-        </w:rPr>
-        <w:t>，</w:t>
-      </w:r>
-      <w:r>
-        <w:rPr>
-          <w:rFonts w:hint="eastAsia" w:ascii="Times New Roman" w:hAnsi="Times New Roman" w:eastAsia="FangSong" w:cs="Times New Roman"/>
-        </w:rPr>
-        <w:t>摩尔质量不够大</w:t>
-      </w:r>
-      <w:r>
-        <w:rPr>
-          <w:rFonts w:hint="eastAsia" w:ascii="Times New Roman" w:hAnsi="Times New Roman" w:eastAsia="Times New Roman" w:cs="Times New Roman"/>
-        </w:rPr>
-        <w:t>，</w:t>
-      </w:r>
-      <w:r>
-        <w:rPr>
-          <w:rFonts w:hint="eastAsia" w:ascii="Times New Roman" w:hAnsi="Times New Roman" w:eastAsia="FangSong" w:cs="Times New Roman"/>
-        </w:rPr>
-        <w:t>称量误差较大</w:t>
-      </w:r>
-      <w:r>
-        <w:rPr>
-          <w:rFonts w:hint="eastAsia" w:ascii="Times New Roman" w:hAnsi="Times New Roman" w:eastAsia="Times New Roman" w:cs="Times New Roman"/>
-        </w:rPr>
-        <w:t>。</w:t>
-      </w:r>
-    </w:p>
-    <w:p>
-      <w:pPr>
-        <w:pStyle w:val="BodyText"/>
+        <w:ind w:firstLine="420"/>
       </w:pPr>
       <w:r>
         <w:rPr>
@@ -10294,6 +10349,7 @@
     <w:p>
       <w:pPr>
         <w:pStyle w:val="BlockText"/>
+        <w:ind w:firstLine="420"/>
       </w:pPr>
       <w:r>
         <w:rPr>
@@ -10389,6 +10445,7 @@
     <w:p>
       <w:pPr>
         <w:pStyle w:val="FirstParagraph"/>
+        <w:ind w:firstLine="420"/>
       </w:pPr>
       <w:r>
         <w:rPr>
@@ -11083,6 +11140,7 @@
     <w:p>
       <w:pPr>
         <w:pStyle w:val="FirstParagraph"/>
+        <w:ind w:firstLine="420"/>
       </w:pPr>
       <w:r>
         <w:rPr>
@@ -11351,6 +11409,7 @@
     <w:p>
       <w:pPr>
         <w:pStyle w:val="FirstParagraph"/>
+        <w:ind w:firstLine="420"/>
       </w:pPr>
       <w:r>
         <w:rPr>
@@ -11806,6 +11865,7 @@
     <w:p>
       <w:pPr>
         <w:pStyle w:val="FirstParagraph"/>
+        <w:ind w:firstLine="420"/>
       </w:pPr>
       <w:r>
         <w:rPr>
@@ -11863,6 +11923,7 @@
     <w:p>
       <w:pPr>
         <w:pStyle w:val="BodyText"/>
+        <w:ind w:firstLine="420"/>
       </w:pPr>
       <w:r>
         <w:rPr>
@@ -12002,6 +12063,7 @@
     <w:p>
       <w:pPr>
         <w:pStyle w:val="BlockText"/>
+        <w:ind w:firstLine="420"/>
       </w:pPr>
       <w:r>
         <w:rPr>
@@ -12109,6 +12171,7 @@
     <w:p>
       <w:pPr>
         <w:pStyle w:val="FirstParagraph"/>
+        <w:ind w:firstLine="420"/>
       </w:pPr>
       <w:r>
         <w:rPr>
@@ -12126,6 +12189,7 @@
     <w:p>
       <w:pPr>
         <w:pStyle w:val="BodyText"/>
+        <w:ind w:firstLine="420"/>
       </w:pPr>
       <w:r>
         <w:rPr>
@@ -12206,6 +12270,7 @@
     <w:p>
       <w:pPr>
         <w:pStyle w:val="BodyText"/>
+        <w:ind w:firstLine="420"/>
       </w:pPr>
       <w:r>
         <w:rPr>
@@ -12455,6 +12520,7 @@
     <w:p>
       <w:pPr>
         <w:pStyle w:val="BodyText"/>
+        <w:ind w:firstLine="420"/>
       </w:pPr>
       <w:r>
         <w:rPr>
@@ -12570,6 +12636,7 @@
     <w:p>
       <w:pPr>
         <w:pStyle w:val="BodyText"/>
+        <w:ind w:firstLine="420"/>
       </w:pPr>
       <w:r>
         <w:rPr>
@@ -12663,6 +12730,7 @@
     <w:p>
       <w:pPr>
         <w:pStyle w:val="BodyText"/>
+        <w:ind w:firstLine="420"/>
       </w:pPr>
       <w:r>
         <w:rPr>
@@ -12794,6 +12862,7 @@
     <w:p>
       <w:pPr>
         <w:pStyle w:val="BodyText"/>
+        <w:ind w:firstLine="420"/>
       </w:pPr>
       <w:r>
         <w:rPr>
@@ -13112,6 +13181,7 @@
     <w:p>
       <w:pPr>
         <w:pStyle w:val="BodyText"/>
+        <w:ind w:firstLine="420"/>
       </w:pPr>
       <w:r>
         <w:rPr>
@@ -13284,6 +13354,7 @@
     <w:p>
       <w:pPr>
         <w:pStyle w:val="BodyText"/>
+        <w:ind w:firstLine="420"/>
       </w:pPr>
       <w:r>
         <w:rPr>
@@ -13474,6 +13545,7 @@
     <w:p>
       <w:pPr>
         <w:pStyle w:val="BlockText"/>
+        <w:ind w:firstLine="420"/>
       </w:pPr>
       <w:r>
         <w:rPr>
@@ -13569,6 +13641,7 @@
     <w:p>
       <w:pPr>
         <w:pStyle w:val="FirstParagraph"/>
+        <w:ind w:firstLine="420"/>
       </w:pPr>
       <w:r>
         <w:rPr>
@@ -13704,6 +13777,7 @@
     <w:p>
       <w:pPr>
         <w:pStyle w:val="BodyText"/>
+        <w:ind w:firstLine="420"/>
       </w:pPr>
       <w:r>
         <w:rPr>
@@ -13783,6 +13857,7 @@
     <w:p>
       <w:pPr>
         <w:pStyle w:val="BodyText"/>
+        <w:ind w:firstLine="420"/>
       </w:pPr>
       <w:r>
         <w:rPr>
@@ -13856,6 +13931,7 @@
     <w:p>
       <w:pPr>
         <w:pStyle w:val="BodyText"/>
+        <w:ind w:firstLine="420"/>
       </w:pPr>
       <w:r>
         <w:rPr>
@@ -13941,6 +14017,7 @@
     <w:p>
       <w:pPr>
         <w:pStyle w:val="BodyText"/>
+        <w:ind w:firstLine="420"/>
       </w:pPr>
       <w:r>
         <w:rPr>
@@ -14089,6 +14166,7 @@
     <w:p>
       <w:pPr>
         <w:pStyle w:val="BodyText"/>
+        <w:ind w:firstLine="420"/>
       </w:pPr>
       <w:r>
         <w:rPr>
@@ -14151,6 +14229,123 @@
           <w:rFonts w:ascii="Times New Roman" w:hAnsi="Times New Roman" w:eastAsia="Times New Roman" w:cs="Times New Roman"/>
         </w:rPr>
         <w:t>。</w:t>
+      </w:r>
+    </w:p>
+    <w:p>
+      <w:pPr>
+        <w:pStyle w:val="BodyText"/>
+        <w:ind w:firstLine="420"/>
+      </w:pPr>
+      <w:r>
+        <w:rPr>
+          <w:rFonts w:hint="eastAsia" w:ascii="Times New Roman" w:hAnsi="Times New Roman" w:eastAsia="Times New Roman" w:cs="Times New Roman"/>
+        </w:rPr>
+        <w:t>（</w:t>
+      </w:r>
+      <w:r>
+        <w:rPr>
+          <w:rFonts w:hint="eastAsia" w:ascii="Times New Roman" w:hAnsi="Times New Roman" w:eastAsia="FangSong" w:cs="Times New Roman"/>
+        </w:rPr>
+        <w:t>等电子验证</w:t>
+      </w:r>
+      <w:r>
+        <w:rPr>
+          <w:rFonts w:hint="eastAsia" w:ascii="Times New Roman" w:hAnsi="Times New Roman" w:eastAsia="Times New Roman" w:cs="Times New Roman"/>
+        </w:rPr>
+        <w:t>：FNO</w:t>
+      </w:r>
+      <w:r>
+        <w:rPr>
+          <w:rFonts w:hint="eastAsia" w:ascii="Times New Roman" w:hAnsi="Times New Roman" w:eastAsia="Times New Roman" w:cs="Times New Roman"/>
+          <w:vertAlign w:val="subscript"/>
+        </w:rPr>
+        <w:t>2</w:t>
+      </w:r>
+      <w:r>
+        <w:rPr>
+          <w:rFonts w:ascii="Times New Roman" w:hAnsi="Times New Roman" w:eastAsia="Times New Roman" w:cs="Times New Roman"/>
+        </w:rPr>
+        <w:t xml:space="preserve"> </w:t>
+      </w:r>
+      <w:r>
+        <w:rPr>
+          <w:rFonts w:hint="eastAsia" w:ascii="Times New Roman" w:hAnsi="Times New Roman" w:eastAsia="FangSong" w:cs="Times New Roman"/>
+        </w:rPr>
+        <w:t xml:space="preserve">与</w:t>
+      </w:r>
+      <w:r>
+        <w:rPr>
+          <w:rFonts w:ascii="Times New Roman" w:hAnsi="Times New Roman" w:eastAsia="Times New Roman" w:cs="Times New Roman"/>
+        </w:rPr>
+        <w:t xml:space="preserve"> CO</w:t>
+      </w:r>
+      <w:r>
+        <w:rPr>
+          <w:rFonts w:ascii="Times New Roman" w:hAnsi="Times New Roman" w:eastAsia="Times New Roman" w:cs="Times New Roman"/>
+          <w:vertAlign w:val="subscript"/>
+        </w:rPr>
+        <w:t>3</w:t>
+      </w:r>
+      <w:r>
+        <w:rPr>
+          <w:rFonts w:ascii="Times New Roman" w:hAnsi="Times New Roman" w:eastAsia="Times New Roman" w:cs="Times New Roman"/>
+          <w:vertAlign w:val="superscript"/>
+        </w:rPr>
+        <w:t>2-</w:t>
+      </w:r>
+      <w:r>
+        <w:rPr>
+          <w:rFonts w:ascii="Times New Roman" w:hAnsi="Times New Roman" w:eastAsia="Times New Roman" w:cs="Times New Roman"/>
+        </w:rPr>
+        <w:t xml:space="preserve"> </w:t>
+      </w:r>
+      <w:r>
+        <w:rPr>
+          <w:rFonts w:hint="eastAsia" w:ascii="Times New Roman" w:hAnsi="Times New Roman" w:eastAsia="FangSong" w:cs="Times New Roman"/>
+        </w:rPr>
+        <w:t xml:space="preserve">均为</w:t>
+      </w:r>
+      <w:r>
+        <w:rPr>
+          <w:rFonts w:ascii="Times New Roman" w:hAnsi="Times New Roman" w:eastAsia="Times New Roman" w:cs="Times New Roman"/>
+        </w:rPr>
+        <w:t xml:space="preserve"> 4 </w:t>
+      </w:r>
+      <w:r>
+        <w:rPr>
+          <w:rFonts w:hint="eastAsia" w:ascii="Times New Roman" w:hAnsi="Times New Roman" w:eastAsia="FangSong" w:cs="Times New Roman"/>
+        </w:rPr>
+        <w:t>原子</w:t>
+      </w:r>
+      <w:r>
+        <w:rPr>
+          <w:rFonts w:hint="eastAsia" w:ascii="Times New Roman" w:hAnsi="Times New Roman" w:eastAsia="Times New Roman" w:cs="Times New Roman"/>
+        </w:rPr>
+        <w:t>、24</w:t>
+      </w:r>
+      <w:r>
+        <w:rPr>
+          <w:rFonts w:ascii="Times New Roman" w:hAnsi="Times New Roman" w:eastAsia="Times New Roman" w:cs="Times New Roman"/>
+        </w:rPr>
+        <w:t xml:space="preserve"> </w:t>
+      </w:r>
+      <w:r>
+        <w:rPr>
+          <w:rFonts w:hint="eastAsia" w:ascii="Times New Roman" w:hAnsi="Times New Roman" w:eastAsia="FangSong" w:cs="Times New Roman"/>
+        </w:rPr>
+        <w:t xml:space="preserve">价电子</w:t>
+      </w:r>
+      <w:r>
+        <w:rPr>
+          <w:rFonts w:ascii="Times New Roman" w:hAnsi="Times New Roman" w:eastAsia="Times New Roman" w:cs="Times New Roman"/>
+        </w:rPr>
+        <w:t xml:space="preserve"> </w:t>
+      </w:r>
+      <w:r>
+        <w:rPr>
+          <w:rFonts w:hint="eastAsia" w:ascii="Times New Roman" w:hAnsi="Times New Roman" w:eastAsia="Times New Roman" w:cs="Times New Roman"/>
+        </w:rPr>
+        <w:t xml:space="preserve">✓。）</w:t>
       </w:r>
     </w:p>
     <w:p>
@@ -14159,114 +14354,11 @@
       </w:pPr>
       <w:r>
         <w:rPr>
-          <w:rFonts w:hint="eastAsia" w:ascii="Times New Roman" w:hAnsi="Times New Roman" w:eastAsia="Times New Roman" w:cs="Times New Roman"/>
-        </w:rPr>
-        <w:t>（</w:t>
-      </w:r>
-      <w:r>
-        <w:rPr>
-          <w:rFonts w:hint="eastAsia" w:ascii="Times New Roman" w:hAnsi="Times New Roman" w:eastAsia="FangSong" w:cs="Times New Roman"/>
-        </w:rPr>
-        <w:t>等电子验证</w:t>
-      </w:r>
-      <w:r>
-        <w:rPr>
-          <w:rFonts w:hint="eastAsia" w:ascii="Times New Roman" w:hAnsi="Times New Roman" w:eastAsia="Times New Roman" w:cs="Times New Roman"/>
-        </w:rPr>
-        <w:t>：FNO</w:t>
-      </w:r>
-      <w:r>
-        <w:rPr>
-          <w:rFonts w:hint="eastAsia" w:ascii="Times New Roman" w:hAnsi="Times New Roman" w:eastAsia="Times New Roman" w:cs="Times New Roman"/>
-          <w:vertAlign w:val="subscript"/>
-        </w:rPr>
-        <w:t>2</w:t>
-      </w:r>
-      <w:r>
-        <w:rPr>
-          <w:rFonts w:ascii="Times New Roman" w:hAnsi="Times New Roman" w:eastAsia="Times New Roman" w:cs="Times New Roman"/>
-        </w:rPr>
-        <w:t xml:space="preserve"> </w:t>
-      </w:r>
-      <w:r>
-        <w:rPr>
-          <w:rFonts w:hint="eastAsia" w:ascii="Times New Roman" w:hAnsi="Times New Roman" w:eastAsia="FangSong" w:cs="Times New Roman"/>
-        </w:rPr>
-        <w:t xml:space="preserve">与</w:t>
-      </w:r>
-      <w:r>
-        <w:rPr>
-          <w:rFonts w:ascii="Times New Roman" w:hAnsi="Times New Roman" w:eastAsia="Times New Roman" w:cs="Times New Roman"/>
-        </w:rPr>
-        <w:t xml:space="preserve"> CO</w:t>
-      </w:r>
-      <w:r>
-        <w:rPr>
-          <w:rFonts w:ascii="Times New Roman" w:hAnsi="Times New Roman" w:eastAsia="Times New Roman" w:cs="Times New Roman"/>
-          <w:vertAlign w:val="subscript"/>
-        </w:rPr>
-        <w:t>3</w:t>
-      </w:r>
-      <w:r>
-        <w:rPr>
-          <w:rFonts w:ascii="Times New Roman" w:hAnsi="Times New Roman" w:eastAsia="Times New Roman" w:cs="Times New Roman"/>
-          <w:vertAlign w:val="superscript"/>
-        </w:rPr>
-        <w:t>2-</w:t>
-      </w:r>
-      <w:r>
-        <w:rPr>
-          <w:rFonts w:ascii="Times New Roman" w:hAnsi="Times New Roman" w:eastAsia="Times New Roman" w:cs="Times New Roman"/>
-        </w:rPr>
-        <w:t xml:space="preserve"> </w:t>
-      </w:r>
-      <w:r>
-        <w:rPr>
-          <w:rFonts w:hint="eastAsia" w:ascii="Times New Roman" w:hAnsi="Times New Roman" w:eastAsia="FangSong" w:cs="Times New Roman"/>
-        </w:rPr>
-        <w:t xml:space="preserve">均为</w:t>
-      </w:r>
-      <w:r>
-        <w:rPr>
-          <w:rFonts w:ascii="Times New Roman" w:hAnsi="Times New Roman" w:eastAsia="Times New Roman" w:cs="Times New Roman"/>
-        </w:rPr>
-        <w:t xml:space="preserve"> 4 </w:t>
-      </w:r>
-      <w:r>
-        <w:rPr>
-          <w:rFonts w:hint="eastAsia" w:ascii="Times New Roman" w:hAnsi="Times New Roman" w:eastAsia="FangSong" w:cs="Times New Roman"/>
-        </w:rPr>
-        <w:t>原子</w:t>
-      </w:r>
-      <w:r>
-        <w:rPr>
-          <w:rFonts w:hint="eastAsia" w:ascii="Times New Roman" w:hAnsi="Times New Roman" w:eastAsia="Times New Roman" w:cs="Times New Roman"/>
-        </w:rPr>
-        <w:t>、24</w:t>
-      </w:r>
-      <w:r>
-        <w:rPr>
-          <w:rFonts w:ascii="Times New Roman" w:hAnsi="Times New Roman" w:eastAsia="Times New Roman" w:cs="Times New Roman"/>
-        </w:rPr>
-        <w:t xml:space="preserve"> </w:t>
-      </w:r>
-      <w:r>
-        <w:rPr>
-          <w:rFonts w:hint="eastAsia" w:ascii="Times New Roman" w:hAnsi="Times New Roman" w:eastAsia="FangSong" w:cs="Times New Roman"/>
-        </w:rPr>
-        <w:t xml:space="preserve">价电子</w:t>
-      </w:r>
-      <w:r>
-        <w:rPr>
-          <w:rFonts w:ascii="Times New Roman" w:hAnsi="Times New Roman" w:eastAsia="Times New Roman" w:cs="Times New Roman"/>
-        </w:rPr>
-        <w:t xml:space="preserve"> </w:t>
-      </w:r>
-      <w:r>
-        <w:rPr>
-          <w:rFonts w:hint="eastAsia" w:ascii="Times New Roman" w:hAnsi="Times New Roman" w:eastAsia="Times New Roman" w:cs="Times New Roman"/>
-        </w:rPr>
-        <w:t xml:space="preserve">✓。）</w:t>
+          <w:rFonts w:ascii="Times New Roman" w:hAnsi="Times New Roman" w:eastAsia="Times New Roman" w:cs="Times New Roman"/>
+          <w:b/>
+          <w:bCs/>
+        </w:rPr>
+        <w:t xml:space="preserve">6-2</w:t>
       </w:r>
     </w:p>
     <w:p>
@@ -14276,10 +14368,109 @@
       <w:r>
         <w:rPr>
           <w:rFonts w:ascii="Times New Roman" w:hAnsi="Times New Roman" w:eastAsia="Times New Roman" w:cs="Times New Roman"/>
-          <w:b/>
-          <w:bCs/>
-        </w:rPr>
-        <w:t xml:space="preserve">6-2</w:t>
+        </w:rPr>
+        <w:t>HNO</w:t>
+      </w:r>
+      <w:r>
+        <w:rPr>
+          <w:rFonts w:ascii="Times New Roman" w:hAnsi="Times New Roman" w:eastAsia="Times New Roman" w:cs="Times New Roman"/>
+          <w:vertAlign w:val="subscript"/>
+        </w:rPr>
+        <w:t>3</w:t>
+      </w:r>
+      <w:r>
+        <w:rPr>
+          <w:rFonts w:ascii="Times New Roman" w:hAnsi="Times New Roman" w:eastAsia="Times New Roman" w:cs="Times New Roman"/>
+        </w:rPr>
+        <w:t xml:space="preserve"> + FSO</w:t>
+      </w:r>
+      <w:r>
+        <w:rPr>
+          <w:rFonts w:ascii="Times New Roman" w:hAnsi="Times New Roman" w:eastAsia="Times New Roman" w:cs="Times New Roman"/>
+          <w:vertAlign w:val="subscript"/>
+        </w:rPr>
+        <w:t>3</w:t>
+      </w:r>
+      <w:r>
+        <w:rPr>
+          <w:rFonts w:ascii="Times New Roman" w:hAnsi="Times New Roman" w:eastAsia="Times New Roman" w:cs="Times New Roman"/>
+        </w:rPr>
+        <w:t>H ═ FNO</w:t>
+      </w:r>
+      <w:r>
+        <w:rPr>
+          <w:rFonts w:ascii="Times New Roman" w:hAnsi="Times New Roman" w:eastAsia="Times New Roman" w:cs="Times New Roman"/>
+          <w:vertAlign w:val="subscript"/>
+        </w:rPr>
+        <w:t>2</w:t>
+      </w:r>
+      <w:r>
+        <w:rPr>
+          <w:rFonts w:ascii="Times New Roman" w:hAnsi="Times New Roman" w:eastAsia="Times New Roman" w:cs="Times New Roman"/>
+        </w:rPr>
+        <w:t xml:space="preserve"> + H</w:t>
+      </w:r>
+      <w:r>
+        <w:rPr>
+          <w:rFonts w:ascii="Times New Roman" w:hAnsi="Times New Roman" w:eastAsia="Times New Roman" w:cs="Times New Roman"/>
+          <w:vertAlign w:val="subscript"/>
+        </w:rPr>
+        <w:t>2</w:t>
+      </w:r>
+      <w:r>
+        <w:rPr>
+          <w:rFonts w:ascii="Times New Roman" w:hAnsi="Times New Roman" w:eastAsia="Times New Roman" w:cs="Times New Roman"/>
+        </w:rPr>
+        <w:t>SO</w:t>
+      </w:r>
+      <w:r>
+        <w:rPr>
+          <w:rFonts w:ascii="Times New Roman" w:hAnsi="Times New Roman" w:eastAsia="Times New Roman" w:cs="Times New Roman"/>
+          <w:vertAlign w:val="subscript"/>
+        </w:rPr>
+        <w:t>4</w:t>
+      </w:r>
+    </w:p>
+    <w:p>
+      <w:pPr>
+        <w:pStyle w:val="BodyText"/>
+        <w:ind w:firstLine="420"/>
+      </w:pPr>
+      <w:r>
+        <w:rPr>
+          <w:rFonts w:hint="eastAsia" w:ascii="Times New Roman" w:hAnsi="Times New Roman" w:eastAsia="FangSong" w:cs="Times New Roman"/>
+        </w:rPr>
+        <w:t>该反应为取代反应</w:t>
+      </w:r>
+      <w:r>
+        <w:rPr>
+          <w:rFonts w:hint="eastAsia" w:ascii="Times New Roman" w:hAnsi="Times New Roman" w:eastAsia="Times New Roman" w:cs="Times New Roman"/>
+        </w:rPr>
+        <w:t>（</w:t>
+      </w:r>
+      <w:r>
+        <w:rPr>
+          <w:rFonts w:hint="eastAsia" w:ascii="Times New Roman" w:hAnsi="Times New Roman" w:eastAsia="FangSong" w:cs="Times New Roman"/>
+        </w:rPr>
+        <w:t>硝酸中的</w:t>
+      </w:r>
+      <w:r>
+        <w:rPr>
+          <w:rFonts w:ascii="Times New Roman" w:hAnsi="Times New Roman" w:eastAsia="Times New Roman" w:cs="Times New Roman"/>
+        </w:rPr>
+        <w:t xml:space="preserve"> −OH </w:t>
+      </w:r>
+      <w:r>
+        <w:rPr>
+          <w:rFonts w:hint="eastAsia" w:ascii="Times New Roman" w:hAnsi="Times New Roman" w:eastAsia="FangSong" w:cs="Times New Roman"/>
+        </w:rPr>
+        <w:t>被氟取代</w:t>
+      </w:r>
+      <w:r>
+        <w:rPr>
+          <w:rFonts w:hint="eastAsia" w:ascii="Times New Roman" w:hAnsi="Times New Roman" w:eastAsia="Times New Roman" w:cs="Times New Roman"/>
+        </w:rPr>
+        <w:t>）。</w:t>
       </w:r>
     </w:p>
     <w:p>
@@ -14289,67 +14480,10 @@
       <w:r>
         <w:rPr>
           <w:rFonts w:ascii="Times New Roman" w:hAnsi="Times New Roman" w:eastAsia="Times New Roman" w:cs="Times New Roman"/>
-        </w:rPr>
-        <w:t>HNO</w:t>
-      </w:r>
-      <w:r>
-        <w:rPr>
-          <w:rFonts w:ascii="Times New Roman" w:hAnsi="Times New Roman" w:eastAsia="Times New Roman" w:cs="Times New Roman"/>
-          <w:vertAlign w:val="subscript"/>
-        </w:rPr>
-        <w:t>3</w:t>
-      </w:r>
-      <w:r>
-        <w:rPr>
-          <w:rFonts w:ascii="Times New Roman" w:hAnsi="Times New Roman" w:eastAsia="Times New Roman" w:cs="Times New Roman"/>
-        </w:rPr>
-        <w:t xml:space="preserve"> + FSO</w:t>
-      </w:r>
-      <w:r>
-        <w:rPr>
-          <w:rFonts w:ascii="Times New Roman" w:hAnsi="Times New Roman" w:eastAsia="Times New Roman" w:cs="Times New Roman"/>
-          <w:vertAlign w:val="subscript"/>
-        </w:rPr>
-        <w:t>3</w:t>
-      </w:r>
-      <w:r>
-        <w:rPr>
-          <w:rFonts w:ascii="Times New Roman" w:hAnsi="Times New Roman" w:eastAsia="Times New Roman" w:cs="Times New Roman"/>
-        </w:rPr>
-        <w:t>H ═ FNO</w:t>
-      </w:r>
-      <w:r>
-        <w:rPr>
-          <w:rFonts w:ascii="Times New Roman" w:hAnsi="Times New Roman" w:eastAsia="Times New Roman" w:cs="Times New Roman"/>
-          <w:vertAlign w:val="subscript"/>
-        </w:rPr>
-        <w:t>2</w:t>
-      </w:r>
-      <w:r>
-        <w:rPr>
-          <w:rFonts w:ascii="Times New Roman" w:hAnsi="Times New Roman" w:eastAsia="Times New Roman" w:cs="Times New Roman"/>
-        </w:rPr>
-        <w:t xml:space="preserve"> + H</w:t>
-      </w:r>
-      <w:r>
-        <w:rPr>
-          <w:rFonts w:ascii="Times New Roman" w:hAnsi="Times New Roman" w:eastAsia="Times New Roman" w:cs="Times New Roman"/>
-          <w:vertAlign w:val="subscript"/>
-        </w:rPr>
-        <w:t>2</w:t>
-      </w:r>
-      <w:r>
-        <w:rPr>
-          <w:rFonts w:ascii="Times New Roman" w:hAnsi="Times New Roman" w:eastAsia="Times New Roman" w:cs="Times New Roman"/>
-        </w:rPr>
-        <w:t>SO</w:t>
-      </w:r>
-      <w:r>
-        <w:rPr>
-          <w:rFonts w:ascii="Times New Roman" w:hAnsi="Times New Roman" w:eastAsia="Times New Roman" w:cs="Times New Roman"/>
-          <w:vertAlign w:val="subscript"/>
-        </w:rPr>
-        <w:t>4</w:t>
+          <w:b/>
+          <w:bCs/>
+        </w:rPr>
+        <w:t xml:space="preserve">6-3</w:t>
       </w:r>
     </w:p>
     <w:p>
@@ -14358,39 +14492,48 @@
       </w:pPr>
       <w:r>
         <w:rPr>
-          <w:rFonts w:hint="eastAsia" w:ascii="Times New Roman" w:hAnsi="Times New Roman" w:eastAsia="FangSong" w:cs="Times New Roman"/>
-        </w:rPr>
-        <w:t>该反应为取代反应</w:t>
-      </w:r>
-      <w:r>
-        <w:rPr>
-          <w:rFonts w:hint="eastAsia" w:ascii="Times New Roman" w:hAnsi="Times New Roman" w:eastAsia="Times New Roman" w:cs="Times New Roman"/>
-        </w:rPr>
-        <w:t>（</w:t>
-      </w:r>
-      <w:r>
-        <w:rPr>
-          <w:rFonts w:hint="eastAsia" w:ascii="Times New Roman" w:hAnsi="Times New Roman" w:eastAsia="FangSong" w:cs="Times New Roman"/>
-        </w:rPr>
-        <w:t>硝酸中的</w:t>
-      </w:r>
-      <w:r>
-        <w:rPr>
-          <w:rFonts w:ascii="Times New Roman" w:hAnsi="Times New Roman" w:eastAsia="Times New Roman" w:cs="Times New Roman"/>
-        </w:rPr>
-        <w:t xml:space="preserve"> −OH </w:t>
-      </w:r>
-      <w:r>
-        <w:rPr>
-          <w:rFonts w:hint="eastAsia" w:ascii="Times New Roman" w:hAnsi="Times New Roman" w:eastAsia="FangSong" w:cs="Times New Roman"/>
-        </w:rPr>
-        <w:t>被氟取代</w:t>
-      </w:r>
-      <w:r>
-        <w:rPr>
-          <w:rFonts w:hint="eastAsia" w:ascii="Times New Roman" w:hAnsi="Times New Roman" w:eastAsia="Times New Roman" w:cs="Times New Roman"/>
-        </w:rPr>
-        <w:t>）。</w:t>
+          <w:rFonts w:ascii="Times New Roman" w:hAnsi="Times New Roman" w:eastAsia="Times New Roman" w:cs="Times New Roman"/>
+        </w:rPr>
+        <w:t>FNO</w:t>
+      </w:r>
+      <w:r>
+        <w:rPr>
+          <w:rFonts w:ascii="Times New Roman" w:hAnsi="Times New Roman" w:eastAsia="Times New Roman" w:cs="Times New Roman"/>
+          <w:vertAlign w:val="subscript"/>
+        </w:rPr>
+        <w:t>2</w:t>
+      </w:r>
+      <w:r>
+        <w:rPr>
+          <w:rFonts w:ascii="Times New Roman" w:hAnsi="Times New Roman" w:eastAsia="Times New Roman" w:cs="Times New Roman"/>
+        </w:rPr>
+        <w:t xml:space="preserve"> + 2NaOH ═ NaNO</w:t>
+      </w:r>
+      <w:r>
+        <w:rPr>
+          <w:rFonts w:ascii="Times New Roman" w:hAnsi="Times New Roman" w:eastAsia="Times New Roman" w:cs="Times New Roman"/>
+          <w:vertAlign w:val="subscript"/>
+        </w:rPr>
+        <w:t>3</w:t>
+      </w:r>
+      <w:r>
+        <w:rPr>
+          <w:rFonts w:ascii="Times New Roman" w:hAnsi="Times New Roman" w:eastAsia="Times New Roman" w:cs="Times New Roman"/>
+        </w:rPr>
+        <w:t xml:space="preserve"> + NaF + H</w:t>
+      </w:r>
+      <w:r>
+        <w:rPr>
+          <w:rFonts w:ascii="Times New Roman" w:hAnsi="Times New Roman" w:eastAsia="Times New Roman" w:cs="Times New Roman"/>
+          <w:vertAlign w:val="subscript"/>
+        </w:rPr>
+        <w:t>2</w:t>
+      </w:r>
+      <w:r>
+        <w:rPr>
+          <w:rFonts w:ascii="Times New Roman" w:hAnsi="Times New Roman" w:eastAsia="Times New Roman" w:cs="Times New Roman"/>
+        </w:rPr>
+        <w:t>O</w:t>
       </w:r>
     </w:p>
     <w:p>
@@ -14400,10 +14543,86 @@
       <w:r>
         <w:rPr>
           <w:rFonts w:ascii="Times New Roman" w:hAnsi="Times New Roman" w:eastAsia="Times New Roman" w:cs="Times New Roman"/>
-          <w:b/>
-          <w:bCs/>
-        </w:rPr>
-        <w:t xml:space="preserve">6-3</w:t>
+        </w:rPr>
+        <w:t>FNO</w:t>
+      </w:r>
+      <w:r>
+        <w:rPr>
+          <w:rFonts w:ascii="Times New Roman" w:hAnsi="Times New Roman" w:eastAsia="Times New Roman" w:cs="Times New Roman"/>
+          <w:vertAlign w:val="subscript"/>
+        </w:rPr>
+        <w:t>2</w:t>
+      </w:r>
+      <w:r>
+        <w:rPr>
+          <w:rFonts w:ascii="Times New Roman" w:hAnsi="Times New Roman" w:eastAsia="Times New Roman" w:cs="Times New Roman"/>
+        </w:rPr>
+        <w:t xml:space="preserve"> + C</w:t>
+      </w:r>
+      <w:r>
+        <w:rPr>
+          <w:rFonts w:ascii="Times New Roman" w:hAnsi="Times New Roman" w:eastAsia="Times New Roman" w:cs="Times New Roman"/>
+          <w:vertAlign w:val="subscript"/>
+        </w:rPr>
+        <w:t>2</w:t>
+      </w:r>
+      <w:r>
+        <w:rPr>
+          <w:rFonts w:ascii="Times New Roman" w:hAnsi="Times New Roman" w:eastAsia="Times New Roman" w:cs="Times New Roman"/>
+        </w:rPr>
+        <w:t>H</w:t>
+      </w:r>
+      <w:r>
+        <w:rPr>
+          <w:rFonts w:ascii="Times New Roman" w:hAnsi="Times New Roman" w:eastAsia="Times New Roman" w:cs="Times New Roman"/>
+          <w:vertAlign w:val="subscript"/>
+        </w:rPr>
+        <w:t>5</w:t>
+      </w:r>
+      <w:r>
+        <w:rPr>
+          <w:rFonts w:ascii="Times New Roman" w:hAnsi="Times New Roman" w:eastAsia="Times New Roman" w:cs="Times New Roman"/>
+        </w:rPr>
+        <w:t>OH ═ C</w:t>
+      </w:r>
+      <w:r>
+        <w:rPr>
+          <w:rFonts w:ascii="Times New Roman" w:hAnsi="Times New Roman" w:eastAsia="Times New Roman" w:cs="Times New Roman"/>
+          <w:vertAlign w:val="subscript"/>
+        </w:rPr>
+        <w:t>2</w:t>
+      </w:r>
+      <w:r>
+        <w:rPr>
+          <w:rFonts w:ascii="Times New Roman" w:hAnsi="Times New Roman" w:eastAsia="Times New Roman" w:cs="Times New Roman"/>
+        </w:rPr>
+        <w:t>H</w:t>
+      </w:r>
+      <w:r>
+        <w:rPr>
+          <w:rFonts w:ascii="Times New Roman" w:hAnsi="Times New Roman" w:eastAsia="Times New Roman" w:cs="Times New Roman"/>
+          <w:vertAlign w:val="subscript"/>
+        </w:rPr>
+        <w:t>5</w:t>
+      </w:r>
+      <w:r>
+        <w:rPr>
+          <w:rFonts w:ascii="Times New Roman" w:hAnsi="Times New Roman" w:eastAsia="Times New Roman" w:cs="Times New Roman"/>
+        </w:rPr>
+        <w:t>ONO</w:t>
+      </w:r>
+      <w:r>
+        <w:rPr>
+          <w:rFonts w:ascii="Times New Roman" w:hAnsi="Times New Roman" w:eastAsia="Times New Roman" w:cs="Times New Roman"/>
+          <w:vertAlign w:val="subscript"/>
+        </w:rPr>
+        <w:t>2</w:t>
+      </w:r>
+      <w:r>
+        <w:rPr>
+          <w:rFonts w:ascii="Times New Roman" w:hAnsi="Times New Roman" w:eastAsia="Times New Roman" w:cs="Times New Roman"/>
+        </w:rPr>
+        <w:t xml:space="preserve"> + HF</w:t>
       </w:r>
     </w:p>
     <w:p>
@@ -14413,47 +14632,10 @@
       <w:r>
         <w:rPr>
           <w:rFonts w:ascii="Times New Roman" w:hAnsi="Times New Roman" w:eastAsia="Times New Roman" w:cs="Times New Roman"/>
-        </w:rPr>
-        <w:t>FNO</w:t>
-      </w:r>
-      <w:r>
-        <w:rPr>
-          <w:rFonts w:ascii="Times New Roman" w:hAnsi="Times New Roman" w:eastAsia="Times New Roman" w:cs="Times New Roman"/>
-          <w:vertAlign w:val="subscript"/>
-        </w:rPr>
-        <w:t>2</w:t>
-      </w:r>
-      <w:r>
-        <w:rPr>
-          <w:rFonts w:ascii="Times New Roman" w:hAnsi="Times New Roman" w:eastAsia="Times New Roman" w:cs="Times New Roman"/>
-        </w:rPr>
-        <w:t xml:space="preserve"> + 2NaOH ═ NaNO</w:t>
-      </w:r>
-      <w:r>
-        <w:rPr>
-          <w:rFonts w:ascii="Times New Roman" w:hAnsi="Times New Roman" w:eastAsia="Times New Roman" w:cs="Times New Roman"/>
-          <w:vertAlign w:val="subscript"/>
-        </w:rPr>
-        <w:t>3</w:t>
-      </w:r>
-      <w:r>
-        <w:rPr>
-          <w:rFonts w:ascii="Times New Roman" w:hAnsi="Times New Roman" w:eastAsia="Times New Roman" w:cs="Times New Roman"/>
-        </w:rPr>
-        <w:t xml:space="preserve"> + NaF + H</w:t>
-      </w:r>
-      <w:r>
-        <w:rPr>
-          <w:rFonts w:ascii="Times New Roman" w:hAnsi="Times New Roman" w:eastAsia="Times New Roman" w:cs="Times New Roman"/>
-          <w:vertAlign w:val="subscript"/>
-        </w:rPr>
-        <w:t>2</w:t>
-      </w:r>
-      <w:r>
-        <w:rPr>
-          <w:rFonts w:ascii="Times New Roman" w:hAnsi="Times New Roman" w:eastAsia="Times New Roman" w:cs="Times New Roman"/>
-        </w:rPr>
-        <w:t>O</w:t>
+          <w:b/>
+          <w:bCs/>
+        </w:rPr>
+        <w:t xml:space="preserve">6-4</w:t>
       </w:r>
     </w:p>
     <w:p>
@@ -14477,411 +14659,311 @@
         <w:rPr>
           <w:rFonts w:ascii="Times New Roman" w:hAnsi="Times New Roman" w:eastAsia="Times New Roman" w:cs="Times New Roman"/>
         </w:rPr>
-        <w:t xml:space="preserve"> + C</w:t>
+        <w:t xml:space="preserve"> + BF</w:t>
       </w:r>
       <w:r>
         <w:rPr>
           <w:rFonts w:ascii="Times New Roman" w:hAnsi="Times New Roman" w:eastAsia="Times New Roman" w:cs="Times New Roman"/>
           <w:vertAlign w:val="subscript"/>
         </w:rPr>
+        <w:t>3</w:t>
+      </w:r>
+      <w:r>
+        <w:rPr>
+          <w:rFonts w:ascii="Times New Roman" w:hAnsi="Times New Roman" w:eastAsia="Times New Roman" w:cs="Times New Roman"/>
+        </w:rPr>
+        <w:t xml:space="preserve"> ═ NO</w:t>
+      </w:r>
+      <w:r>
+        <w:rPr>
+          <w:rFonts w:ascii="Times New Roman" w:hAnsi="Times New Roman" w:eastAsia="Times New Roman" w:cs="Times New Roman"/>
+          <w:vertAlign w:val="subscript"/>
+        </w:rPr>
         <w:t>2</w:t>
       </w:r>
       <w:r>
         <w:rPr>
           <w:rFonts w:ascii="Times New Roman" w:hAnsi="Times New Roman" w:eastAsia="Times New Roman" w:cs="Times New Roman"/>
         </w:rPr>
-        <w:t>H</w:t>
+        <w:t>BF</w:t>
       </w:r>
       <w:r>
         <w:rPr>
           <w:rFonts w:ascii="Times New Roman" w:hAnsi="Times New Roman" w:eastAsia="Times New Roman" w:cs="Times New Roman"/>
           <w:vertAlign w:val="subscript"/>
         </w:rPr>
-        <w:t>5</w:t>
-      </w:r>
-      <w:r>
-        <w:rPr>
-          <w:rFonts w:ascii="Times New Roman" w:hAnsi="Times New Roman" w:eastAsia="Times New Roman" w:cs="Times New Roman"/>
-        </w:rPr>
-        <w:t>OH ═ C</w:t>
-      </w:r>
-      <w:r>
-        <w:rPr>
-          <w:rFonts w:ascii="Times New Roman" w:hAnsi="Times New Roman" w:eastAsia="Times New Roman" w:cs="Times New Roman"/>
-          <w:vertAlign w:val="subscript"/>
-        </w:rPr>
-        <w:t>2</w:t>
-      </w:r>
-      <w:r>
-        <w:rPr>
-          <w:rFonts w:ascii="Times New Roman" w:hAnsi="Times New Roman" w:eastAsia="Times New Roman" w:cs="Times New Roman"/>
-        </w:rPr>
-        <w:t>H</w:t>
-      </w:r>
-      <w:r>
-        <w:rPr>
-          <w:rFonts w:ascii="Times New Roman" w:hAnsi="Times New Roman" w:eastAsia="Times New Roman" w:cs="Times New Roman"/>
-          <w:vertAlign w:val="subscript"/>
-        </w:rPr>
-        <w:t>5</w:t>
-      </w:r>
-      <w:r>
-        <w:rPr>
-          <w:rFonts w:ascii="Times New Roman" w:hAnsi="Times New Roman" w:eastAsia="Times New Roman" w:cs="Times New Roman"/>
-        </w:rPr>
-        <w:t>ONO</w:t>
-      </w:r>
-      <w:r>
-        <w:rPr>
-          <w:rFonts w:ascii="Times New Roman" w:hAnsi="Times New Roman" w:eastAsia="Times New Roman" w:cs="Times New Roman"/>
-          <w:vertAlign w:val="subscript"/>
-        </w:rPr>
-        <w:t>2</w:t>
-      </w:r>
-      <w:r>
-        <w:rPr>
-          <w:rFonts w:ascii="Times New Roman" w:hAnsi="Times New Roman" w:eastAsia="Times New Roman" w:cs="Times New Roman"/>
-        </w:rPr>
-        <w:t xml:space="preserve"> + HF</w:t>
+        <w:t>4</w:t>
       </w:r>
     </w:p>
     <w:p>
       <w:pPr>
         <w:pStyle w:val="BodyText"/>
+        <w:ind w:firstLine="420"/>
       </w:pPr>
       <w:r>
         <w:rPr>
           <w:rFonts w:ascii="Times New Roman" w:hAnsi="Times New Roman" w:eastAsia="Times New Roman" w:cs="Times New Roman"/>
-          <w:b/>
-          <w:bCs/>
-        </w:rPr>
-        <w:t xml:space="preserve">6-4</w:t>
+        </w:rPr>
+        <w:t xml:space="preserve">B—F </w:t>
+      </w:r>
+      <w:r>
+        <w:rPr>
+          <w:rFonts w:hint="eastAsia" w:ascii="Times New Roman" w:hAnsi="Times New Roman" w:eastAsia="FangSong" w:cs="Times New Roman"/>
+        </w:rPr>
+        <w:t>键长增大</w:t>
+      </w:r>
+      <w:r>
+        <w:rPr>
+          <w:rFonts w:hint="eastAsia" w:ascii="Times New Roman" w:hAnsi="Times New Roman" w:eastAsia="Times New Roman" w:cs="Times New Roman"/>
+        </w:rPr>
+        <w:t>。</w:t>
+      </w:r>
+      <w:r>
+        <w:rPr>
+          <w:rFonts w:hint="eastAsia" w:ascii="Times New Roman" w:hAnsi="Times New Roman" w:eastAsia="FangSong" w:cs="Times New Roman"/>
+        </w:rPr>
+        <w:t>原因是</w:t>
+      </w:r>
+      <w:r>
+        <w:rPr>
+          <w:rFonts w:ascii="Times New Roman" w:hAnsi="Times New Roman" w:eastAsia="Times New Roman" w:cs="Times New Roman"/>
+        </w:rPr>
+        <w:t xml:space="preserve"> BF</w:t>
+      </w:r>
+      <w:r>
+        <w:rPr>
+          <w:rFonts w:ascii="Times New Roman" w:hAnsi="Times New Roman" w:eastAsia="Times New Roman" w:cs="Times New Roman"/>
+          <w:vertAlign w:val="subscript"/>
+        </w:rPr>
+        <w:t>3</w:t>
+      </w:r>
+      <w:r>
+        <w:rPr>
+          <w:rFonts w:ascii="Times New Roman" w:hAnsi="Times New Roman" w:eastAsia="Times New Roman" w:cs="Times New Roman"/>
+        </w:rPr>
+        <w:t xml:space="preserve"> </w:t>
+      </w:r>
+      <w:r>
+        <w:rPr>
+          <w:rFonts w:hint="eastAsia" w:ascii="Times New Roman" w:hAnsi="Times New Roman" w:eastAsia="FangSong" w:cs="Times New Roman"/>
+        </w:rPr>
+        <w:t xml:space="preserve">中存在大</w:t>
+      </w:r>
+      <w:r>
+        <w:rPr>
+          <w:rFonts w:ascii="Times New Roman" w:hAnsi="Times New Roman" w:eastAsia="Times New Roman" w:cs="Times New Roman"/>
+        </w:rPr>
+        <w:t xml:space="preserve"> </w:t>
+      </w:r>
+      <w:r>
+        <w:rPr>
+          <w:rFonts w:hint="eastAsia" w:ascii="Times New Roman" w:hAnsi="Times New Roman" w:eastAsia="Times New Roman" w:cs="Times New Roman"/>
+        </w:rPr>
+        <w:t>π</w:t>
+      </w:r>
+      <w:r>
+        <w:rPr>
+          <w:rFonts w:hint="eastAsia" w:ascii="Times New Roman" w:hAnsi="Times New Roman" w:eastAsia="Times New Roman" w:cs="Times New Roman"/>
+          <w:vertAlign w:val="subscript"/>
+        </w:rPr>
+        <w:t>4</w:t>
+      </w:r>
+      <w:r>
+        <w:rPr>
+          <w:rFonts w:hint="eastAsia" w:ascii="Times New Roman" w:hAnsi="Times New Roman" w:eastAsia="Times New Roman" w:cs="Times New Roman"/>
+          <w:vertAlign w:val="superscript"/>
+        </w:rPr>
+        <w:t>6</w:t>
+      </w:r>
+      <w:r>
+        <w:rPr>
+          <w:rFonts w:hint="eastAsia" w:ascii="Times New Roman" w:hAnsi="Times New Roman" w:eastAsia="Times New Roman" w:cs="Times New Roman"/>
+        </w:rPr>
+        <w:t>，B—F</w:t>
+      </w:r>
+      <w:r>
+        <w:rPr>
+          <w:rFonts w:ascii="Times New Roman" w:hAnsi="Times New Roman" w:eastAsia="Times New Roman" w:cs="Times New Roman"/>
+        </w:rPr>
+        <w:t xml:space="preserve"> </w:t>
+      </w:r>
+      <w:r>
+        <w:rPr>
+          <w:rFonts w:hint="eastAsia" w:ascii="Times New Roman" w:hAnsi="Times New Roman" w:eastAsia="FangSong" w:cs="Times New Roman"/>
+        </w:rPr>
+        <w:t>键长较短</w:t>
+      </w:r>
+      <w:r>
+        <w:rPr>
+          <w:rFonts w:hint="eastAsia" w:ascii="Times New Roman" w:hAnsi="Times New Roman" w:eastAsia="Times New Roman" w:cs="Times New Roman"/>
+        </w:rPr>
+        <w:t>；</w:t>
+      </w:r>
+      <w:r>
+        <w:rPr>
+          <w:rFonts w:hint="eastAsia" w:ascii="Times New Roman" w:hAnsi="Times New Roman" w:eastAsia="FangSong" w:cs="Times New Roman"/>
+        </w:rPr>
+        <w:t>而形成</w:t>
+      </w:r>
+      <w:r>
+        <w:rPr>
+          <w:rFonts w:ascii="Times New Roman" w:hAnsi="Times New Roman" w:eastAsia="Times New Roman" w:cs="Times New Roman"/>
+        </w:rPr>
+        <w:t xml:space="preserve"> NO</w:t>
+      </w:r>
+      <w:r>
+        <w:rPr>
+          <w:rFonts w:ascii="Times New Roman" w:hAnsi="Times New Roman" w:eastAsia="Times New Roman" w:cs="Times New Roman"/>
+          <w:vertAlign w:val="subscript"/>
+        </w:rPr>
+        <w:t>2</w:t>
+      </w:r>
+      <w:r>
+        <w:rPr>
+          <w:rFonts w:ascii="Times New Roman" w:hAnsi="Times New Roman" w:eastAsia="Times New Roman" w:cs="Times New Roman"/>
+        </w:rPr>
+        <w:t>BF</w:t>
+      </w:r>
+      <w:r>
+        <w:rPr>
+          <w:rFonts w:ascii="Times New Roman" w:hAnsi="Times New Roman" w:eastAsia="Times New Roman" w:cs="Times New Roman"/>
+          <w:vertAlign w:val="subscript"/>
+        </w:rPr>
+        <w:t>4</w:t>
+      </w:r>
+      <w:r>
+        <w:rPr>
+          <w:rFonts w:ascii="Times New Roman" w:hAnsi="Times New Roman" w:eastAsia="Times New Roman" w:cs="Times New Roman"/>
+        </w:rPr>
+        <w:t xml:space="preserve"> </w:t>
+      </w:r>
+      <w:r>
+        <w:rPr>
+          <w:rFonts w:hint="eastAsia" w:ascii="Times New Roman" w:hAnsi="Times New Roman" w:eastAsia="FangSong" w:cs="Times New Roman"/>
+        </w:rPr>
+        <w:t>后</w:t>
+      </w:r>
+      <w:r>
+        <w:rPr>
+          <w:rFonts w:hint="eastAsia" w:ascii="Times New Roman" w:hAnsi="Times New Roman" w:eastAsia="Times New Roman" w:cs="Times New Roman"/>
+        </w:rPr>
+        <w:t>，</w:t>
+      </w:r>
+      <w:r>
+        <w:rPr>
+          <w:rFonts w:hint="eastAsia" w:ascii="Times New Roman" w:hAnsi="Times New Roman" w:eastAsia="FangSong" w:cs="Times New Roman"/>
+        </w:rPr>
+        <w:t>大</w:t>
+      </w:r>
+      <w:r>
+        <w:rPr>
+          <w:rFonts w:ascii="Times New Roman" w:hAnsi="Times New Roman" w:eastAsia="Times New Roman" w:cs="Times New Roman"/>
+        </w:rPr>
+        <w:t xml:space="preserve"> π </w:t>
+      </w:r>
+      <w:r>
+        <w:rPr>
+          <w:rFonts w:hint="eastAsia" w:ascii="Times New Roman" w:hAnsi="Times New Roman" w:eastAsia="FangSong" w:cs="Times New Roman"/>
+        </w:rPr>
+        <w:t>键消失</w:t>
+      </w:r>
+      <w:r>
+        <w:rPr>
+          <w:rFonts w:hint="eastAsia" w:ascii="Times New Roman" w:hAnsi="Times New Roman" w:eastAsia="Times New Roman" w:cs="Times New Roman"/>
+        </w:rPr>
+        <w:t>，</w:t>
+      </w:r>
+      <w:r>
+        <w:rPr>
+          <w:rFonts w:hint="eastAsia" w:ascii="Times New Roman" w:hAnsi="Times New Roman" w:eastAsia="FangSong" w:cs="Times New Roman"/>
+        </w:rPr>
+        <w:t>硼原子杂化由</w:t>
+      </w:r>
+      <w:r>
+        <w:rPr>
+          <w:rFonts w:ascii="Times New Roman" w:hAnsi="Times New Roman" w:eastAsia="Times New Roman" w:cs="Times New Roman"/>
+        </w:rPr>
+        <w:t xml:space="preserve"> sp</w:t>
+      </w:r>
+      <w:r>
+        <w:rPr>
+          <w:rFonts w:ascii="Times New Roman" w:hAnsi="Times New Roman" w:eastAsia="Times New Roman" w:cs="Times New Roman"/>
+          <w:vertAlign w:val="superscript"/>
+        </w:rPr>
+        <w:t>2</w:t>
+      </w:r>
+      <w:r>
+        <w:rPr>
+          <w:rFonts w:ascii="Times New Roman" w:hAnsi="Times New Roman" w:eastAsia="Times New Roman" w:cs="Times New Roman"/>
+        </w:rPr>
+        <w:t xml:space="preserve"> </w:t>
+      </w:r>
+      <w:r>
+        <w:rPr>
+          <w:rFonts w:hint="eastAsia" w:ascii="Times New Roman" w:hAnsi="Times New Roman" w:eastAsia="FangSong" w:cs="Times New Roman"/>
+        </w:rPr>
+        <w:t xml:space="preserve">杂化形态变成</w:t>
+      </w:r>
+      <w:r>
+        <w:rPr>
+          <w:rFonts w:ascii="Times New Roman" w:hAnsi="Times New Roman" w:eastAsia="Times New Roman" w:cs="Times New Roman"/>
+        </w:rPr>
+        <w:t xml:space="preserve"> sp</w:t>
+      </w:r>
+      <w:r>
+        <w:rPr>
+          <w:rFonts w:ascii="Times New Roman" w:hAnsi="Times New Roman" w:eastAsia="Times New Roman" w:cs="Times New Roman"/>
+          <w:vertAlign w:val="superscript"/>
+        </w:rPr>
+        <w:t>3</w:t>
+      </w:r>
+      <w:r>
+        <w:rPr>
+          <w:rFonts w:ascii="Times New Roman" w:hAnsi="Times New Roman" w:eastAsia="Times New Roman" w:cs="Times New Roman"/>
+        </w:rPr>
+        <w:t xml:space="preserve"> </w:t>
+      </w:r>
+      <w:r>
+        <w:rPr>
+          <w:rFonts w:hint="eastAsia" w:ascii="Times New Roman" w:hAnsi="Times New Roman" w:eastAsia="FangSong" w:cs="Times New Roman"/>
+        </w:rPr>
+        <w:t>杂化形态</w:t>
+      </w:r>
+      <w:r>
+        <w:rPr>
+          <w:rFonts w:hint="eastAsia" w:ascii="Times New Roman" w:hAnsi="Times New Roman" w:eastAsia="Times New Roman" w:cs="Times New Roman"/>
+        </w:rPr>
+        <w:t>，</w:t>
+      </w:r>
+      <w:r>
+        <w:rPr>
+          <w:rFonts w:hint="eastAsia" w:ascii="Times New Roman" w:hAnsi="Times New Roman" w:eastAsia="FangSong" w:cs="Times New Roman"/>
+        </w:rPr>
+        <w:t>因此</w:t>
+      </w:r>
+      <w:r>
+        <w:rPr>
+          <w:rFonts w:ascii="Times New Roman" w:hAnsi="Times New Roman" w:eastAsia="Times New Roman" w:cs="Times New Roman"/>
+        </w:rPr>
+        <w:t xml:space="preserve"> B—F </w:t>
+      </w:r>
+      <w:r>
+        <w:rPr>
+          <w:rFonts w:hint="eastAsia" w:ascii="Times New Roman" w:hAnsi="Times New Roman" w:eastAsia="FangSong" w:cs="Times New Roman"/>
+        </w:rPr>
+        <w:t>键长增大</w:t>
+      </w:r>
+      <w:r>
+        <w:rPr>
+          <w:rFonts w:hint="eastAsia" w:ascii="Times New Roman" w:hAnsi="Times New Roman" w:eastAsia="Times New Roman" w:cs="Times New Roman"/>
+        </w:rPr>
+        <w:t>。</w:t>
       </w:r>
     </w:p>
     <w:p>
       <w:pPr>
         <w:pStyle w:val="BodyText"/>
-      </w:pPr>
-      <w:r>
-        <w:rPr>
-          <w:rFonts w:ascii="Times New Roman" w:hAnsi="Times New Roman" w:eastAsia="Times New Roman" w:cs="Times New Roman"/>
-        </w:rPr>
-        <w:t>FNO</w:t>
-      </w:r>
-      <w:r>
-        <w:rPr>
-          <w:rFonts w:ascii="Times New Roman" w:hAnsi="Times New Roman" w:eastAsia="Times New Roman" w:cs="Times New Roman"/>
-          <w:vertAlign w:val="subscript"/>
-        </w:rPr>
-        <w:t>2</w:t>
-      </w:r>
-      <w:r>
-        <w:rPr>
-          <w:rFonts w:ascii="Times New Roman" w:hAnsi="Times New Roman" w:eastAsia="Times New Roman" w:cs="Times New Roman"/>
-        </w:rPr>
-        <w:t xml:space="preserve"> + BF</w:t>
-      </w:r>
-      <w:r>
-        <w:rPr>
-          <w:rFonts w:ascii="Times New Roman" w:hAnsi="Times New Roman" w:eastAsia="Times New Roman" w:cs="Times New Roman"/>
-          <w:vertAlign w:val="subscript"/>
-        </w:rPr>
-        <w:t>3</w:t>
-      </w:r>
-      <w:r>
-        <w:rPr>
-          <w:rFonts w:ascii="Times New Roman" w:hAnsi="Times New Roman" w:eastAsia="Times New Roman" w:cs="Times New Roman"/>
-        </w:rPr>
-        <w:t xml:space="preserve"> ═ NO</w:t>
-      </w:r>
-      <w:r>
-        <w:rPr>
-          <w:rFonts w:ascii="Times New Roman" w:hAnsi="Times New Roman" w:eastAsia="Times New Roman" w:cs="Times New Roman"/>
-          <w:vertAlign w:val="subscript"/>
-        </w:rPr>
-        <w:t>2</w:t>
-      </w:r>
-      <w:r>
-        <w:rPr>
-          <w:rFonts w:ascii="Times New Roman" w:hAnsi="Times New Roman" w:eastAsia="Times New Roman" w:cs="Times New Roman"/>
-        </w:rPr>
-        <w:t>BF</w:t>
-      </w:r>
-      <w:r>
-        <w:rPr>
-          <w:rFonts w:ascii="Times New Roman" w:hAnsi="Times New Roman" w:eastAsia="Times New Roman" w:cs="Times New Roman"/>
-          <w:vertAlign w:val="subscript"/>
-        </w:rPr>
-        <w:t>4</w:t>
-      </w:r>
-    </w:p>
-    <w:p>
-      <w:pPr>
-        <w:pStyle w:val="BodyText"/>
-      </w:pPr>
-      <w:r>
-        <w:rPr>
-          <w:rFonts w:ascii="Times New Roman" w:hAnsi="Times New Roman" w:eastAsia="Times New Roman" w:cs="Times New Roman"/>
-        </w:rPr>
-        <w:t xml:space="preserve">B—F </w:t>
-      </w:r>
-      <w:r>
-        <w:rPr>
-          <w:rFonts w:hint="eastAsia" w:ascii="Times New Roman" w:hAnsi="Times New Roman" w:eastAsia="FangSong" w:cs="Times New Roman"/>
-        </w:rPr>
-        <w:t>键长增大</w:t>
-      </w:r>
-      <w:r>
-        <w:rPr>
-          <w:rFonts w:hint="eastAsia" w:ascii="Times New Roman" w:hAnsi="Times New Roman" w:eastAsia="Times New Roman" w:cs="Times New Roman"/>
-        </w:rPr>
-        <w:t>。</w:t>
-      </w:r>
-      <w:r>
-        <w:rPr>
-          <w:rFonts w:hint="eastAsia" w:ascii="Times New Roman" w:hAnsi="Times New Roman" w:eastAsia="FangSong" w:cs="Times New Roman"/>
-        </w:rPr>
-        <w:t>原因是</w:t>
-      </w:r>
-      <w:r>
-        <w:rPr>
-          <w:rFonts w:ascii="Times New Roman" w:hAnsi="Times New Roman" w:eastAsia="Times New Roman" w:cs="Times New Roman"/>
-        </w:rPr>
-        <w:t xml:space="preserve"> BF</w:t>
-      </w:r>
-      <w:r>
-        <w:rPr>
-          <w:rFonts w:ascii="Times New Roman" w:hAnsi="Times New Roman" w:eastAsia="Times New Roman" w:cs="Times New Roman"/>
-          <w:vertAlign w:val="subscript"/>
-        </w:rPr>
-        <w:t>3</w:t>
-      </w:r>
-      <w:r>
-        <w:rPr>
-          <w:rFonts w:ascii="Times New Roman" w:hAnsi="Times New Roman" w:eastAsia="Times New Roman" w:cs="Times New Roman"/>
-        </w:rPr>
-        <w:t xml:space="preserve"> </w:t>
-      </w:r>
-      <w:r>
-        <w:rPr>
-          <w:rFonts w:hint="eastAsia" w:ascii="Times New Roman" w:hAnsi="Times New Roman" w:eastAsia="FangSong" w:cs="Times New Roman"/>
-        </w:rPr>
-        <w:t xml:space="preserve">中存在大</w:t>
-      </w:r>
-      <w:r>
-        <w:rPr>
-          <w:rFonts w:ascii="Times New Roman" w:hAnsi="Times New Roman" w:eastAsia="Times New Roman" w:cs="Times New Roman"/>
-        </w:rPr>
-        <w:t xml:space="preserve"> </w:t>
-      </w:r>
-      <w:r>
-        <w:rPr>
-          <w:rFonts w:hint="eastAsia" w:ascii="Times New Roman" w:hAnsi="Times New Roman" w:eastAsia="Times New Roman" w:cs="Times New Roman"/>
-        </w:rPr>
-        <w:t>π</w:t>
-      </w:r>
-      <w:r>
-        <w:rPr>
-          <w:rFonts w:hint="eastAsia" w:ascii="Times New Roman" w:hAnsi="Times New Roman" w:eastAsia="Times New Roman" w:cs="Times New Roman"/>
-          <w:vertAlign w:val="subscript"/>
-        </w:rPr>
-        <w:t>4</w:t>
-      </w:r>
-      <w:r>
-        <w:rPr>
-          <w:rFonts w:hint="eastAsia" w:ascii="Times New Roman" w:hAnsi="Times New Roman" w:eastAsia="Times New Roman" w:cs="Times New Roman"/>
-          <w:vertAlign w:val="superscript"/>
-        </w:rPr>
-        <w:t>6</w:t>
-      </w:r>
-      <w:r>
-        <w:rPr>
-          <w:rFonts w:hint="eastAsia" w:ascii="Times New Roman" w:hAnsi="Times New Roman" w:eastAsia="Times New Roman" w:cs="Times New Roman"/>
-        </w:rPr>
-        <w:t>，B—F</w:t>
-      </w:r>
-      <w:r>
-        <w:rPr>
-          <w:rFonts w:ascii="Times New Roman" w:hAnsi="Times New Roman" w:eastAsia="Times New Roman" w:cs="Times New Roman"/>
-        </w:rPr>
-        <w:t xml:space="preserve"> </w:t>
-      </w:r>
-      <w:r>
-        <w:rPr>
-          <w:rFonts w:hint="eastAsia" w:ascii="Times New Roman" w:hAnsi="Times New Roman" w:eastAsia="FangSong" w:cs="Times New Roman"/>
-        </w:rPr>
-        <w:t>键长较短</w:t>
-      </w:r>
-      <w:r>
-        <w:rPr>
-          <w:rFonts w:hint="eastAsia" w:ascii="Times New Roman" w:hAnsi="Times New Roman" w:eastAsia="Times New Roman" w:cs="Times New Roman"/>
-        </w:rPr>
-        <w:t>；</w:t>
-      </w:r>
-      <w:r>
-        <w:rPr>
-          <w:rFonts w:hint="eastAsia" w:ascii="Times New Roman" w:hAnsi="Times New Roman" w:eastAsia="FangSong" w:cs="Times New Roman"/>
-        </w:rPr>
-        <w:t>而形成</w:t>
-      </w:r>
-      <w:r>
-        <w:rPr>
-          <w:rFonts w:ascii="Times New Roman" w:hAnsi="Times New Roman" w:eastAsia="Times New Roman" w:cs="Times New Roman"/>
-        </w:rPr>
-        <w:t xml:space="preserve"> NO</w:t>
-      </w:r>
-      <w:r>
-        <w:rPr>
-          <w:rFonts w:ascii="Times New Roman" w:hAnsi="Times New Roman" w:eastAsia="Times New Roman" w:cs="Times New Roman"/>
-          <w:vertAlign w:val="subscript"/>
-        </w:rPr>
-        <w:t>2</w:t>
-      </w:r>
-      <w:r>
-        <w:rPr>
-          <w:rFonts w:ascii="Times New Roman" w:hAnsi="Times New Roman" w:eastAsia="Times New Roman" w:cs="Times New Roman"/>
-        </w:rPr>
-        <w:t>BF</w:t>
-      </w:r>
-      <w:r>
-        <w:rPr>
-          <w:rFonts w:ascii="Times New Roman" w:hAnsi="Times New Roman" w:eastAsia="Times New Roman" w:cs="Times New Roman"/>
-          <w:vertAlign w:val="subscript"/>
-        </w:rPr>
-        <w:t>4</w:t>
-      </w:r>
-      <w:r>
-        <w:rPr>
-          <w:rFonts w:ascii="Times New Roman" w:hAnsi="Times New Roman" w:eastAsia="Times New Roman" w:cs="Times New Roman"/>
-        </w:rPr>
-        <w:t xml:space="preserve"> </w:t>
-      </w:r>
-      <w:r>
-        <w:rPr>
-          <w:rFonts w:hint="eastAsia" w:ascii="Times New Roman" w:hAnsi="Times New Roman" w:eastAsia="FangSong" w:cs="Times New Roman"/>
-        </w:rPr>
-        <w:t>后</w:t>
-      </w:r>
-      <w:r>
-        <w:rPr>
-          <w:rFonts w:hint="eastAsia" w:ascii="Times New Roman" w:hAnsi="Times New Roman" w:eastAsia="Times New Roman" w:cs="Times New Roman"/>
-        </w:rPr>
-        <w:t>，</w:t>
-      </w:r>
-      <w:r>
-        <w:rPr>
-          <w:rFonts w:hint="eastAsia" w:ascii="Times New Roman" w:hAnsi="Times New Roman" w:eastAsia="FangSong" w:cs="Times New Roman"/>
-        </w:rPr>
-        <w:t>大</w:t>
-      </w:r>
-      <w:r>
-        <w:rPr>
-          <w:rFonts w:ascii="Times New Roman" w:hAnsi="Times New Roman" w:eastAsia="Times New Roman" w:cs="Times New Roman"/>
-        </w:rPr>
-        <w:t xml:space="preserve"> π </w:t>
-      </w:r>
-      <w:r>
-        <w:rPr>
-          <w:rFonts w:hint="eastAsia" w:ascii="Times New Roman" w:hAnsi="Times New Roman" w:eastAsia="FangSong" w:cs="Times New Roman"/>
-        </w:rPr>
-        <w:t>键消失</w:t>
-      </w:r>
-      <w:r>
-        <w:rPr>
-          <w:rFonts w:hint="eastAsia" w:ascii="Times New Roman" w:hAnsi="Times New Roman" w:eastAsia="Times New Roman" w:cs="Times New Roman"/>
-        </w:rPr>
-        <w:t>，</w:t>
-      </w:r>
-      <w:r>
-        <w:rPr>
-          <w:rFonts w:hint="eastAsia" w:ascii="Times New Roman" w:hAnsi="Times New Roman" w:eastAsia="FangSong" w:cs="Times New Roman"/>
-        </w:rPr>
-        <w:t>硼原子杂化由</w:t>
-      </w:r>
-      <w:r>
-        <w:rPr>
-          <w:rFonts w:ascii="Times New Roman" w:hAnsi="Times New Roman" w:eastAsia="Times New Roman" w:cs="Times New Roman"/>
-        </w:rPr>
-        <w:t xml:space="preserve"> sp</w:t>
-      </w:r>
-      <w:r>
-        <w:rPr>
-          <w:rFonts w:ascii="Times New Roman" w:hAnsi="Times New Roman" w:eastAsia="Times New Roman" w:cs="Times New Roman"/>
-          <w:vertAlign w:val="superscript"/>
-        </w:rPr>
-        <w:t>2</w:t>
-      </w:r>
-      <w:r>
-        <w:rPr>
-          <w:rFonts w:ascii="Times New Roman" w:hAnsi="Times New Roman" w:eastAsia="Times New Roman" w:cs="Times New Roman"/>
-        </w:rPr>
-        <w:t xml:space="preserve"> </w:t>
-      </w:r>
-      <w:r>
-        <w:rPr>
-          <w:rFonts w:hint="eastAsia" w:ascii="Times New Roman" w:hAnsi="Times New Roman" w:eastAsia="FangSong" w:cs="Times New Roman"/>
-        </w:rPr>
-        <w:t xml:space="preserve">杂化形态变成</w:t>
-      </w:r>
-      <w:r>
-        <w:rPr>
-          <w:rFonts w:ascii="Times New Roman" w:hAnsi="Times New Roman" w:eastAsia="Times New Roman" w:cs="Times New Roman"/>
-        </w:rPr>
-        <w:t xml:space="preserve"> sp</w:t>
-      </w:r>
-      <w:r>
-        <w:rPr>
-          <w:rFonts w:ascii="Times New Roman" w:hAnsi="Times New Roman" w:eastAsia="Times New Roman" w:cs="Times New Roman"/>
-          <w:vertAlign w:val="superscript"/>
-        </w:rPr>
-        <w:t>3</w:t>
-      </w:r>
-      <w:r>
-        <w:rPr>
-          <w:rFonts w:ascii="Times New Roman" w:hAnsi="Times New Roman" w:eastAsia="Times New Roman" w:cs="Times New Roman"/>
-        </w:rPr>
-        <w:t xml:space="preserve"> </w:t>
-      </w:r>
-      <w:r>
-        <w:rPr>
-          <w:rFonts w:hint="eastAsia" w:ascii="Times New Roman" w:hAnsi="Times New Roman" w:eastAsia="FangSong" w:cs="Times New Roman"/>
-        </w:rPr>
-        <w:t>杂化形态</w:t>
-      </w:r>
-      <w:r>
-        <w:rPr>
-          <w:rFonts w:hint="eastAsia" w:ascii="Times New Roman" w:hAnsi="Times New Roman" w:eastAsia="Times New Roman" w:cs="Times New Roman"/>
-        </w:rPr>
-        <w:t>，</w:t>
-      </w:r>
-      <w:r>
-        <w:rPr>
-          <w:rFonts w:hint="eastAsia" w:ascii="Times New Roman" w:hAnsi="Times New Roman" w:eastAsia="FangSong" w:cs="Times New Roman"/>
-        </w:rPr>
-        <w:t>因此</w:t>
-      </w:r>
-      <w:r>
-        <w:rPr>
-          <w:rFonts w:ascii="Times New Roman" w:hAnsi="Times New Roman" w:eastAsia="Times New Roman" w:cs="Times New Roman"/>
-        </w:rPr>
-        <w:t xml:space="preserve"> B—F </w:t>
-      </w:r>
-      <w:r>
-        <w:rPr>
-          <w:rFonts w:hint="eastAsia" w:ascii="Times New Roman" w:hAnsi="Times New Roman" w:eastAsia="FangSong" w:cs="Times New Roman"/>
-        </w:rPr>
-        <w:t>键长增大</w:t>
-      </w:r>
-      <w:r>
-        <w:rPr>
-          <w:rFonts w:hint="eastAsia" w:ascii="Times New Roman" w:hAnsi="Times New Roman" w:eastAsia="Times New Roman" w:cs="Times New Roman"/>
-        </w:rPr>
-        <w:t>。</w:t>
-      </w:r>
-    </w:p>
-    <w:p>
-      <w:pPr>
-        <w:pStyle w:val="BodyText"/>
+        <w:ind w:firstLine="420"/>
       </w:pPr>
       <w:r>
         <w:rPr>
@@ -15093,6 +15175,7 @@
     <w:p>
       <w:pPr>
         <w:pStyle w:val="BlockText"/>
+        <w:ind w:firstLine="420"/>
       </w:pPr>
       <w:r>
         <w:rPr>
@@ -15200,6 +15283,7 @@
     <w:p>
       <w:pPr>
         <w:pStyle w:val="FirstParagraph"/>
+        <w:ind w:firstLine="420"/>
       </w:pPr>
       <w:r>
         <w:rPr>
@@ -15401,6 +15485,7 @@
     <w:p>
       <w:pPr>
         <w:pStyle w:val="BodyText"/>
+        <w:ind w:firstLine="420"/>
       </w:pPr>
       <w:r>
         <w:rPr>
@@ -15444,6 +15529,7 @@
     <w:p>
       <w:pPr>
         <w:pStyle w:val="BodyText"/>
+        <w:ind w:firstLine="420"/>
       </w:pPr>
       <w:r>
         <w:rPr>
@@ -15499,6 +15585,7 @@
     <w:p>
       <w:pPr>
         <w:pStyle w:val="BodyText"/>
+        <w:ind w:firstLine="420"/>
       </w:pPr>
       <w:r>
         <w:rPr>
@@ -15567,6 +15654,7 @@
     <w:p>
       <w:pPr>
         <w:pStyle w:val="FirstParagraph"/>
+        <w:ind w:firstLine="420"/>
       </w:pPr>
       <w:r>
         <w:rPr>
@@ -15622,6 +15710,7 @@
     <w:p>
       <w:pPr>
         <w:pStyle w:val="BodyText"/>
+        <w:ind w:firstLine="420"/>
       </w:pPr>
       <w:r>
         <w:rPr>
@@ -15705,6 +15794,7 @@
     <w:p>
       <w:pPr>
         <w:pStyle w:val="BodyText"/>
+        <w:ind w:firstLine="420"/>
       </w:pPr>
       <w:r>
         <w:rPr>
@@ -15778,6 +15868,38 @@
           <w:rFonts w:hint="eastAsia" w:ascii="Times New Roman" w:hAnsi="Times New Roman" w:eastAsia="Times New Roman" w:cs="Times New Roman"/>
         </w:rPr>
         <w:t>。）</w:t>
+      </w:r>
+    </w:p>
+    <w:p>
+      <w:pPr>
+        <w:pStyle w:val="BodyText"/>
+        <w:ind w:firstLine="420"/>
+      </w:pPr>
+      <w:r>
+        <w:rPr>
+          <w:rFonts w:ascii="Times New Roman" w:hAnsi="Times New Roman" w:eastAsia="Times New Roman" w:cs="Times New Roman"/>
+          <w:b/>
+          <w:bCs/>
+        </w:rPr>
+        <w:t xml:space="preserve">7-3</w:t>
+      </w:r>
+      <w:r>
+        <w:rPr>
+          <w:rFonts w:hint="eastAsia" w:ascii="Times New Roman" w:hAnsi="Times New Roman" w:eastAsia="Times New Roman" w:cs="Times New Roman"/>
+        </w:rPr>
+        <w:t>（1</w:t>
+      </w:r>
+      <w:r>
+        <w:rPr>
+          <w:rFonts w:hint="eastAsia" w:ascii="Times New Roman" w:hAnsi="Times New Roman" w:eastAsia="FangSong" w:cs="Times New Roman"/>
+        </w:rPr>
+        <w:t>分</w:t>
+      </w:r>
+      <w:r>
+        <w:rPr>
+          <w:rFonts w:hint="eastAsia" w:ascii="Times New Roman" w:hAnsi="Times New Roman" w:eastAsia="Times New Roman" w:cs="Times New Roman"/>
+        </w:rPr>
+        <w:t>）</w:t>
       </w:r>
     </w:p>
     <w:p>
@@ -15787,37 +15909,6 @@
       <w:r>
         <w:rPr>
           <w:rFonts w:ascii="Times New Roman" w:hAnsi="Times New Roman" w:eastAsia="Times New Roman" w:cs="Times New Roman"/>
-          <w:b/>
-          <w:bCs/>
-        </w:rPr>
-        <w:t xml:space="preserve">7-3</w:t>
-      </w:r>
-      <w:r>
-        <w:rPr>
-          <w:rFonts w:hint="eastAsia" w:ascii="Times New Roman" w:hAnsi="Times New Roman" w:eastAsia="Times New Roman" w:cs="Times New Roman"/>
-        </w:rPr>
-        <w:t>（1</w:t>
-      </w:r>
-      <w:r>
-        <w:rPr>
-          <w:rFonts w:hint="eastAsia" w:ascii="Times New Roman" w:hAnsi="Times New Roman" w:eastAsia="FangSong" w:cs="Times New Roman"/>
-        </w:rPr>
-        <w:t>分</w:t>
-      </w:r>
-      <w:r>
-        <w:rPr>
-          <w:rFonts w:hint="eastAsia" w:ascii="Times New Roman" w:hAnsi="Times New Roman" w:eastAsia="Times New Roman" w:cs="Times New Roman"/>
-        </w:rPr>
-        <w:t>）</w:t>
-      </w:r>
-    </w:p>
-    <w:p>
-      <w:pPr>
-        <w:pStyle w:val="BodyText"/>
-      </w:pPr>
-      <w:r>
-        <w:rPr>
-          <w:rFonts w:ascii="Times New Roman" w:hAnsi="Times New Roman" w:eastAsia="Times New Roman" w:cs="Times New Roman"/>
         </w:rPr>
         <w:t>7S</w:t>
       </w:r>
@@ -15929,6 +16020,7 @@
     <w:p>
       <w:pPr>
         <w:pStyle w:val="BlockText"/>
+        <w:ind w:firstLine="420"/>
       </w:pPr>
       <w:r>
         <w:rPr>
@@ -16225,6 +16317,7 @@
     <w:p>
       <w:pPr>
         <w:pStyle w:val="BlockText"/>
+        <w:ind w:firstLine="420"/>
       </w:pPr>
       <w:r>
         <w:rPr>
@@ -16320,6 +16413,7 @@
     <w:p>
       <w:pPr>
         <w:pStyle w:val="FirstParagraph"/>
+        <w:ind w:firstLine="420"/>
       </w:pPr>
       <w:r>
         <w:rPr>
@@ -16413,6 +16507,7 @@
     <w:p>
       <w:pPr>
         <w:pStyle w:val="BodyText"/>
+        <w:ind w:firstLine="420"/>
       </w:pPr>
       <w:r>
         <w:rPr>
@@ -16436,6 +16531,7 @@
     <w:p>
       <w:pPr>
         <w:pStyle w:val="BodyText"/>
+        <w:ind w:firstLine="420"/>
       </w:pPr>
       <w:r>
         <w:rPr>
@@ -16471,6 +16567,7 @@
     <w:p>
       <w:pPr>
         <w:pStyle w:val="BodyText"/>
+        <w:ind w:firstLine="420"/>
       </w:pPr>
       <w:r>
         <w:rPr>
@@ -16512,6 +16609,7 @@
     <w:p>
       <w:pPr>
         <w:pStyle w:val="BodyText"/>
+        <w:ind w:firstLine="420"/>
       </w:pPr>
       <w:r>
         <w:rPr>
@@ -16535,6 +16633,7 @@
     <w:p>
       <w:pPr>
         <w:pStyle w:val="BodyText"/>
+        <w:ind w:firstLine="420"/>
       </w:pPr>
       <w:r>
         <w:rPr>
@@ -16558,6 +16657,7 @@
     <w:p>
       <w:pPr>
         <w:pStyle w:val="BodyText"/>
+        <w:ind w:firstLine="420"/>
       </w:pPr>
       <w:r>
         <w:rPr>
@@ -16704,6 +16804,7 @@
     <w:p>
       <w:pPr>
         <w:pStyle w:val="BodyText"/>
+        <w:ind w:firstLine="420"/>
       </w:pPr>
       <w:r>
         <w:rPr>
@@ -16752,6 +16853,7 @@
     <w:p>
       <w:pPr>
         <w:pStyle w:val="FirstParagraph"/>
+        <w:ind w:firstLine="420"/>
       </w:pPr>
       <w:r>
         <w:rPr>
@@ -16775,6 +16877,7 @@
     <w:p>
       <w:pPr>
         <w:pStyle w:val="BodyText"/>
+        <w:ind w:firstLine="420"/>
       </w:pPr>
       <w:r>
         <w:rPr>
@@ -17225,6 +17328,7 @@
     <w:p>
       <w:pPr>
         <w:pStyle w:val="FirstParagraph"/>
+        <w:ind w:firstLine="420"/>
       </w:pPr>
       <w:r>
         <w:rPr>
@@ -17248,6 +17352,7 @@
     <w:p>
       <w:pPr>
         <w:pStyle w:val="BodyText"/>
+        <w:ind w:firstLine="420"/>
       </w:pPr>
       <w:r>
         <w:rPr>
@@ -17343,6 +17448,7 @@
     <w:p>
       <w:pPr>
         <w:pStyle w:val="BodyText"/>
+        <w:ind w:firstLine="420"/>
       </w:pPr>
       <w:r>
         <w:rPr>
@@ -17484,6 +17590,7 @@
     <w:p>
       <w:pPr>
         <w:pStyle w:val="BodyText"/>
+        <w:ind w:firstLine="420"/>
       </w:pPr>
       <w:r>
         <w:rPr>
@@ -17549,6 +17656,7 @@
     <w:p>
       <w:pPr>
         <w:pStyle w:val="BodyText"/>
+        <w:ind w:firstLine="420"/>
       </w:pPr>
       <w:r>
         <w:rPr>
@@ -17572,6 +17680,7 @@
     <w:p>
       <w:pPr>
         <w:pStyle w:val="BodyText"/>
+        <w:ind w:firstLine="420"/>
       </w:pPr>
       <w:r>
         <w:rPr>
@@ -17669,6 +17778,7 @@
     <w:p>
       <w:pPr>
         <w:pStyle w:val="BodyText"/>
+        <w:ind w:firstLine="420"/>
       </w:pPr>
       <w:r>
         <w:rPr>
@@ -17692,6 +17802,7 @@
     <w:p>
       <w:pPr>
         <w:pStyle w:val="BodyText"/>
+        <w:ind w:firstLine="420"/>
       </w:pPr>
       <w:r>
         <w:rPr>
@@ -17769,6 +17880,7 @@
     <w:p>
       <w:pPr>
         <w:pStyle w:val="BodyText"/>
+        <w:ind w:firstLine="420"/>
       </w:pPr>
       <w:r>
         <w:rPr>
@@ -17858,6 +17970,7 @@
     <w:p>
       <w:pPr>
         <w:pStyle w:val="BodyText"/>
+        <w:ind w:firstLine="420"/>
       </w:pPr>
       <w:r>
         <w:rPr>
@@ -18164,6 +18277,7 @@
     <w:p>
       <w:pPr>
         <w:pStyle w:val="BlockText"/>
+        <w:ind w:firstLine="420"/>
       </w:pPr>
       <w:r>
         <w:rPr>
@@ -18271,6 +18385,7 @@
     <w:p>
       <w:pPr>
         <w:pStyle w:val="FirstParagraph"/>
+        <w:ind w:firstLine="420"/>
       </w:pPr>
       <w:r>
         <w:rPr>
@@ -18454,6 +18569,7 @@
     <w:p>
       <w:pPr>
         <w:pStyle w:val="BodyText"/>
+        <w:ind w:firstLine="420"/>
       </w:pPr>
       <w:r>
         <w:rPr>
@@ -18945,6 +19061,7 @@
     <w:p>
       <w:pPr>
         <w:pStyle w:val="BodyText"/>
+        <w:ind w:firstLine="420"/>
       </w:pPr>
       <w:r>
         <w:rPr>
@@ -19235,6 +19352,7 @@
     <w:p>
       <w:pPr>
         <w:pStyle w:val="BodyText"/>
+        <w:ind w:firstLine="420"/>
       </w:pPr>
       <w:r>
         <w:rPr>
@@ -19575,6 +19693,7 @@
     <w:p>
       <w:pPr>
         <w:pStyle w:val="BodyText"/>
+        <w:ind w:firstLine="420"/>
       </w:pPr>
       <w:r>
         <w:rPr>
@@ -19782,6 +19901,7 @@
     <w:p>
       <w:pPr>
         <w:pStyle w:val="BodyText"/>
+        <w:ind w:firstLine="420"/>
       </w:pPr>
       <w:r>
         <w:rPr>
@@ -20498,6 +20618,7 @@
     <w:p>
       <w:pPr>
         <w:pStyle w:val="FirstParagraph"/>
+        <w:ind w:firstLine="420"/>
       </w:pPr>
       <w:r>
         <w:rPr>
@@ -20612,6 +20733,7 @@
     <w:p>
       <w:pPr>
         <w:pStyle w:val="BodyText"/>
+        <w:ind w:firstLine="420"/>
       </w:pPr>
       <m:oMath>
         <m:r>
@@ -20879,6 +21001,7 @@
     <w:p>
       <w:pPr>
         <w:pStyle w:val="BodyText"/>
+        <w:ind w:firstLine="420"/>
       </w:pPr>
       <w:r>
         <w:rPr>
@@ -21312,6 +21435,7 @@
     <w:p>
       <w:pPr>
         <w:pStyle w:val="BodyText"/>
+        <w:ind w:firstLine="420"/>
       </w:pPr>
       <w:r>
         <w:rPr>
@@ -21714,6 +21838,7 @@
     <w:p>
       <w:pPr>
         <w:pStyle w:val="BodyText"/>
+        <w:ind w:firstLine="420"/>
       </w:pPr>
       <w:r>
         <w:rPr>
@@ -21843,6 +21968,7 @@
     <w:p>
       <w:pPr>
         <w:pStyle w:val="BodyText"/>
+        <w:ind w:firstLine="420"/>
       </w:pPr>
       <w:r>
         <w:rPr>
@@ -21903,6 +22029,7 @@
     <w:p>
       <w:pPr>
         <w:pStyle w:val="BodyText"/>
+        <w:ind w:firstLine="420"/>
       </w:pPr>
       <w:r>
         <w:rPr>
@@ -22260,6 +22387,7 @@
     <w:p>
       <w:pPr>
         <w:pStyle w:val="FirstParagraph"/>
+        <w:ind w:firstLine="420"/>
       </w:pPr>
       <w:r>
         <w:rPr>
@@ -22762,6 +22890,7 @@
     <w:p>
       <w:pPr>
         <w:pStyle w:val="BlockText"/>
+        <w:ind w:firstLine="420"/>
       </w:pPr>
       <w:r>
         <w:rPr>
@@ -22869,6 +22998,7 @@
     <w:p>
       <w:pPr>
         <w:pStyle w:val="FirstParagraph"/>
+        <w:ind w:firstLine="420"/>
       </w:pPr>
       <w:r>
         <w:rPr>
@@ -23030,6 +23160,7 @@
     <w:p>
       <w:pPr>
         <w:pStyle w:val="BodyText"/>
+        <w:ind w:firstLine="420"/>
       </w:pPr>
       <w:r>
         <w:rPr>
@@ -23181,6 +23312,7 @@
     <w:p>
       <w:pPr>
         <w:pStyle w:val="BodyText"/>
+        <w:ind w:firstLine="420"/>
       </w:pPr>
       <w:r>
         <w:rPr>
@@ -23262,6 +23394,7 @@
     <w:p>
       <w:pPr>
         <w:pStyle w:val="BodyText"/>
+        <w:ind w:firstLine="420"/>
       </w:pPr>
       <w:r>
         <w:rPr>
@@ -23329,6 +23462,7 @@
     <w:p>
       <w:pPr>
         <w:pStyle w:val="BodyText"/>
+        <w:ind w:firstLine="420"/>
       </w:pPr>
       <w:r>
         <w:rPr>
@@ -23516,6 +23650,7 @@
     <w:p>
       <w:pPr>
         <w:pStyle w:val="BodyText"/>
+        <w:ind w:firstLine="420"/>
       </w:pPr>
       <w:r>
         <w:rPr>
@@ -23766,6 +23901,7 @@
     <w:p>
       <w:pPr>
         <w:pStyle w:val="BodyText"/>
+        <w:ind w:firstLine="420"/>
       </w:pPr>
       <w:r>
         <w:rPr>
@@ -23881,6 +24017,7 @@
     <w:p>
       <w:pPr>
         <w:pStyle w:val="BodyText"/>
+        <w:ind w:firstLine="420"/>
       </w:pPr>
       <w:r>
         <w:rPr>
@@ -24029,6 +24166,7 @@
     <w:p>
       <w:pPr>
         <w:pStyle w:val="FirstParagraph"/>
+        <w:ind w:firstLine="420"/>
       </w:pPr>
       <w:r>
         <w:rPr>
@@ -24043,6 +24181,820 @@
           <w:rFonts w:hint="eastAsia" w:ascii="Times New Roman" w:hAnsi="Times New Roman" w:eastAsia="Times New Roman" w:cs="Times New Roman"/>
         </w:rPr>
         <w:t>（4</w:t>
+      </w:r>
+      <w:r>
+        <w:rPr>
+          <w:rFonts w:hint="eastAsia" w:ascii="Times New Roman" w:hAnsi="Times New Roman" w:eastAsia="FangSong" w:cs="Times New Roman"/>
+        </w:rPr>
+        <w:t>分</w:t>
+      </w:r>
+      <w:r>
+        <w:rPr>
+          <w:rFonts w:hint="eastAsia" w:ascii="Times New Roman" w:hAnsi="Times New Roman" w:eastAsia="Times New Roman" w:cs="Times New Roman"/>
+        </w:rPr>
+        <w:t>）</w:t>
+      </w:r>
+    </w:p>
+    <w:p>
+      <w:pPr>
+        <w:pStyle w:val="BodyText"/>
+        <w:ind w:firstLine="420"/>
+      </w:pPr>
+      <w:r>
+        <w:rPr>
+          <w:rFonts w:hint="eastAsia" w:ascii="Times New Roman" w:hAnsi="Times New Roman" w:eastAsia="FangSong" w:cs="Times New Roman"/>
+        </w:rPr>
+        <w:t xml:space="preserve">这一晶型中存在</w:t>
+      </w:r>
+      <w:r>
+        <w:rPr>
+          <w:rFonts w:ascii="Times New Roman" w:hAnsi="Times New Roman" w:eastAsia="Times New Roman" w:cs="Times New Roman"/>
+        </w:rPr>
+        <w:t xml:space="preserve"> FeO</w:t>
+      </w:r>
+      <w:r>
+        <w:rPr>
+          <w:rFonts w:ascii="Times New Roman" w:hAnsi="Times New Roman" w:eastAsia="Times New Roman" w:cs="Times New Roman"/>
+          <w:vertAlign w:val="subscript"/>
+        </w:rPr>
+        <w:t>6</w:t>
+      </w:r>
+      <w:r>
+        <w:rPr>
+          <w:rFonts w:ascii="Times New Roman" w:hAnsi="Times New Roman" w:eastAsia="Times New Roman" w:cs="Times New Roman"/>
+        </w:rPr>
+        <w:t xml:space="preserve"> </w:t>
+      </w:r>
+      <w:r>
+        <w:rPr>
+          <w:rFonts w:hint="eastAsia" w:ascii="Times New Roman" w:hAnsi="Times New Roman" w:eastAsia="FangSong" w:cs="Times New Roman"/>
+        </w:rPr>
+        <w:t xml:space="preserve">八面体与</w:t>
+      </w:r>
+      <w:r>
+        <w:rPr>
+          <w:rFonts w:ascii="Times New Roman" w:hAnsi="Times New Roman" w:eastAsia="Times New Roman" w:cs="Times New Roman"/>
+        </w:rPr>
+        <w:t xml:space="preserve"> FeO</w:t>
+      </w:r>
+      <w:r>
+        <w:rPr>
+          <w:rFonts w:ascii="Times New Roman" w:hAnsi="Times New Roman" w:eastAsia="Times New Roman" w:cs="Times New Roman"/>
+          <w:vertAlign w:val="subscript"/>
+        </w:rPr>
+        <w:t>6</w:t>
+      </w:r>
+      <w:r>
+        <w:rPr>
+          <w:rFonts w:ascii="Times New Roman" w:hAnsi="Times New Roman" w:eastAsia="Times New Roman" w:cs="Times New Roman"/>
+        </w:rPr>
+        <w:t xml:space="preserve"> </w:t>
+      </w:r>
+      <w:r>
+        <w:rPr>
+          <w:rFonts w:hint="eastAsia" w:ascii="Times New Roman" w:hAnsi="Times New Roman" w:eastAsia="FangSong" w:cs="Times New Roman"/>
+        </w:rPr>
+        <w:t>三棱柱</w:t>
+      </w:r>
+      <w:r>
+        <w:rPr>
+          <w:rFonts w:hint="eastAsia" w:ascii="Times New Roman" w:hAnsi="Times New Roman" w:eastAsia="Times New Roman" w:cs="Times New Roman"/>
+        </w:rPr>
+        <w:t>。（2</w:t>
+      </w:r>
+      <w:r>
+        <w:rPr>
+          <w:rFonts w:ascii="Times New Roman" w:hAnsi="Times New Roman" w:eastAsia="Times New Roman" w:cs="Times New Roman"/>
+        </w:rPr>
+        <w:t xml:space="preserve"> </w:t>
+      </w:r>
+      <w:r>
+        <w:rPr>
+          <w:rFonts w:hint="eastAsia" w:ascii="Times New Roman" w:hAnsi="Times New Roman" w:eastAsia="FangSong" w:cs="Times New Roman"/>
+        </w:rPr>
+        <w:t>分</w:t>
+      </w:r>
+      <w:r>
+        <w:rPr>
+          <w:rFonts w:hint="eastAsia" w:ascii="Times New Roman" w:hAnsi="Times New Roman" w:eastAsia="Times New Roman" w:cs="Times New Roman"/>
+        </w:rPr>
+        <w:t>）</w:t>
+      </w:r>
+      <w:r>
+        <w:rPr>
+          <w:rFonts w:hint="eastAsia" w:ascii="Times New Roman" w:hAnsi="Times New Roman" w:eastAsia="FangSong" w:cs="Times New Roman"/>
+        </w:rPr>
+        <w:t>八面体与八面体之间共顶连接</w:t>
+      </w:r>
+      <w:r>
+        <w:rPr>
+          <w:rFonts w:hint="eastAsia" w:ascii="Times New Roman" w:hAnsi="Times New Roman" w:eastAsia="Times New Roman" w:cs="Times New Roman"/>
+        </w:rPr>
+        <w:t>，</w:t>
+      </w:r>
+      <w:r>
+        <w:rPr>
+          <w:rFonts w:hint="eastAsia" w:ascii="Times New Roman" w:hAnsi="Times New Roman" w:eastAsia="FangSong" w:cs="Times New Roman"/>
+        </w:rPr>
+        <w:t>八面体与三棱柱之间共棱连接</w:t>
+      </w:r>
+      <w:r>
+        <w:rPr>
+          <w:rFonts w:hint="eastAsia" w:ascii="Times New Roman" w:hAnsi="Times New Roman" w:eastAsia="Times New Roman" w:cs="Times New Roman"/>
+        </w:rPr>
+        <w:t>，</w:t>
+      </w:r>
+      <w:r>
+        <w:rPr>
+          <w:rFonts w:hint="eastAsia" w:ascii="Times New Roman" w:hAnsi="Times New Roman" w:eastAsia="FangSong" w:cs="Times New Roman"/>
+        </w:rPr>
+        <w:t>三棱柱与三棱柱之间共棱连接</w:t>
+      </w:r>
+      <w:r>
+        <w:rPr>
+          <w:rFonts w:hint="eastAsia" w:ascii="Times New Roman" w:hAnsi="Times New Roman" w:eastAsia="Times New Roman" w:cs="Times New Roman"/>
+        </w:rPr>
+        <w:t>。（2</w:t>
+      </w:r>
+      <w:r>
+        <w:rPr>
+          <w:rFonts w:ascii="Times New Roman" w:hAnsi="Times New Roman" w:eastAsia="Times New Roman" w:cs="Times New Roman"/>
+        </w:rPr>
+        <w:t xml:space="preserve"> </w:t>
+      </w:r>
+      <w:r>
+        <w:rPr>
+          <w:rFonts w:hint="eastAsia" w:ascii="Times New Roman" w:hAnsi="Times New Roman" w:eastAsia="FangSong" w:cs="Times New Roman"/>
+        </w:rPr>
+        <w:t>分</w:t>
+      </w:r>
+      <w:r>
+        <w:rPr>
+          <w:rFonts w:hint="eastAsia" w:ascii="Times New Roman" w:hAnsi="Times New Roman" w:eastAsia="Times New Roman" w:cs="Times New Roman"/>
+        </w:rPr>
+        <w:t>）</w:t>
+      </w:r>
+    </w:p>
+    <w:p>
+      <w:pPr>
+        <w:pStyle w:val="BodyText"/>
+        <w:ind w:firstLine="420"/>
+      </w:pPr>
+      <w:r>
+        <w:rPr>
+          <w:rFonts w:ascii="Times New Roman" w:hAnsi="Times New Roman" w:eastAsia="Times New Roman" w:cs="Times New Roman"/>
+          <w:b/>
+          <w:bCs/>
+        </w:rPr>
+        <w:t xml:space="preserve">10-1-2</w:t>
+      </w:r>
+      <w:r>
+        <w:rPr>
+          <w:rFonts w:hint="eastAsia" w:ascii="Times New Roman" w:hAnsi="Times New Roman" w:eastAsia="Times New Roman" w:cs="Times New Roman"/>
+        </w:rPr>
+        <w:t>（2</w:t>
+      </w:r>
+      <w:r>
+        <w:rPr>
+          <w:rFonts w:hint="eastAsia" w:ascii="Times New Roman" w:hAnsi="Times New Roman" w:eastAsia="FangSong" w:cs="Times New Roman"/>
+        </w:rPr>
+        <w:t>分</w:t>
+      </w:r>
+      <w:r>
+        <w:rPr>
+          <w:rFonts w:hint="eastAsia" w:ascii="Times New Roman" w:hAnsi="Times New Roman" w:eastAsia="Times New Roman" w:cs="Times New Roman"/>
+        </w:rPr>
+        <w:t>）</w:t>
+      </w:r>
+    </w:p>
+    <w:p>
+      <w:pPr>
+        <w:pStyle w:val="BodyText"/>
+        <w:ind w:firstLine="420"/>
+      </w:pPr>
+      <w:r>
+        <w:rPr>
+          <w:rFonts w:hint="eastAsia" w:ascii="Times New Roman" w:hAnsi="Times New Roman" w:eastAsia="FangSong" w:cs="Times New Roman"/>
+        </w:rPr>
+        <w:t xml:space="preserve">由于实验中观察到</w:t>
+      </w:r>
+      <w:r>
+        <w:rPr>
+          <w:rFonts w:ascii="Times New Roman" w:hAnsi="Times New Roman" w:eastAsia="Times New Roman" w:cs="Times New Roman"/>
+        </w:rPr>
+        <w:t xml:space="preserve"> Fe(Ⅲ) </w:t>
+      </w:r>
+      <w:r>
+        <w:rPr>
+          <w:rFonts w:hint="eastAsia" w:ascii="Times New Roman" w:hAnsi="Times New Roman" w:eastAsia="FangSong" w:cs="Times New Roman"/>
+        </w:rPr>
+        <w:t>磁矩的突变</w:t>
+      </w:r>
+      <w:r>
+        <w:rPr>
+          <w:rFonts w:hint="eastAsia" w:ascii="Times New Roman" w:hAnsi="Times New Roman" w:eastAsia="Times New Roman" w:cs="Times New Roman"/>
+        </w:rPr>
+        <w:t>，</w:t>
+      </w:r>
+      <w:r>
+        <w:rPr>
+          <w:rFonts w:hint="eastAsia" w:ascii="Times New Roman" w:hAnsi="Times New Roman" w:eastAsia="FangSong" w:cs="Times New Roman"/>
+        </w:rPr>
+        <w:t>说明</w:t>
+      </w:r>
+      <w:r>
+        <w:rPr>
+          <w:rFonts w:ascii="Times New Roman" w:hAnsi="Times New Roman" w:eastAsia="Times New Roman" w:cs="Times New Roman"/>
+        </w:rPr>
+        <w:t xml:space="preserve"> Fe(Ⅲ) </w:t>
+      </w:r>
+      <w:r>
+        <w:rPr>
+          <w:rFonts w:hint="eastAsia" w:ascii="Times New Roman" w:hAnsi="Times New Roman" w:eastAsia="FangSong" w:cs="Times New Roman"/>
+        </w:rPr>
+        <w:t>可能发生了高低自旋的转变</w:t>
+      </w:r>
+      <w:r>
+        <w:rPr>
+          <w:rFonts w:hint="eastAsia" w:ascii="Times New Roman" w:hAnsi="Times New Roman" w:eastAsia="Times New Roman" w:cs="Times New Roman"/>
+        </w:rPr>
+        <w:t>。</w:t>
+      </w:r>
+      <w:r>
+        <w:rPr>
+          <w:rFonts w:hint="eastAsia" w:ascii="Times New Roman" w:hAnsi="Times New Roman" w:eastAsia="FangSong" w:cs="Times New Roman"/>
+        </w:rPr>
+        <w:t>在正常</w:t>
+      </w:r>
+      <w:r>
+        <w:rPr>
+          <w:rFonts w:ascii="Times New Roman" w:hAnsi="Times New Roman" w:eastAsia="Times New Roman" w:cs="Times New Roman"/>
+        </w:rPr>
+        <w:t xml:space="preserve"> Fe</w:t>
+      </w:r>
+      <w:r>
+        <w:rPr>
+          <w:rFonts w:ascii="Times New Roman" w:hAnsi="Times New Roman" w:eastAsia="Times New Roman" w:cs="Times New Roman"/>
+          <w:vertAlign w:val="subscript"/>
+        </w:rPr>
+        <w:t>2</w:t>
+      </w:r>
+      <w:r>
+        <w:rPr>
+          <w:rFonts w:ascii="Times New Roman" w:hAnsi="Times New Roman" w:eastAsia="Times New Roman" w:cs="Times New Roman"/>
+        </w:rPr>
+        <w:t>O</w:t>
+      </w:r>
+      <w:r>
+        <w:rPr>
+          <w:rFonts w:ascii="Times New Roman" w:hAnsi="Times New Roman" w:eastAsia="Times New Roman" w:cs="Times New Roman"/>
+          <w:vertAlign w:val="subscript"/>
+        </w:rPr>
+        <w:t>3</w:t>
+      </w:r>
+      <w:r>
+        <w:rPr>
+          <w:rFonts w:ascii="Times New Roman" w:hAnsi="Times New Roman" w:eastAsia="Times New Roman" w:cs="Times New Roman"/>
+        </w:rPr>
+        <w:t xml:space="preserve"> </w:t>
+      </w:r>
+      <w:r>
+        <w:rPr>
+          <w:rFonts w:hint="eastAsia" w:ascii="Times New Roman" w:hAnsi="Times New Roman" w:eastAsia="FangSong" w:cs="Times New Roman"/>
+        </w:rPr>
+        <w:t>晶体中</w:t>
+      </w:r>
+      <w:r>
+        <w:rPr>
+          <w:rFonts w:hint="eastAsia" w:ascii="Times New Roman" w:hAnsi="Times New Roman" w:eastAsia="Times New Roman" w:cs="Times New Roman"/>
+        </w:rPr>
+        <w:t>，O</w:t>
+      </w:r>
+      <w:r>
+        <w:rPr>
+          <w:rFonts w:hint="eastAsia" w:ascii="Times New Roman" w:hAnsi="Times New Roman" w:eastAsia="Times New Roman" w:cs="Times New Roman"/>
+          <w:vertAlign w:val="superscript"/>
+        </w:rPr>
+        <w:t>2-</w:t>
+      </w:r>
+      <w:r>
+        <w:rPr>
+          <w:rFonts w:ascii="Times New Roman" w:hAnsi="Times New Roman" w:eastAsia="Times New Roman" w:cs="Times New Roman"/>
+        </w:rPr>
+        <w:t xml:space="preserve"> </w:t>
+      </w:r>
+      <w:r>
+        <w:rPr>
+          <w:rFonts w:hint="eastAsia" w:ascii="Times New Roman" w:hAnsi="Times New Roman" w:eastAsia="FangSong" w:cs="Times New Roman"/>
+        </w:rPr>
+        <w:t>离子为弱场</w:t>
+      </w:r>
+      <w:r>
+        <w:rPr>
+          <w:rFonts w:hint="eastAsia" w:ascii="Times New Roman" w:hAnsi="Times New Roman" w:eastAsia="Times New Roman" w:cs="Times New Roman"/>
+        </w:rPr>
+        <w:t>，Fe</w:t>
+      </w:r>
+      <w:r>
+        <w:rPr>
+          <w:rFonts w:hint="eastAsia" w:ascii="Times New Roman" w:hAnsi="Times New Roman" w:eastAsia="Times New Roman" w:cs="Times New Roman"/>
+          <w:vertAlign w:val="superscript"/>
+        </w:rPr>
+        <w:t>3+</w:t>
+      </w:r>
+      <w:r>
+        <w:rPr>
+          <w:rFonts w:ascii="Times New Roman" w:hAnsi="Times New Roman" w:eastAsia="Times New Roman" w:cs="Times New Roman"/>
+        </w:rPr>
+        <w:t xml:space="preserve"> </w:t>
+      </w:r>
+      <w:r>
+        <w:rPr>
+          <w:rFonts w:hint="eastAsia" w:ascii="Times New Roman" w:hAnsi="Times New Roman" w:eastAsia="FangSong" w:cs="Times New Roman"/>
+        </w:rPr>
+        <w:t>采取高自旋排布</w:t>
+      </w:r>
+      <w:r>
+        <w:rPr>
+          <w:rFonts w:hint="eastAsia" w:ascii="Times New Roman" w:hAnsi="Times New Roman" w:eastAsia="Times New Roman" w:cs="Times New Roman"/>
+        </w:rPr>
+        <w:t>，</w:t>
+      </w:r>
+      <w:r>
+        <w:rPr>
+          <w:rFonts w:hint="eastAsia" w:ascii="Times New Roman" w:hAnsi="Times New Roman" w:eastAsia="FangSong" w:cs="Times New Roman"/>
+        </w:rPr>
+        <w:t>在高压下为了促进体积的减小</w:t>
+      </w:r>
+      <w:r>
+        <w:rPr>
+          <w:rFonts w:hint="eastAsia" w:ascii="Times New Roman" w:hAnsi="Times New Roman" w:eastAsia="Times New Roman" w:cs="Times New Roman"/>
+        </w:rPr>
+        <w:t>，Fe</w:t>
+      </w:r>
+      <w:r>
+        <w:rPr>
+          <w:rFonts w:hint="eastAsia" w:ascii="Times New Roman" w:hAnsi="Times New Roman" w:eastAsia="Times New Roman" w:cs="Times New Roman"/>
+          <w:vertAlign w:val="superscript"/>
+        </w:rPr>
+        <w:t>3+</w:t>
+      </w:r>
+      <w:r>
+        <w:rPr>
+          <w:rFonts w:ascii="Times New Roman" w:hAnsi="Times New Roman" w:eastAsia="Times New Roman" w:cs="Times New Roman"/>
+        </w:rPr>
+        <w:t xml:space="preserve"> </w:t>
+      </w:r>
+      <w:r>
+        <w:rPr>
+          <w:rFonts w:hint="eastAsia" w:ascii="Times New Roman" w:hAnsi="Times New Roman" w:eastAsia="FangSong" w:cs="Times New Roman"/>
+        </w:rPr>
+        <w:t>被迫采取低自旋排布</w:t>
+      </w:r>
+      <w:r>
+        <w:rPr>
+          <w:rFonts w:hint="eastAsia" w:ascii="Times New Roman" w:hAnsi="Times New Roman" w:eastAsia="Times New Roman" w:cs="Times New Roman"/>
+        </w:rPr>
+        <w:t>，</w:t>
+      </w:r>
+      <w:r>
+        <w:rPr>
+          <w:rFonts w:hint="eastAsia" w:ascii="Times New Roman" w:hAnsi="Times New Roman" w:eastAsia="FangSong" w:cs="Times New Roman"/>
+        </w:rPr>
+        <w:t>由于低自旋的</w:t>
+      </w:r>
+      <w:r>
+        <w:rPr>
+          <w:rFonts w:ascii="Times New Roman" w:hAnsi="Times New Roman" w:eastAsia="Times New Roman" w:cs="Times New Roman"/>
+        </w:rPr>
+        <w:t xml:space="preserve"> Fe</w:t>
+      </w:r>
+      <w:r>
+        <w:rPr>
+          <w:rFonts w:ascii="Times New Roman" w:hAnsi="Times New Roman" w:eastAsia="Times New Roman" w:cs="Times New Roman"/>
+          <w:vertAlign w:val="superscript"/>
+        </w:rPr>
+        <w:t>3+</w:t>
+      </w:r>
+      <w:r>
+        <w:rPr>
+          <w:rFonts w:ascii="Times New Roman" w:hAnsi="Times New Roman" w:eastAsia="Times New Roman" w:cs="Times New Roman"/>
+        </w:rPr>
+        <w:t xml:space="preserve"> </w:t>
+      </w:r>
+      <w:r>
+        <w:rPr>
+          <w:rFonts w:hint="eastAsia" w:ascii="Times New Roman" w:hAnsi="Times New Roman" w:eastAsia="FangSong" w:cs="Times New Roman"/>
+        </w:rPr>
+        <w:t xml:space="preserve">半径比高自旋的</w:t>
+      </w:r>
+      <w:r>
+        <w:rPr>
+          <w:rFonts w:ascii="Times New Roman" w:hAnsi="Times New Roman" w:eastAsia="Times New Roman" w:cs="Times New Roman"/>
+        </w:rPr>
+        <w:t xml:space="preserve"> Fe</w:t>
+      </w:r>
+      <w:r>
+        <w:rPr>
+          <w:rFonts w:ascii="Times New Roman" w:hAnsi="Times New Roman" w:eastAsia="Times New Roman" w:cs="Times New Roman"/>
+          <w:vertAlign w:val="superscript"/>
+        </w:rPr>
+        <w:t>3+</w:t>
+      </w:r>
+      <w:r>
+        <w:rPr>
+          <w:rFonts w:ascii="Times New Roman" w:hAnsi="Times New Roman" w:eastAsia="Times New Roman" w:cs="Times New Roman"/>
+        </w:rPr>
+        <w:t xml:space="preserve"> </w:t>
+      </w:r>
+      <w:r>
+        <w:rPr>
+          <w:rFonts w:hint="eastAsia" w:ascii="Times New Roman" w:hAnsi="Times New Roman" w:eastAsia="FangSong" w:cs="Times New Roman"/>
+        </w:rPr>
+        <w:t>小</w:t>
+      </w:r>
+      <w:r>
+        <w:rPr>
+          <w:rFonts w:hint="eastAsia" w:ascii="Times New Roman" w:hAnsi="Times New Roman" w:eastAsia="Times New Roman" w:cs="Times New Roman"/>
+        </w:rPr>
+        <w:t>，</w:t>
+      </w:r>
+      <w:r>
+        <w:rPr>
+          <w:rFonts w:hint="eastAsia" w:ascii="Times New Roman" w:hAnsi="Times New Roman" w:eastAsia="FangSong" w:cs="Times New Roman"/>
+        </w:rPr>
+        <w:t>因此在</w:t>
+      </w:r>
+      <w:r>
+        <w:rPr>
+          <w:rFonts w:ascii="Times New Roman" w:hAnsi="Times New Roman" w:eastAsia="Times New Roman" w:cs="Times New Roman"/>
+        </w:rPr>
+        <w:t xml:space="preserve"> FeO</w:t>
+      </w:r>
+      <w:r>
+        <w:rPr>
+          <w:rFonts w:ascii="Times New Roman" w:hAnsi="Times New Roman" w:eastAsia="Times New Roman" w:cs="Times New Roman"/>
+          <w:vertAlign w:val="subscript"/>
+        </w:rPr>
+        <w:t>6</w:t>
+      </w:r>
+      <w:r>
+        <w:rPr>
+          <w:rFonts w:ascii="Times New Roman" w:hAnsi="Times New Roman" w:eastAsia="Times New Roman" w:cs="Times New Roman"/>
+        </w:rPr>
+        <w:t xml:space="preserve"> </w:t>
+      </w:r>
+      <w:r>
+        <w:rPr>
+          <w:rFonts w:hint="eastAsia" w:ascii="Times New Roman" w:hAnsi="Times New Roman" w:eastAsia="FangSong" w:cs="Times New Roman"/>
+        </w:rPr>
+        <w:t>八面体中</w:t>
+      </w:r>
+      <w:r>
+        <w:rPr>
+          <w:rFonts w:hint="eastAsia" w:ascii="Times New Roman" w:hAnsi="Times New Roman" w:eastAsia="Times New Roman" w:cs="Times New Roman"/>
+        </w:rPr>
+        <w:t>，</w:t>
+      </w:r>
+      <w:r>
+        <w:rPr>
+          <w:rFonts w:hint="eastAsia" w:ascii="Times New Roman" w:hAnsi="Times New Roman" w:eastAsia="FangSong" w:cs="Times New Roman"/>
+        </w:rPr>
+        <w:t>低自旋</w:t>
+      </w:r>
+      <w:r>
+        <w:rPr>
+          <w:rFonts w:ascii="Times New Roman" w:hAnsi="Times New Roman" w:eastAsia="Times New Roman" w:cs="Times New Roman"/>
+        </w:rPr>
+        <w:t xml:space="preserve"> Fe</w:t>
+      </w:r>
+      <w:r>
+        <w:rPr>
+          <w:rFonts w:ascii="Times New Roman" w:hAnsi="Times New Roman" w:eastAsia="Times New Roman" w:cs="Times New Roman"/>
+          <w:vertAlign w:val="superscript"/>
+        </w:rPr>
+        <w:t>3+</w:t>
+      </w:r>
+      <w:r>
+        <w:rPr>
+          <w:rFonts w:ascii="Times New Roman" w:hAnsi="Times New Roman" w:eastAsia="Times New Roman" w:cs="Times New Roman"/>
+        </w:rPr>
+        <w:t xml:space="preserve"> </w:t>
+      </w:r>
+      <w:r>
+        <w:rPr>
+          <w:rFonts w:hint="eastAsia" w:ascii="Times New Roman" w:hAnsi="Times New Roman" w:eastAsia="FangSong" w:cs="Times New Roman"/>
+        </w:rPr>
+        <w:t xml:space="preserve">形成的</w:t>
+      </w:r>
+      <w:r>
+        <w:rPr>
+          <w:rFonts w:ascii="Times New Roman" w:hAnsi="Times New Roman" w:eastAsia="Times New Roman" w:cs="Times New Roman"/>
+        </w:rPr>
+        <w:t xml:space="preserve"> Fe—O </w:t>
+      </w:r>
+      <w:r>
+        <w:rPr>
+          <w:rFonts w:hint="eastAsia" w:ascii="Times New Roman" w:hAnsi="Times New Roman" w:eastAsia="FangSong" w:cs="Times New Roman"/>
+        </w:rPr>
+        <w:t xml:space="preserve">距离明显小于高自旋</w:t>
+      </w:r>
+      <w:r>
+        <w:rPr>
+          <w:rFonts w:ascii="Times New Roman" w:hAnsi="Times New Roman" w:eastAsia="Times New Roman" w:cs="Times New Roman"/>
+        </w:rPr>
+        <w:t xml:space="preserve"> Fe</w:t>
+      </w:r>
+      <w:r>
+        <w:rPr>
+          <w:rFonts w:ascii="Times New Roman" w:hAnsi="Times New Roman" w:eastAsia="Times New Roman" w:cs="Times New Roman"/>
+          <w:vertAlign w:val="superscript"/>
+        </w:rPr>
+        <w:t>3+</w:t>
+      </w:r>
+      <w:r>
+        <w:rPr>
+          <w:rFonts w:ascii="Times New Roman" w:hAnsi="Times New Roman" w:eastAsia="Times New Roman" w:cs="Times New Roman"/>
+        </w:rPr>
+        <w:t>。</w:t>
+      </w:r>
+    </w:p>
+    <w:p>
+      <w:pPr>
+        <w:pStyle w:val="BodyText"/>
+        <w:ind w:firstLine="420"/>
+      </w:pPr>
+      <w:r>
+        <w:rPr>
+          <w:rFonts w:ascii="Times New Roman" w:hAnsi="Times New Roman" w:eastAsia="Times New Roman" w:cs="Times New Roman"/>
+          <w:b/>
+          <w:bCs/>
+        </w:rPr>
+        <w:t xml:space="preserve">10-2-1</w:t>
+      </w:r>
+      <w:r>
+        <w:rPr>
+          <w:rFonts w:hint="eastAsia" w:ascii="Times New Roman" w:hAnsi="Times New Roman" w:eastAsia="Times New Roman" w:cs="Times New Roman"/>
+        </w:rPr>
+        <w:t>（3</w:t>
+      </w:r>
+      <w:r>
+        <w:rPr>
+          <w:rFonts w:hint="eastAsia" w:ascii="Times New Roman" w:hAnsi="Times New Roman" w:eastAsia="FangSong" w:cs="Times New Roman"/>
+        </w:rPr>
+        <w:t>分</w:t>
+      </w:r>
+      <w:r>
+        <w:rPr>
+          <w:rFonts w:hint="eastAsia" w:ascii="Times New Roman" w:hAnsi="Times New Roman" w:eastAsia="Times New Roman" w:cs="Times New Roman"/>
+        </w:rPr>
+        <w:t>）</w:t>
+      </w:r>
+    </w:p>
+    <w:p>
+      <w:pPr>
+        <w:pStyle w:val="BodyText"/>
+        <w:ind w:firstLine="420"/>
+      </w:pPr>
+      <w:r>
+        <w:rPr>
+          <w:rFonts w:hint="eastAsia" w:ascii="Times New Roman" w:hAnsi="Times New Roman" w:eastAsia="FangSong" w:cs="Times New Roman"/>
+        </w:rPr>
+        <w:t>这一配位多面体名称为双帽三棱柱</w:t>
+      </w:r>
+      <w:r>
+        <w:rPr>
+          <w:rFonts w:hint="eastAsia" w:ascii="Times New Roman" w:hAnsi="Times New Roman" w:eastAsia="Times New Roman" w:cs="Times New Roman"/>
+        </w:rPr>
+        <w:t>。（1</w:t>
+      </w:r>
+      <w:r>
+        <w:rPr>
+          <w:rFonts w:ascii="Times New Roman" w:hAnsi="Times New Roman" w:eastAsia="Times New Roman" w:cs="Times New Roman"/>
+        </w:rPr>
+        <w:t xml:space="preserve"> </w:t>
+      </w:r>
+      <w:r>
+        <w:rPr>
+          <w:rFonts w:hint="eastAsia" w:ascii="Times New Roman" w:hAnsi="Times New Roman" w:eastAsia="FangSong" w:cs="Times New Roman"/>
+        </w:rPr>
+        <w:t>分</w:t>
+      </w:r>
+      <w:r>
+        <w:rPr>
+          <w:rFonts w:hint="eastAsia" w:ascii="Times New Roman" w:hAnsi="Times New Roman" w:eastAsia="Times New Roman" w:cs="Times New Roman"/>
+        </w:rPr>
+        <w:t>）</w:t>
+      </w:r>
+      <w:r>
+        <w:rPr>
+          <w:rFonts w:hint="eastAsia" w:ascii="Times New Roman" w:hAnsi="Times New Roman" w:eastAsia="FangSong" w:cs="Times New Roman"/>
+        </w:rPr>
+        <w:t>由于</w:t>
+      </w:r>
+      <w:r>
+        <w:rPr>
+          <w:rFonts w:ascii="Times New Roman" w:hAnsi="Times New Roman" w:eastAsia="Times New Roman" w:cs="Times New Roman"/>
+        </w:rPr>
+        <w:t xml:space="preserve"> Fe</w:t>
+      </w:r>
+      <w:r>
+        <w:rPr>
+          <w:rFonts w:ascii="Times New Roman" w:hAnsi="Times New Roman" w:eastAsia="Times New Roman" w:cs="Times New Roman"/>
+          <w:vertAlign w:val="subscript"/>
+        </w:rPr>
+        <w:t>2</w:t>
+      </w:r>
+      <w:r>
+        <w:rPr>
+          <w:rFonts w:ascii="Times New Roman" w:hAnsi="Times New Roman" w:eastAsia="Times New Roman" w:cs="Times New Roman"/>
+        </w:rPr>
+        <w:t>O</w:t>
+      </w:r>
+      <w:r>
+        <w:rPr>
+          <w:rFonts w:ascii="Times New Roman" w:hAnsi="Times New Roman" w:eastAsia="Times New Roman" w:cs="Times New Roman"/>
+          <w:vertAlign w:val="subscript"/>
+        </w:rPr>
+        <w:t>3</w:t>
+      </w:r>
+      <w:r>
+        <w:rPr>
+          <w:rFonts w:ascii="Times New Roman" w:hAnsi="Times New Roman" w:eastAsia="Times New Roman" w:cs="Times New Roman"/>
+        </w:rPr>
+        <w:t xml:space="preserve"> </w:t>
+      </w:r>
+      <w:r>
+        <w:rPr>
+          <w:rFonts w:hint="eastAsia" w:ascii="Times New Roman" w:hAnsi="Times New Roman" w:eastAsia="FangSong" w:cs="Times New Roman"/>
+        </w:rPr>
+        <w:t>晶体处于极高压力下</w:t>
+      </w:r>
+      <w:r>
+        <w:rPr>
+          <w:rFonts w:hint="eastAsia" w:ascii="Times New Roman" w:hAnsi="Times New Roman" w:eastAsia="Times New Roman" w:cs="Times New Roman"/>
+        </w:rPr>
+        <w:t>，</w:t>
+      </w:r>
+      <w:r>
+        <w:rPr>
+          <w:rFonts w:hint="eastAsia" w:ascii="Times New Roman" w:hAnsi="Times New Roman" w:eastAsia="FangSong" w:cs="Times New Roman"/>
+        </w:rPr>
+        <w:t>巨大的压力促使</w:t>
+      </w:r>
+      <w:r>
+        <w:rPr>
+          <w:rFonts w:ascii="Times New Roman" w:hAnsi="Times New Roman" w:eastAsia="Times New Roman" w:cs="Times New Roman"/>
+        </w:rPr>
+        <w:t xml:space="preserve"> Fe</w:t>
+      </w:r>
+      <w:r>
+        <w:rPr>
+          <w:rFonts w:ascii="Times New Roman" w:hAnsi="Times New Roman" w:eastAsia="Times New Roman" w:cs="Times New Roman"/>
+          <w:vertAlign w:val="subscript"/>
+        </w:rPr>
+        <w:t>2</w:t>
+      </w:r>
+      <w:r>
+        <w:rPr>
+          <w:rFonts w:ascii="Times New Roman" w:hAnsi="Times New Roman" w:eastAsia="Times New Roman" w:cs="Times New Roman"/>
+        </w:rPr>
+        <w:t>O</w:t>
+      </w:r>
+      <w:r>
+        <w:rPr>
+          <w:rFonts w:ascii="Times New Roman" w:hAnsi="Times New Roman" w:eastAsia="Times New Roman" w:cs="Times New Roman"/>
+          <w:vertAlign w:val="subscript"/>
+        </w:rPr>
+        <w:t>3</w:t>
+      </w:r>
+      <w:r>
+        <w:rPr>
+          <w:rFonts w:ascii="Times New Roman" w:hAnsi="Times New Roman" w:eastAsia="Times New Roman" w:cs="Times New Roman"/>
+        </w:rPr>
+        <w:t xml:space="preserve"> </w:t>
+      </w:r>
+      <w:r>
+        <w:rPr>
+          <w:rFonts w:hint="eastAsia" w:ascii="Times New Roman" w:hAnsi="Times New Roman" w:eastAsia="FangSong" w:cs="Times New Roman"/>
+        </w:rPr>
+        <w:t>发生晶型转变以减小体积</w:t>
+      </w:r>
+      <w:r>
+        <w:rPr>
+          <w:rFonts w:hint="eastAsia" w:ascii="Times New Roman" w:hAnsi="Times New Roman" w:eastAsia="Times New Roman" w:cs="Times New Roman"/>
+        </w:rPr>
+        <w:t>，</w:t>
+      </w:r>
+      <w:r>
+        <w:rPr>
+          <w:rFonts w:hint="eastAsia" w:ascii="Times New Roman" w:hAnsi="Times New Roman" w:eastAsia="FangSong" w:cs="Times New Roman"/>
+        </w:rPr>
+        <w:t>增大密度</w:t>
+      </w:r>
+      <w:r>
+        <w:rPr>
+          <w:rFonts w:hint="eastAsia" w:ascii="Times New Roman" w:hAnsi="Times New Roman" w:eastAsia="Times New Roman" w:cs="Times New Roman"/>
+        </w:rPr>
+        <w:t>。</w:t>
+      </w:r>
+      <w:r>
+        <w:rPr>
+          <w:rFonts w:hint="eastAsia" w:ascii="Times New Roman" w:hAnsi="Times New Roman" w:eastAsia="FangSong" w:cs="Times New Roman"/>
+        </w:rPr>
+        <w:t>采取更多共棱</w:t>
+      </w:r>
+      <w:r>
+        <w:rPr>
+          <w:rFonts w:hint="eastAsia" w:ascii="Times New Roman" w:hAnsi="Times New Roman" w:eastAsia="Times New Roman" w:cs="Times New Roman"/>
+        </w:rPr>
+        <w:t>、</w:t>
+      </w:r>
+      <w:r>
+        <w:rPr>
+          <w:rFonts w:hint="eastAsia" w:ascii="Times New Roman" w:hAnsi="Times New Roman" w:eastAsia="FangSong" w:cs="Times New Roman"/>
+        </w:rPr>
+        <w:t>共面的方式可以减小配位多面体间的距离</w:t>
+      </w:r>
+      <w:r>
+        <w:rPr>
+          <w:rFonts w:hint="eastAsia" w:ascii="Times New Roman" w:hAnsi="Times New Roman" w:eastAsia="Times New Roman" w:cs="Times New Roman"/>
+        </w:rPr>
+        <w:t>，</w:t>
+      </w:r>
+      <w:r>
+        <w:rPr>
+          <w:rFonts w:hint="eastAsia" w:ascii="Times New Roman" w:hAnsi="Times New Roman" w:eastAsia="FangSong" w:cs="Times New Roman"/>
+        </w:rPr>
+        <w:t>使堆积效率提高</w:t>
+      </w:r>
+      <w:r>
+        <w:rPr>
+          <w:rFonts w:hint="eastAsia" w:ascii="Times New Roman" w:hAnsi="Times New Roman" w:eastAsia="Times New Roman" w:cs="Times New Roman"/>
+        </w:rPr>
+        <w:t>，</w:t>
+      </w:r>
+      <w:r>
+        <w:rPr>
+          <w:rFonts w:hint="eastAsia" w:ascii="Times New Roman" w:hAnsi="Times New Roman" w:eastAsia="FangSong" w:cs="Times New Roman"/>
+        </w:rPr>
+        <w:t>密度增大</w:t>
+      </w:r>
+      <w:r>
+        <w:rPr>
+          <w:rFonts w:hint="eastAsia" w:ascii="Times New Roman" w:hAnsi="Times New Roman" w:eastAsia="Times New Roman" w:cs="Times New Roman"/>
+        </w:rPr>
+        <w:t>，</w:t>
+      </w:r>
+      <w:r>
+        <w:rPr>
+          <w:rFonts w:hint="eastAsia" w:ascii="Times New Roman" w:hAnsi="Times New Roman" w:eastAsia="FangSong" w:cs="Times New Roman"/>
+        </w:rPr>
+        <w:t>因此在高压下双帽三棱柱要采取这样拥挤的连接方式</w:t>
+      </w:r>
+      <w:r>
+        <w:rPr>
+          <w:rFonts w:hint="eastAsia" w:ascii="Times New Roman" w:hAnsi="Times New Roman" w:eastAsia="Times New Roman" w:cs="Times New Roman"/>
+        </w:rPr>
+        <w:t>。（2</w:t>
+      </w:r>
+      <w:r>
+        <w:rPr>
+          <w:rFonts w:ascii="Times New Roman" w:hAnsi="Times New Roman" w:eastAsia="Times New Roman" w:cs="Times New Roman"/>
+        </w:rPr>
+        <w:t xml:space="preserve"> </w:t>
+      </w:r>
+      <w:r>
+        <w:rPr>
+          <w:rFonts w:hint="eastAsia" w:ascii="Times New Roman" w:hAnsi="Times New Roman" w:eastAsia="FangSong" w:cs="Times New Roman"/>
+        </w:rPr>
+        <w:t>分</w:t>
+      </w:r>
+      <w:r>
+        <w:rPr>
+          <w:rFonts w:hint="eastAsia" w:ascii="Times New Roman" w:hAnsi="Times New Roman" w:eastAsia="Times New Roman" w:cs="Times New Roman"/>
+        </w:rPr>
+        <w:t>）</w:t>
+      </w:r>
+    </w:p>
+    <w:p>
+      <w:pPr>
+        <w:pStyle w:val="BodyText"/>
+        <w:ind w:firstLine="420"/>
+      </w:pPr>
+      <w:r>
+        <w:rPr>
+          <w:rFonts w:ascii="Times New Roman" w:hAnsi="Times New Roman" w:eastAsia="Times New Roman" w:cs="Times New Roman"/>
+          <w:b/>
+          <w:bCs/>
+        </w:rPr>
+        <w:t xml:space="preserve">10-2-2</w:t>
+      </w:r>
+      <w:r>
+        <w:rPr>
+          <w:rFonts w:hint="eastAsia" w:ascii="Times New Roman" w:hAnsi="Times New Roman" w:eastAsia="Times New Roman" w:cs="Times New Roman"/>
+        </w:rPr>
+        <w:t>（2</w:t>
       </w:r>
       <w:r>
         <w:rPr>
@@ -24063,943 +25015,136 @@
       </w:pPr>
       <w:r>
         <w:rPr>
-          <w:rFonts w:hint="eastAsia" w:ascii="Times New Roman" w:hAnsi="Times New Roman" w:eastAsia="FangSong" w:cs="Times New Roman"/>
-        </w:rPr>
-        <w:t xml:space="preserve">这一晶型中存在</w:t>
-      </w:r>
-      <w:r>
-        <w:rPr>
-          <w:rFonts w:ascii="Times New Roman" w:hAnsi="Times New Roman" w:eastAsia="Times New Roman" w:cs="Times New Roman"/>
-        </w:rPr>
-        <w:t xml:space="preserve"> FeO</w:t>
+          <w:rFonts w:ascii="Times New Roman" w:hAnsi="Times New Roman" w:eastAsia="Times New Roman" w:cs="Times New Roman"/>
+        </w:rPr>
+        <w:t>ρ_(Fe</w:t>
       </w:r>
       <w:r>
         <w:rPr>
           <w:rFonts w:ascii="Times New Roman" w:hAnsi="Times New Roman" w:eastAsia="Times New Roman" w:cs="Times New Roman"/>
           <w:vertAlign w:val="subscript"/>
         </w:rPr>
-        <w:t>6</w:t>
-      </w:r>
-      <w:r>
-        <w:rPr>
-          <w:rFonts w:ascii="Times New Roman" w:hAnsi="Times New Roman" w:eastAsia="Times New Roman" w:cs="Times New Roman"/>
-        </w:rPr>
-        <w:t xml:space="preserve"> </w:t>
-      </w:r>
-      <w:r>
-        <w:rPr>
-          <w:rFonts w:hint="eastAsia" w:ascii="Times New Roman" w:hAnsi="Times New Roman" w:eastAsia="FangSong" w:cs="Times New Roman"/>
-        </w:rPr>
-        <w:t xml:space="preserve">八面体与</w:t>
-      </w:r>
-      <w:r>
-        <w:rPr>
-          <w:rFonts w:ascii="Times New Roman" w:hAnsi="Times New Roman" w:eastAsia="Times New Roman" w:cs="Times New Roman"/>
-        </w:rPr>
-        <w:t xml:space="preserve"> FeO</w:t>
+        <w:t>2</w:t>
+      </w:r>
+      <w:r>
+        <w:rPr>
+          <w:rFonts w:ascii="Times New Roman" w:hAnsi="Times New Roman" w:eastAsia="Times New Roman" w:cs="Times New Roman"/>
+        </w:rPr>
+        <w:t>O</w:t>
       </w:r>
       <w:r>
         <w:rPr>
           <w:rFonts w:ascii="Times New Roman" w:hAnsi="Times New Roman" w:eastAsia="Times New Roman" w:cs="Times New Roman"/>
           <w:vertAlign w:val="subscript"/>
         </w:rPr>
-        <w:t>6</w:t>
-      </w:r>
-      <w:r>
-        <w:rPr>
-          <w:rFonts w:ascii="Times New Roman" w:hAnsi="Times New Roman" w:eastAsia="Times New Roman" w:cs="Times New Roman"/>
-        </w:rPr>
-        <w:t xml:space="preserve"> </w:t>
-      </w:r>
-      <w:r>
-        <w:rPr>
-          <w:rFonts w:hint="eastAsia" w:ascii="Times New Roman" w:hAnsi="Times New Roman" w:eastAsia="FangSong" w:cs="Times New Roman"/>
-        </w:rPr>
-        <w:t>三棱柱</w:t>
-      </w:r>
-      <w:r>
-        <w:rPr>
-          <w:rFonts w:hint="eastAsia" w:ascii="Times New Roman" w:hAnsi="Times New Roman" w:eastAsia="Times New Roman" w:cs="Times New Roman"/>
-        </w:rPr>
-        <w:t>。（2</w:t>
-      </w:r>
-      <w:r>
-        <w:rPr>
-          <w:rFonts w:ascii="Times New Roman" w:hAnsi="Times New Roman" w:eastAsia="Times New Roman" w:cs="Times New Roman"/>
-        </w:rPr>
-        <w:t xml:space="preserve"> </w:t>
-      </w:r>
-      <w:r>
-        <w:rPr>
-          <w:rFonts w:hint="eastAsia" w:ascii="Times New Roman" w:hAnsi="Times New Roman" w:eastAsia="FangSong" w:cs="Times New Roman"/>
-        </w:rPr>
-        <w:t>分</w:t>
-      </w:r>
-      <w:r>
-        <w:rPr>
-          <w:rFonts w:hint="eastAsia" w:ascii="Times New Roman" w:hAnsi="Times New Roman" w:eastAsia="Times New Roman" w:cs="Times New Roman"/>
-        </w:rPr>
-        <w:t>）</w:t>
-      </w:r>
-      <w:r>
-        <w:rPr>
-          <w:rFonts w:hint="eastAsia" w:ascii="Times New Roman" w:hAnsi="Times New Roman" w:eastAsia="FangSong" w:cs="Times New Roman"/>
-        </w:rPr>
-        <w:t>八面体与八面体之间共顶连接</w:t>
-      </w:r>
-      <w:r>
-        <w:rPr>
-          <w:rFonts w:hint="eastAsia" w:ascii="Times New Roman" w:hAnsi="Times New Roman" w:eastAsia="Times New Roman" w:cs="Times New Roman"/>
-        </w:rPr>
-        <w:t>，</w:t>
-      </w:r>
-      <w:r>
-        <w:rPr>
-          <w:rFonts w:hint="eastAsia" w:ascii="Times New Roman" w:hAnsi="Times New Roman" w:eastAsia="FangSong" w:cs="Times New Roman"/>
-        </w:rPr>
-        <w:t>八面体与三棱柱之间共棱连接</w:t>
-      </w:r>
-      <w:r>
-        <w:rPr>
-          <w:rFonts w:hint="eastAsia" w:ascii="Times New Roman" w:hAnsi="Times New Roman" w:eastAsia="Times New Roman" w:cs="Times New Roman"/>
-        </w:rPr>
-        <w:t>，</w:t>
-      </w:r>
-      <w:r>
-        <w:rPr>
-          <w:rFonts w:hint="eastAsia" w:ascii="Times New Roman" w:hAnsi="Times New Roman" w:eastAsia="FangSong" w:cs="Times New Roman"/>
-        </w:rPr>
-        <w:t>三棱柱与三棱柱之间共棱连接</w:t>
-      </w:r>
-      <w:r>
-        <w:rPr>
-          <w:rFonts w:hint="eastAsia" w:ascii="Times New Roman" w:hAnsi="Times New Roman" w:eastAsia="Times New Roman" w:cs="Times New Roman"/>
-        </w:rPr>
-        <w:t>。（2</w:t>
-      </w:r>
-      <w:r>
-        <w:rPr>
-          <w:rFonts w:ascii="Times New Roman" w:hAnsi="Times New Roman" w:eastAsia="Times New Roman" w:cs="Times New Roman"/>
-        </w:rPr>
-        <w:t xml:space="preserve"> </w:t>
-      </w:r>
-      <w:r>
-        <w:rPr>
-          <w:rFonts w:hint="eastAsia" w:ascii="Times New Roman" w:hAnsi="Times New Roman" w:eastAsia="FangSong" w:cs="Times New Roman"/>
-        </w:rPr>
-        <w:t>分</w:t>
-      </w:r>
-      <w:r>
-        <w:rPr>
-          <w:rFonts w:hint="eastAsia" w:ascii="Times New Roman" w:hAnsi="Times New Roman" w:eastAsia="Times New Roman" w:cs="Times New Roman"/>
-        </w:rPr>
-        <w:t>）</w:t>
+        <w:t>3</w:t>
+      </w:r>
+      <w:r>
+        <w:rPr>
+          <w:rFonts w:ascii="Times New Roman" w:hAnsi="Times New Roman" w:eastAsia="Times New Roman" w:cs="Times New Roman"/>
+        </w:rPr>
+        <w:t xml:space="preserve">) </w:t>
+      </w:r>
+      <w:r>
+        <w:rPr>
+          <w:rFonts w:hint="eastAsia" w:ascii="Times New Roman" w:hAnsi="Times New Roman" w:eastAsia="Times New Roman" w:cs="Times New Roman"/>
+        </w:rPr>
+        <w:t xml:space="preserve">＝</w:t>
+      </w:r>
+      <w:r>
+        <w:rPr>
+          <w:rFonts w:ascii="Times New Roman" w:hAnsi="Times New Roman" w:eastAsia="Times New Roman" w:cs="Times New Roman"/>
+        </w:rPr>
+        <w:t xml:space="preserve"> Z·M_(Fe</w:t>
+      </w:r>
+      <w:r>
+        <w:rPr>
+          <w:rFonts w:ascii="Times New Roman" w:hAnsi="Times New Roman" w:eastAsia="Times New Roman" w:cs="Times New Roman"/>
+          <w:vertAlign w:val="subscript"/>
+        </w:rPr>
+        <w:t>2</w:t>
+      </w:r>
+      <w:r>
+        <w:rPr>
+          <w:rFonts w:ascii="Times New Roman" w:hAnsi="Times New Roman" w:eastAsia="Times New Roman" w:cs="Times New Roman"/>
+        </w:rPr>
+        <w:t>O</w:t>
+      </w:r>
+      <w:r>
+        <w:rPr>
+          <w:rFonts w:ascii="Times New Roman" w:hAnsi="Times New Roman" w:eastAsia="Times New Roman" w:cs="Times New Roman"/>
+          <w:vertAlign w:val="subscript"/>
+        </w:rPr>
+        <w:t>3</w:t>
+      </w:r>
+      <w:r>
+        <w:rPr>
+          <w:rFonts w:ascii="Times New Roman" w:hAnsi="Times New Roman" w:eastAsia="Times New Roman" w:cs="Times New Roman"/>
+        </w:rPr>
+        <w:t xml:space="preserve">) / (a·b·c·N_A) </w:t>
+      </w:r>
+      <w:r>
+        <w:rPr>
+          <w:rFonts w:hint="eastAsia" w:ascii="Times New Roman" w:hAnsi="Times New Roman" w:eastAsia="Times New Roman" w:cs="Times New Roman"/>
+        </w:rPr>
+        <w:t xml:space="preserve">＝</w:t>
+      </w:r>
+      <w:r>
+        <w:rPr>
+          <w:rFonts w:ascii="Times New Roman" w:hAnsi="Times New Roman" w:eastAsia="Times New Roman" w:cs="Times New Roman"/>
+        </w:rPr>
+        <w:t xml:space="preserve"> (4 × 159.7) / (266.5 × 860.9 × 637.9 × 10</w:t>
+      </w:r>
+      <w:r>
+        <w:rPr>
+          <w:rFonts w:ascii="Times New Roman" w:hAnsi="Times New Roman" w:eastAsia="Times New Roman" w:cs="Times New Roman"/>
+          <w:vertAlign w:val="superscript"/>
+        </w:rPr>
+        <w:t>-30</w:t>
+      </w:r>
+      <w:r>
+        <w:rPr>
+          <w:rFonts w:ascii="Times New Roman" w:hAnsi="Times New Roman" w:eastAsia="Times New Roman" w:cs="Times New Roman"/>
+        </w:rPr>
+        <w:t xml:space="preserve"> × 6.02 × 10</w:t>
+      </w:r>
+      <w:r>
+        <w:rPr>
+          <w:rFonts w:ascii="Times New Roman" w:hAnsi="Times New Roman" w:eastAsia="Times New Roman" w:cs="Times New Roman"/>
+          <w:vertAlign w:val="superscript"/>
+        </w:rPr>
+        <w:t>23</w:t>
+      </w:r>
+      <w:r>
+        <w:rPr>
+          <w:rFonts w:ascii="Times New Roman" w:hAnsi="Times New Roman" w:eastAsia="Times New Roman" w:cs="Times New Roman"/>
+        </w:rPr>
+        <w:t xml:space="preserve">) </w:t>
+      </w:r>
+      <w:r>
+        <w:rPr>
+          <w:rFonts w:hint="eastAsia" w:ascii="Times New Roman" w:hAnsi="Times New Roman" w:eastAsia="Times New Roman" w:cs="Times New Roman"/>
+        </w:rPr>
+        <w:t xml:space="preserve">＝</w:t>
+      </w:r>
+      <w:r>
+        <w:rPr>
+          <w:rFonts w:ascii="Times New Roman" w:hAnsi="Times New Roman" w:eastAsia="Times New Roman" w:cs="Times New Roman"/>
+        </w:rPr>
+        <w:t xml:space="preserve"> 7.250 g·cm</w:t>
+      </w:r>
+      <w:r>
+        <w:rPr>
+          <w:rFonts w:ascii="Times New Roman" w:hAnsi="Times New Roman" w:eastAsia="Times New Roman" w:cs="Times New Roman"/>
+          <w:vertAlign w:val="superscript"/>
+        </w:rPr>
+        <w:t>-3</w:t>
       </w:r>
     </w:p>
     <w:p>
       <w:pPr>
         <w:pStyle w:val="BodyText"/>
-      </w:pPr>
-      <w:r>
-        <w:rPr>
-          <w:rFonts w:ascii="Times New Roman" w:hAnsi="Times New Roman" w:eastAsia="Times New Roman" w:cs="Times New Roman"/>
-          <w:b/>
-          <w:bCs/>
-        </w:rPr>
-        <w:t xml:space="preserve">10-1-2</w:t>
-      </w:r>
-      <w:r>
-        <w:rPr>
-          <w:rFonts w:hint="eastAsia" w:ascii="Times New Roman" w:hAnsi="Times New Roman" w:eastAsia="Times New Roman" w:cs="Times New Roman"/>
-        </w:rPr>
-        <w:t>（2</w:t>
-      </w:r>
-      <w:r>
-        <w:rPr>
-          <w:rFonts w:hint="eastAsia" w:ascii="Times New Roman" w:hAnsi="Times New Roman" w:eastAsia="FangSong" w:cs="Times New Roman"/>
-        </w:rPr>
-        <w:t>分</w:t>
-      </w:r>
-      <w:r>
-        <w:rPr>
-          <w:rFonts w:hint="eastAsia" w:ascii="Times New Roman" w:hAnsi="Times New Roman" w:eastAsia="Times New Roman" w:cs="Times New Roman"/>
-        </w:rPr>
-        <w:t>）</w:t>
-      </w:r>
-    </w:p>
-    <w:p>
-      <w:pPr>
-        <w:pStyle w:val="BodyText"/>
-      </w:pPr>
-      <w:r>
-        <w:rPr>
-          <w:rFonts w:hint="eastAsia" w:ascii="Times New Roman" w:hAnsi="Times New Roman" w:eastAsia="FangSong" w:cs="Times New Roman"/>
-        </w:rPr>
-        <w:t xml:space="preserve">由于实验中观察到</w:t>
-      </w:r>
-      <w:r>
-        <w:rPr>
-          <w:rFonts w:ascii="Times New Roman" w:hAnsi="Times New Roman" w:eastAsia="Times New Roman" w:cs="Times New Roman"/>
-        </w:rPr>
-        <w:t xml:space="preserve"> Fe(Ⅲ) </w:t>
-      </w:r>
-      <w:r>
-        <w:rPr>
-          <w:rFonts w:hint="eastAsia" w:ascii="Times New Roman" w:hAnsi="Times New Roman" w:eastAsia="FangSong" w:cs="Times New Roman"/>
-        </w:rPr>
-        <w:t>磁矩的突变</w:t>
-      </w:r>
-      <w:r>
-        <w:rPr>
-          <w:rFonts w:hint="eastAsia" w:ascii="Times New Roman" w:hAnsi="Times New Roman" w:eastAsia="Times New Roman" w:cs="Times New Roman"/>
-        </w:rPr>
-        <w:t>，</w:t>
-      </w:r>
-      <w:r>
-        <w:rPr>
-          <w:rFonts w:hint="eastAsia" w:ascii="Times New Roman" w:hAnsi="Times New Roman" w:eastAsia="FangSong" w:cs="Times New Roman"/>
-        </w:rPr>
-        <w:t>说明</w:t>
-      </w:r>
-      <w:r>
-        <w:rPr>
-          <w:rFonts w:ascii="Times New Roman" w:hAnsi="Times New Roman" w:eastAsia="Times New Roman" w:cs="Times New Roman"/>
-        </w:rPr>
-        <w:t xml:space="preserve"> Fe(Ⅲ) </w:t>
-      </w:r>
-      <w:r>
-        <w:rPr>
-          <w:rFonts w:hint="eastAsia" w:ascii="Times New Roman" w:hAnsi="Times New Roman" w:eastAsia="FangSong" w:cs="Times New Roman"/>
-        </w:rPr>
-        <w:t>可能发生了高低自旋的转变</w:t>
-      </w:r>
-      <w:r>
-        <w:rPr>
-          <w:rFonts w:hint="eastAsia" w:ascii="Times New Roman" w:hAnsi="Times New Roman" w:eastAsia="Times New Roman" w:cs="Times New Roman"/>
-        </w:rPr>
-        <w:t>。</w:t>
-      </w:r>
-      <w:r>
-        <w:rPr>
-          <w:rFonts w:hint="eastAsia" w:ascii="Times New Roman" w:hAnsi="Times New Roman" w:eastAsia="FangSong" w:cs="Times New Roman"/>
-        </w:rPr>
-        <w:t>在正常</w:t>
-      </w:r>
-      <w:r>
-        <w:rPr>
-          <w:rFonts w:ascii="Times New Roman" w:hAnsi="Times New Roman" w:eastAsia="Times New Roman" w:cs="Times New Roman"/>
-        </w:rPr>
-        <w:t xml:space="preserve"> Fe</w:t>
-      </w:r>
-      <w:r>
-        <w:rPr>
-          <w:rFonts w:ascii="Times New Roman" w:hAnsi="Times New Roman" w:eastAsia="Times New Roman" w:cs="Times New Roman"/>
-          <w:vertAlign w:val="subscript"/>
-        </w:rPr>
-        <w:t>2</w:t>
-      </w:r>
-      <w:r>
-        <w:rPr>
-          <w:rFonts w:ascii="Times New Roman" w:hAnsi="Times New Roman" w:eastAsia="Times New Roman" w:cs="Times New Roman"/>
-        </w:rPr>
-        <w:t>O</w:t>
-      </w:r>
-      <w:r>
-        <w:rPr>
-          <w:rFonts w:ascii="Times New Roman" w:hAnsi="Times New Roman" w:eastAsia="Times New Roman" w:cs="Times New Roman"/>
-          <w:vertAlign w:val="subscript"/>
-        </w:rPr>
-        <w:t>3</w:t>
-      </w:r>
-      <w:r>
-        <w:rPr>
-          <w:rFonts w:ascii="Times New Roman" w:hAnsi="Times New Roman" w:eastAsia="Times New Roman" w:cs="Times New Roman"/>
-        </w:rPr>
-        <w:t xml:space="preserve"> </w:t>
-      </w:r>
-      <w:r>
-        <w:rPr>
-          <w:rFonts w:hint="eastAsia" w:ascii="Times New Roman" w:hAnsi="Times New Roman" w:eastAsia="FangSong" w:cs="Times New Roman"/>
-        </w:rPr>
-        <w:t>晶体中</w:t>
-      </w:r>
-      <w:r>
-        <w:rPr>
-          <w:rFonts w:hint="eastAsia" w:ascii="Times New Roman" w:hAnsi="Times New Roman" w:eastAsia="Times New Roman" w:cs="Times New Roman"/>
-        </w:rPr>
-        <w:t>，O</w:t>
-      </w:r>
-      <w:r>
-        <w:rPr>
-          <w:rFonts w:hint="eastAsia" w:ascii="Times New Roman" w:hAnsi="Times New Roman" w:eastAsia="Times New Roman" w:cs="Times New Roman"/>
-          <w:vertAlign w:val="superscript"/>
-        </w:rPr>
-        <w:t>2-</w:t>
-      </w:r>
-      <w:r>
-        <w:rPr>
-          <w:rFonts w:ascii="Times New Roman" w:hAnsi="Times New Roman" w:eastAsia="Times New Roman" w:cs="Times New Roman"/>
-        </w:rPr>
-        <w:t xml:space="preserve"> </w:t>
-      </w:r>
-      <w:r>
-        <w:rPr>
-          <w:rFonts w:hint="eastAsia" w:ascii="Times New Roman" w:hAnsi="Times New Roman" w:eastAsia="FangSong" w:cs="Times New Roman"/>
-        </w:rPr>
-        <w:t>离子为弱场</w:t>
-      </w:r>
-      <w:r>
-        <w:rPr>
-          <w:rFonts w:hint="eastAsia" w:ascii="Times New Roman" w:hAnsi="Times New Roman" w:eastAsia="Times New Roman" w:cs="Times New Roman"/>
-        </w:rPr>
-        <w:t>，Fe</w:t>
-      </w:r>
-      <w:r>
-        <w:rPr>
-          <w:rFonts w:hint="eastAsia" w:ascii="Times New Roman" w:hAnsi="Times New Roman" w:eastAsia="Times New Roman" w:cs="Times New Roman"/>
-          <w:vertAlign w:val="superscript"/>
-        </w:rPr>
-        <w:t>3+</w:t>
-      </w:r>
-      <w:r>
-        <w:rPr>
-          <w:rFonts w:ascii="Times New Roman" w:hAnsi="Times New Roman" w:eastAsia="Times New Roman" w:cs="Times New Roman"/>
-        </w:rPr>
-        <w:t xml:space="preserve"> </w:t>
-      </w:r>
-      <w:r>
-        <w:rPr>
-          <w:rFonts w:hint="eastAsia" w:ascii="Times New Roman" w:hAnsi="Times New Roman" w:eastAsia="FangSong" w:cs="Times New Roman"/>
-        </w:rPr>
-        <w:t>采取高自旋排布</w:t>
-      </w:r>
-      <w:r>
-        <w:rPr>
-          <w:rFonts w:hint="eastAsia" w:ascii="Times New Roman" w:hAnsi="Times New Roman" w:eastAsia="Times New Roman" w:cs="Times New Roman"/>
-        </w:rPr>
-        <w:t>，</w:t>
-      </w:r>
-      <w:r>
-        <w:rPr>
-          <w:rFonts w:hint="eastAsia" w:ascii="Times New Roman" w:hAnsi="Times New Roman" w:eastAsia="FangSong" w:cs="Times New Roman"/>
-        </w:rPr>
-        <w:t>在高压下为了促进体积的减小</w:t>
-      </w:r>
-      <w:r>
-        <w:rPr>
-          <w:rFonts w:hint="eastAsia" w:ascii="Times New Roman" w:hAnsi="Times New Roman" w:eastAsia="Times New Roman" w:cs="Times New Roman"/>
-        </w:rPr>
-        <w:t>，Fe</w:t>
-      </w:r>
-      <w:r>
-        <w:rPr>
-          <w:rFonts w:hint="eastAsia" w:ascii="Times New Roman" w:hAnsi="Times New Roman" w:eastAsia="Times New Roman" w:cs="Times New Roman"/>
-          <w:vertAlign w:val="superscript"/>
-        </w:rPr>
-        <w:t>3+</w:t>
-      </w:r>
-      <w:r>
-        <w:rPr>
-          <w:rFonts w:ascii="Times New Roman" w:hAnsi="Times New Roman" w:eastAsia="Times New Roman" w:cs="Times New Roman"/>
-        </w:rPr>
-        <w:t xml:space="preserve"> </w:t>
-      </w:r>
-      <w:r>
-        <w:rPr>
-          <w:rFonts w:hint="eastAsia" w:ascii="Times New Roman" w:hAnsi="Times New Roman" w:eastAsia="FangSong" w:cs="Times New Roman"/>
-        </w:rPr>
-        <w:t>被迫采取低自旋排布</w:t>
-      </w:r>
-      <w:r>
-        <w:rPr>
-          <w:rFonts w:hint="eastAsia" w:ascii="Times New Roman" w:hAnsi="Times New Roman" w:eastAsia="Times New Roman" w:cs="Times New Roman"/>
-        </w:rPr>
-        <w:t>，</w:t>
-      </w:r>
-      <w:r>
-        <w:rPr>
-          <w:rFonts w:hint="eastAsia" w:ascii="Times New Roman" w:hAnsi="Times New Roman" w:eastAsia="FangSong" w:cs="Times New Roman"/>
-        </w:rPr>
-        <w:t>由于低自旋的</w:t>
-      </w:r>
-      <w:r>
-        <w:rPr>
-          <w:rFonts w:ascii="Times New Roman" w:hAnsi="Times New Roman" w:eastAsia="Times New Roman" w:cs="Times New Roman"/>
-        </w:rPr>
-        <w:t xml:space="preserve"> Fe</w:t>
-      </w:r>
-      <w:r>
-        <w:rPr>
-          <w:rFonts w:ascii="Times New Roman" w:hAnsi="Times New Roman" w:eastAsia="Times New Roman" w:cs="Times New Roman"/>
-          <w:vertAlign w:val="superscript"/>
-        </w:rPr>
-        <w:t>3+</w:t>
-      </w:r>
-      <w:r>
-        <w:rPr>
-          <w:rFonts w:ascii="Times New Roman" w:hAnsi="Times New Roman" w:eastAsia="Times New Roman" w:cs="Times New Roman"/>
-        </w:rPr>
-        <w:t xml:space="preserve"> </w:t>
-      </w:r>
-      <w:r>
-        <w:rPr>
-          <w:rFonts w:hint="eastAsia" w:ascii="Times New Roman" w:hAnsi="Times New Roman" w:eastAsia="FangSong" w:cs="Times New Roman"/>
-        </w:rPr>
-        <w:t xml:space="preserve">半径比高自旋的</w:t>
-      </w:r>
-      <w:r>
-        <w:rPr>
-          <w:rFonts w:ascii="Times New Roman" w:hAnsi="Times New Roman" w:eastAsia="Times New Roman" w:cs="Times New Roman"/>
-        </w:rPr>
-        <w:t xml:space="preserve"> Fe</w:t>
-      </w:r>
-      <w:r>
-        <w:rPr>
-          <w:rFonts w:ascii="Times New Roman" w:hAnsi="Times New Roman" w:eastAsia="Times New Roman" w:cs="Times New Roman"/>
-          <w:vertAlign w:val="superscript"/>
-        </w:rPr>
-        <w:t>3+</w:t>
-      </w:r>
-      <w:r>
-        <w:rPr>
-          <w:rFonts w:ascii="Times New Roman" w:hAnsi="Times New Roman" w:eastAsia="Times New Roman" w:cs="Times New Roman"/>
-        </w:rPr>
-        <w:t xml:space="preserve"> </w:t>
-      </w:r>
-      <w:r>
-        <w:rPr>
-          <w:rFonts w:hint="eastAsia" w:ascii="Times New Roman" w:hAnsi="Times New Roman" w:eastAsia="FangSong" w:cs="Times New Roman"/>
-        </w:rPr>
-        <w:t>小</w:t>
-      </w:r>
-      <w:r>
-        <w:rPr>
-          <w:rFonts w:hint="eastAsia" w:ascii="Times New Roman" w:hAnsi="Times New Roman" w:eastAsia="Times New Roman" w:cs="Times New Roman"/>
-        </w:rPr>
-        <w:t>，</w:t>
-      </w:r>
-      <w:r>
-        <w:rPr>
-          <w:rFonts w:hint="eastAsia" w:ascii="Times New Roman" w:hAnsi="Times New Roman" w:eastAsia="FangSong" w:cs="Times New Roman"/>
-        </w:rPr>
-        <w:t>因此在</w:t>
-      </w:r>
-      <w:r>
-        <w:rPr>
-          <w:rFonts w:ascii="Times New Roman" w:hAnsi="Times New Roman" w:eastAsia="Times New Roman" w:cs="Times New Roman"/>
-        </w:rPr>
-        <w:t xml:space="preserve"> FeO</w:t>
-      </w:r>
-      <w:r>
-        <w:rPr>
-          <w:rFonts w:ascii="Times New Roman" w:hAnsi="Times New Roman" w:eastAsia="Times New Roman" w:cs="Times New Roman"/>
-          <w:vertAlign w:val="subscript"/>
-        </w:rPr>
-        <w:t>6</w:t>
-      </w:r>
-      <w:r>
-        <w:rPr>
-          <w:rFonts w:ascii="Times New Roman" w:hAnsi="Times New Roman" w:eastAsia="Times New Roman" w:cs="Times New Roman"/>
-        </w:rPr>
-        <w:t xml:space="preserve"> </w:t>
-      </w:r>
-      <w:r>
-        <w:rPr>
-          <w:rFonts w:hint="eastAsia" w:ascii="Times New Roman" w:hAnsi="Times New Roman" w:eastAsia="FangSong" w:cs="Times New Roman"/>
-        </w:rPr>
-        <w:t>八面体中</w:t>
-      </w:r>
-      <w:r>
-        <w:rPr>
-          <w:rFonts w:hint="eastAsia" w:ascii="Times New Roman" w:hAnsi="Times New Roman" w:eastAsia="Times New Roman" w:cs="Times New Roman"/>
-        </w:rPr>
-        <w:t>，</w:t>
-      </w:r>
-      <w:r>
-        <w:rPr>
-          <w:rFonts w:hint="eastAsia" w:ascii="Times New Roman" w:hAnsi="Times New Roman" w:eastAsia="FangSong" w:cs="Times New Roman"/>
-        </w:rPr>
-        <w:t>低自旋</w:t>
-      </w:r>
-      <w:r>
-        <w:rPr>
-          <w:rFonts w:ascii="Times New Roman" w:hAnsi="Times New Roman" w:eastAsia="Times New Roman" w:cs="Times New Roman"/>
-        </w:rPr>
-        <w:t xml:space="preserve"> Fe</w:t>
-      </w:r>
-      <w:r>
-        <w:rPr>
-          <w:rFonts w:ascii="Times New Roman" w:hAnsi="Times New Roman" w:eastAsia="Times New Roman" w:cs="Times New Roman"/>
-          <w:vertAlign w:val="superscript"/>
-        </w:rPr>
-        <w:t>3+</w:t>
-      </w:r>
-      <w:r>
-        <w:rPr>
-          <w:rFonts w:ascii="Times New Roman" w:hAnsi="Times New Roman" w:eastAsia="Times New Roman" w:cs="Times New Roman"/>
-        </w:rPr>
-        <w:t xml:space="preserve"> </w:t>
-      </w:r>
-      <w:r>
-        <w:rPr>
-          <w:rFonts w:hint="eastAsia" w:ascii="Times New Roman" w:hAnsi="Times New Roman" w:eastAsia="FangSong" w:cs="Times New Roman"/>
-        </w:rPr>
-        <w:t xml:space="preserve">形成的</w:t>
-      </w:r>
-      <w:r>
-        <w:rPr>
-          <w:rFonts w:ascii="Times New Roman" w:hAnsi="Times New Roman" w:eastAsia="Times New Roman" w:cs="Times New Roman"/>
-        </w:rPr>
-        <w:t xml:space="preserve"> Fe—O </w:t>
-      </w:r>
-      <w:r>
-        <w:rPr>
-          <w:rFonts w:hint="eastAsia" w:ascii="Times New Roman" w:hAnsi="Times New Roman" w:eastAsia="FangSong" w:cs="Times New Roman"/>
-        </w:rPr>
-        <w:t xml:space="preserve">距离明显小于高自旋</w:t>
-      </w:r>
-      <w:r>
-        <w:rPr>
-          <w:rFonts w:ascii="Times New Roman" w:hAnsi="Times New Roman" w:eastAsia="Times New Roman" w:cs="Times New Roman"/>
-        </w:rPr>
-        <w:t xml:space="preserve"> Fe</w:t>
-      </w:r>
-      <w:r>
-        <w:rPr>
-          <w:rFonts w:ascii="Times New Roman" w:hAnsi="Times New Roman" w:eastAsia="Times New Roman" w:cs="Times New Roman"/>
-          <w:vertAlign w:val="superscript"/>
-        </w:rPr>
-        <w:t>3+</w:t>
-      </w:r>
-      <w:r>
-        <w:rPr>
-          <w:rFonts w:ascii="Times New Roman" w:hAnsi="Times New Roman" w:eastAsia="Times New Roman" w:cs="Times New Roman"/>
-        </w:rPr>
-        <w:t>。</w:t>
-      </w:r>
-    </w:p>
-    <w:p>
-      <w:pPr>
-        <w:pStyle w:val="BodyText"/>
-      </w:pPr>
-      <w:r>
-        <w:rPr>
-          <w:rFonts w:ascii="Times New Roman" w:hAnsi="Times New Roman" w:eastAsia="Times New Roman" w:cs="Times New Roman"/>
-          <w:b/>
-          <w:bCs/>
-        </w:rPr>
-        <w:t xml:space="preserve">10-2-1</w:t>
-      </w:r>
-      <w:r>
-        <w:rPr>
-          <w:rFonts w:hint="eastAsia" w:ascii="Times New Roman" w:hAnsi="Times New Roman" w:eastAsia="Times New Roman" w:cs="Times New Roman"/>
-        </w:rPr>
-        <w:t>（3</w:t>
-      </w:r>
-      <w:r>
-        <w:rPr>
-          <w:rFonts w:hint="eastAsia" w:ascii="Times New Roman" w:hAnsi="Times New Roman" w:eastAsia="FangSong" w:cs="Times New Roman"/>
-        </w:rPr>
-        <w:t>分</w:t>
-      </w:r>
-      <w:r>
-        <w:rPr>
-          <w:rFonts w:hint="eastAsia" w:ascii="Times New Roman" w:hAnsi="Times New Roman" w:eastAsia="Times New Roman" w:cs="Times New Roman"/>
-        </w:rPr>
-        <w:t>）</w:t>
-      </w:r>
-    </w:p>
-    <w:p>
-      <w:pPr>
-        <w:pStyle w:val="BodyText"/>
-      </w:pPr>
-      <w:r>
-        <w:rPr>
-          <w:rFonts w:hint="eastAsia" w:ascii="Times New Roman" w:hAnsi="Times New Roman" w:eastAsia="FangSong" w:cs="Times New Roman"/>
-        </w:rPr>
-        <w:t>这一配位多面体名称为双帽三棱柱</w:t>
-      </w:r>
-      <w:r>
-        <w:rPr>
-          <w:rFonts w:hint="eastAsia" w:ascii="Times New Roman" w:hAnsi="Times New Roman" w:eastAsia="Times New Roman" w:cs="Times New Roman"/>
-        </w:rPr>
-        <w:t>。（1</w:t>
-      </w:r>
-      <w:r>
-        <w:rPr>
-          <w:rFonts w:ascii="Times New Roman" w:hAnsi="Times New Roman" w:eastAsia="Times New Roman" w:cs="Times New Roman"/>
-        </w:rPr>
-        <w:t xml:space="preserve"> </w:t>
-      </w:r>
-      <w:r>
-        <w:rPr>
-          <w:rFonts w:hint="eastAsia" w:ascii="Times New Roman" w:hAnsi="Times New Roman" w:eastAsia="FangSong" w:cs="Times New Roman"/>
-        </w:rPr>
-        <w:t>分</w:t>
-      </w:r>
-      <w:r>
-        <w:rPr>
-          <w:rFonts w:hint="eastAsia" w:ascii="Times New Roman" w:hAnsi="Times New Roman" w:eastAsia="Times New Roman" w:cs="Times New Roman"/>
-        </w:rPr>
-        <w:t>）</w:t>
-      </w:r>
-      <w:r>
-        <w:rPr>
-          <w:rFonts w:hint="eastAsia" w:ascii="Times New Roman" w:hAnsi="Times New Roman" w:eastAsia="FangSong" w:cs="Times New Roman"/>
-        </w:rPr>
-        <w:t>由于</w:t>
-      </w:r>
-      <w:r>
-        <w:rPr>
-          <w:rFonts w:ascii="Times New Roman" w:hAnsi="Times New Roman" w:eastAsia="Times New Roman" w:cs="Times New Roman"/>
-        </w:rPr>
-        <w:t xml:space="preserve"> Fe</w:t>
-      </w:r>
-      <w:r>
-        <w:rPr>
-          <w:rFonts w:ascii="Times New Roman" w:hAnsi="Times New Roman" w:eastAsia="Times New Roman" w:cs="Times New Roman"/>
-          <w:vertAlign w:val="subscript"/>
-        </w:rPr>
-        <w:t>2</w:t>
-      </w:r>
-      <w:r>
-        <w:rPr>
-          <w:rFonts w:ascii="Times New Roman" w:hAnsi="Times New Roman" w:eastAsia="Times New Roman" w:cs="Times New Roman"/>
-        </w:rPr>
-        <w:t>O</w:t>
-      </w:r>
-      <w:r>
-        <w:rPr>
-          <w:rFonts w:ascii="Times New Roman" w:hAnsi="Times New Roman" w:eastAsia="Times New Roman" w:cs="Times New Roman"/>
-          <w:vertAlign w:val="subscript"/>
-        </w:rPr>
-        <w:t>3</w:t>
-      </w:r>
-      <w:r>
-        <w:rPr>
-          <w:rFonts w:ascii="Times New Roman" w:hAnsi="Times New Roman" w:eastAsia="Times New Roman" w:cs="Times New Roman"/>
-        </w:rPr>
-        <w:t xml:space="preserve"> </w:t>
-      </w:r>
-      <w:r>
-        <w:rPr>
-          <w:rFonts w:hint="eastAsia" w:ascii="Times New Roman" w:hAnsi="Times New Roman" w:eastAsia="FangSong" w:cs="Times New Roman"/>
-        </w:rPr>
-        <w:t>晶体处于极高压力下</w:t>
-      </w:r>
-      <w:r>
-        <w:rPr>
-          <w:rFonts w:hint="eastAsia" w:ascii="Times New Roman" w:hAnsi="Times New Roman" w:eastAsia="Times New Roman" w:cs="Times New Roman"/>
-        </w:rPr>
-        <w:t>，</w:t>
-      </w:r>
-      <w:r>
-        <w:rPr>
-          <w:rFonts w:hint="eastAsia" w:ascii="Times New Roman" w:hAnsi="Times New Roman" w:eastAsia="FangSong" w:cs="Times New Roman"/>
-        </w:rPr>
-        <w:t>巨大的压力促使</w:t>
-      </w:r>
-      <w:r>
-        <w:rPr>
-          <w:rFonts w:ascii="Times New Roman" w:hAnsi="Times New Roman" w:eastAsia="Times New Roman" w:cs="Times New Roman"/>
-        </w:rPr>
-        <w:t xml:space="preserve"> Fe</w:t>
-      </w:r>
-      <w:r>
-        <w:rPr>
-          <w:rFonts w:ascii="Times New Roman" w:hAnsi="Times New Roman" w:eastAsia="Times New Roman" w:cs="Times New Roman"/>
-          <w:vertAlign w:val="subscript"/>
-        </w:rPr>
-        <w:t>2</w:t>
-      </w:r>
-      <w:r>
-        <w:rPr>
-          <w:rFonts w:ascii="Times New Roman" w:hAnsi="Times New Roman" w:eastAsia="Times New Roman" w:cs="Times New Roman"/>
-        </w:rPr>
-        <w:t>O</w:t>
-      </w:r>
-      <w:r>
-        <w:rPr>
-          <w:rFonts w:ascii="Times New Roman" w:hAnsi="Times New Roman" w:eastAsia="Times New Roman" w:cs="Times New Roman"/>
-          <w:vertAlign w:val="subscript"/>
-        </w:rPr>
-        <w:t>3</w:t>
-      </w:r>
-      <w:r>
-        <w:rPr>
-          <w:rFonts w:ascii="Times New Roman" w:hAnsi="Times New Roman" w:eastAsia="Times New Roman" w:cs="Times New Roman"/>
-        </w:rPr>
-        <w:t xml:space="preserve"> </w:t>
-      </w:r>
-      <w:r>
-        <w:rPr>
-          <w:rFonts w:hint="eastAsia" w:ascii="Times New Roman" w:hAnsi="Times New Roman" w:eastAsia="FangSong" w:cs="Times New Roman"/>
-        </w:rPr>
-        <w:t>发生晶型转变以减小体积</w:t>
-      </w:r>
-      <w:r>
-        <w:rPr>
-          <w:rFonts w:hint="eastAsia" w:ascii="Times New Roman" w:hAnsi="Times New Roman" w:eastAsia="Times New Roman" w:cs="Times New Roman"/>
-        </w:rPr>
-        <w:t>，</w:t>
-      </w:r>
-      <w:r>
-        <w:rPr>
-          <w:rFonts w:hint="eastAsia" w:ascii="Times New Roman" w:hAnsi="Times New Roman" w:eastAsia="FangSong" w:cs="Times New Roman"/>
-        </w:rPr>
-        <w:t>增大密度</w:t>
-      </w:r>
-      <w:r>
-        <w:rPr>
-          <w:rFonts w:hint="eastAsia" w:ascii="Times New Roman" w:hAnsi="Times New Roman" w:eastAsia="Times New Roman" w:cs="Times New Roman"/>
-        </w:rPr>
-        <w:t>。</w:t>
-      </w:r>
-      <w:r>
-        <w:rPr>
-          <w:rFonts w:hint="eastAsia" w:ascii="Times New Roman" w:hAnsi="Times New Roman" w:eastAsia="FangSong" w:cs="Times New Roman"/>
-        </w:rPr>
-        <w:t>采取更多共棱</w:t>
-      </w:r>
-      <w:r>
-        <w:rPr>
-          <w:rFonts w:hint="eastAsia" w:ascii="Times New Roman" w:hAnsi="Times New Roman" w:eastAsia="Times New Roman" w:cs="Times New Roman"/>
-        </w:rPr>
-        <w:t>、</w:t>
-      </w:r>
-      <w:r>
-        <w:rPr>
-          <w:rFonts w:hint="eastAsia" w:ascii="Times New Roman" w:hAnsi="Times New Roman" w:eastAsia="FangSong" w:cs="Times New Roman"/>
-        </w:rPr>
-        <w:t>共面的方式可以减小配位多面体间的距离</w:t>
-      </w:r>
-      <w:r>
-        <w:rPr>
-          <w:rFonts w:hint="eastAsia" w:ascii="Times New Roman" w:hAnsi="Times New Roman" w:eastAsia="Times New Roman" w:cs="Times New Roman"/>
-        </w:rPr>
-        <w:t>，</w:t>
-      </w:r>
-      <w:r>
-        <w:rPr>
-          <w:rFonts w:hint="eastAsia" w:ascii="Times New Roman" w:hAnsi="Times New Roman" w:eastAsia="FangSong" w:cs="Times New Roman"/>
-        </w:rPr>
-        <w:t>使堆积效率提高</w:t>
-      </w:r>
-      <w:r>
-        <w:rPr>
-          <w:rFonts w:hint="eastAsia" w:ascii="Times New Roman" w:hAnsi="Times New Roman" w:eastAsia="Times New Roman" w:cs="Times New Roman"/>
-        </w:rPr>
-        <w:t>，</w:t>
-      </w:r>
-      <w:r>
-        <w:rPr>
-          <w:rFonts w:hint="eastAsia" w:ascii="Times New Roman" w:hAnsi="Times New Roman" w:eastAsia="FangSong" w:cs="Times New Roman"/>
-        </w:rPr>
-        <w:t>密度增大</w:t>
-      </w:r>
-      <w:r>
-        <w:rPr>
-          <w:rFonts w:hint="eastAsia" w:ascii="Times New Roman" w:hAnsi="Times New Roman" w:eastAsia="Times New Roman" w:cs="Times New Roman"/>
-        </w:rPr>
-        <w:t>，</w:t>
-      </w:r>
-      <w:r>
-        <w:rPr>
-          <w:rFonts w:hint="eastAsia" w:ascii="Times New Roman" w:hAnsi="Times New Roman" w:eastAsia="FangSong" w:cs="Times New Roman"/>
-        </w:rPr>
-        <w:t>因此在高压下双帽三棱柱要采取这样拥挤的连接方式</w:t>
-      </w:r>
-      <w:r>
-        <w:rPr>
-          <w:rFonts w:hint="eastAsia" w:ascii="Times New Roman" w:hAnsi="Times New Roman" w:eastAsia="Times New Roman" w:cs="Times New Roman"/>
-        </w:rPr>
-        <w:t>。（2</w:t>
-      </w:r>
-      <w:r>
-        <w:rPr>
-          <w:rFonts w:ascii="Times New Roman" w:hAnsi="Times New Roman" w:eastAsia="Times New Roman" w:cs="Times New Roman"/>
-        </w:rPr>
-        <w:t xml:space="preserve"> </w:t>
-      </w:r>
-      <w:r>
-        <w:rPr>
-          <w:rFonts w:hint="eastAsia" w:ascii="Times New Roman" w:hAnsi="Times New Roman" w:eastAsia="FangSong" w:cs="Times New Roman"/>
-        </w:rPr>
-        <w:t>分</w:t>
-      </w:r>
-      <w:r>
-        <w:rPr>
-          <w:rFonts w:hint="eastAsia" w:ascii="Times New Roman" w:hAnsi="Times New Roman" w:eastAsia="Times New Roman" w:cs="Times New Roman"/>
-        </w:rPr>
-        <w:t>）</w:t>
-      </w:r>
-    </w:p>
-    <w:p>
-      <w:pPr>
-        <w:pStyle w:val="BodyText"/>
-      </w:pPr>
-      <w:r>
-        <w:rPr>
-          <w:rFonts w:ascii="Times New Roman" w:hAnsi="Times New Roman" w:eastAsia="Times New Roman" w:cs="Times New Roman"/>
-          <w:b/>
-          <w:bCs/>
-        </w:rPr>
-        <w:t xml:space="preserve">10-2-2</w:t>
-      </w:r>
-      <w:r>
-        <w:rPr>
-          <w:rFonts w:hint="eastAsia" w:ascii="Times New Roman" w:hAnsi="Times New Roman" w:eastAsia="Times New Roman" w:cs="Times New Roman"/>
-        </w:rPr>
-        <w:t>（2</w:t>
-      </w:r>
-      <w:r>
-        <w:rPr>
-          <w:rFonts w:hint="eastAsia" w:ascii="Times New Roman" w:hAnsi="Times New Roman" w:eastAsia="FangSong" w:cs="Times New Roman"/>
-        </w:rPr>
-        <w:t>分</w:t>
-      </w:r>
-      <w:r>
-        <w:rPr>
-          <w:rFonts w:hint="eastAsia" w:ascii="Times New Roman" w:hAnsi="Times New Roman" w:eastAsia="Times New Roman" w:cs="Times New Roman"/>
-        </w:rPr>
-        <w:t>）</w:t>
-      </w:r>
-    </w:p>
-    <w:p>
-      <w:pPr>
-        <w:pStyle w:val="BodyText"/>
-      </w:pPr>
-      <w:r>
-        <w:rPr>
-          <w:rFonts w:ascii="Times New Roman" w:hAnsi="Times New Roman" w:eastAsia="Times New Roman" w:cs="Times New Roman"/>
-        </w:rPr>
-        <w:t>ρ_(Fe</w:t>
-      </w:r>
-      <w:r>
-        <w:rPr>
-          <w:rFonts w:ascii="Times New Roman" w:hAnsi="Times New Roman" w:eastAsia="Times New Roman" w:cs="Times New Roman"/>
-          <w:vertAlign w:val="subscript"/>
-        </w:rPr>
-        <w:t>2</w:t>
-      </w:r>
-      <w:r>
-        <w:rPr>
-          <w:rFonts w:ascii="Times New Roman" w:hAnsi="Times New Roman" w:eastAsia="Times New Roman" w:cs="Times New Roman"/>
-        </w:rPr>
-        <w:t>O</w:t>
-      </w:r>
-      <w:r>
-        <w:rPr>
-          <w:rFonts w:ascii="Times New Roman" w:hAnsi="Times New Roman" w:eastAsia="Times New Roman" w:cs="Times New Roman"/>
-          <w:vertAlign w:val="subscript"/>
-        </w:rPr>
-        <w:t>3</w:t>
-      </w:r>
-      <w:r>
-        <w:rPr>
-          <w:rFonts w:ascii="Times New Roman" w:hAnsi="Times New Roman" w:eastAsia="Times New Roman" w:cs="Times New Roman"/>
-        </w:rPr>
-        <w:t xml:space="preserve">) </w:t>
-      </w:r>
-      <w:r>
-        <w:rPr>
-          <w:rFonts w:hint="eastAsia" w:ascii="Times New Roman" w:hAnsi="Times New Roman" w:eastAsia="Times New Roman" w:cs="Times New Roman"/>
-        </w:rPr>
-        <w:t xml:space="preserve">＝</w:t>
-      </w:r>
-      <w:r>
-        <w:rPr>
-          <w:rFonts w:ascii="Times New Roman" w:hAnsi="Times New Roman" w:eastAsia="Times New Roman" w:cs="Times New Roman"/>
-        </w:rPr>
-        <w:t xml:space="preserve"> Z·M_(Fe</w:t>
-      </w:r>
-      <w:r>
-        <w:rPr>
-          <w:rFonts w:ascii="Times New Roman" w:hAnsi="Times New Roman" w:eastAsia="Times New Roman" w:cs="Times New Roman"/>
-          <w:vertAlign w:val="subscript"/>
-        </w:rPr>
-        <w:t>2</w:t>
-      </w:r>
-      <w:r>
-        <w:rPr>
-          <w:rFonts w:ascii="Times New Roman" w:hAnsi="Times New Roman" w:eastAsia="Times New Roman" w:cs="Times New Roman"/>
-        </w:rPr>
-        <w:t>O</w:t>
-      </w:r>
-      <w:r>
-        <w:rPr>
-          <w:rFonts w:ascii="Times New Roman" w:hAnsi="Times New Roman" w:eastAsia="Times New Roman" w:cs="Times New Roman"/>
-          <w:vertAlign w:val="subscript"/>
-        </w:rPr>
-        <w:t>3</w:t>
-      </w:r>
-      <w:r>
-        <w:rPr>
-          <w:rFonts w:ascii="Times New Roman" w:hAnsi="Times New Roman" w:eastAsia="Times New Roman" w:cs="Times New Roman"/>
-        </w:rPr>
-        <w:t xml:space="preserve">) / (a·b·c·N_A) </w:t>
-      </w:r>
-      <w:r>
-        <w:rPr>
-          <w:rFonts w:hint="eastAsia" w:ascii="Times New Roman" w:hAnsi="Times New Roman" w:eastAsia="Times New Roman" w:cs="Times New Roman"/>
-        </w:rPr>
-        <w:t xml:space="preserve">＝</w:t>
-      </w:r>
-      <w:r>
-        <w:rPr>
-          <w:rFonts w:ascii="Times New Roman" w:hAnsi="Times New Roman" w:eastAsia="Times New Roman" w:cs="Times New Roman"/>
-        </w:rPr>
-        <w:t xml:space="preserve"> (4 × 159.7) / (266.5 × 860.9 × 637.9 × 10</w:t>
-      </w:r>
-      <w:r>
-        <w:rPr>
-          <w:rFonts w:ascii="Times New Roman" w:hAnsi="Times New Roman" w:eastAsia="Times New Roman" w:cs="Times New Roman"/>
-          <w:vertAlign w:val="superscript"/>
-        </w:rPr>
-        <w:t>-30</w:t>
-      </w:r>
-      <w:r>
-        <w:rPr>
-          <w:rFonts w:ascii="Times New Roman" w:hAnsi="Times New Roman" w:eastAsia="Times New Roman" w:cs="Times New Roman"/>
-        </w:rPr>
-        <w:t xml:space="preserve"> × 6.02 × 10</w:t>
-      </w:r>
-      <w:r>
-        <w:rPr>
-          <w:rFonts w:ascii="Times New Roman" w:hAnsi="Times New Roman" w:eastAsia="Times New Roman" w:cs="Times New Roman"/>
-          <w:vertAlign w:val="superscript"/>
-        </w:rPr>
-        <w:t>23</w:t>
-      </w:r>
-      <w:r>
-        <w:rPr>
-          <w:rFonts w:ascii="Times New Roman" w:hAnsi="Times New Roman" w:eastAsia="Times New Roman" w:cs="Times New Roman"/>
-        </w:rPr>
-        <w:t xml:space="preserve">) </w:t>
-      </w:r>
-      <w:r>
-        <w:rPr>
-          <w:rFonts w:hint="eastAsia" w:ascii="Times New Roman" w:hAnsi="Times New Roman" w:eastAsia="Times New Roman" w:cs="Times New Roman"/>
-        </w:rPr>
-        <w:t xml:space="preserve">＝</w:t>
-      </w:r>
-      <w:r>
-        <w:rPr>
-          <w:rFonts w:ascii="Times New Roman" w:hAnsi="Times New Roman" w:eastAsia="Times New Roman" w:cs="Times New Roman"/>
-        </w:rPr>
-        <w:t xml:space="preserve"> 7.250 g·cm</w:t>
-      </w:r>
-      <w:r>
-        <w:rPr>
-          <w:rFonts w:ascii="Times New Roman" w:hAnsi="Times New Roman" w:eastAsia="Times New Roman" w:cs="Times New Roman"/>
-          <w:vertAlign w:val="superscript"/>
-        </w:rPr>
-        <w:t>-3</w:t>
-      </w:r>
-    </w:p>
-    <w:p>
-      <w:pPr>
-        <w:pStyle w:val="BodyText"/>
+        <w:ind w:firstLine="420"/>
       </w:pPr>
       <w:r>
         <w:rPr>
@@ -25059,6 +25204,7 @@
     <w:p>
       <w:pPr>
         <w:pStyle w:val="BlockText"/>
+        <w:ind w:firstLine="420"/>
       </w:pPr>
       <w:r>
         <w:rPr>
@@ -25265,6 +25411,7 @@
     <w:p>
       <w:pPr>
         <w:pStyle w:val="BlockText"/>
+        <w:ind w:firstLine="420"/>
       </w:pPr>
       <w:r>
         <w:rPr>
@@ -25372,6 +25519,7 @@
     <w:p>
       <w:pPr>
         <w:pStyle w:val="FirstParagraph"/>
+        <w:ind w:firstLine="420"/>
       </w:pPr>
       <w:r>
         <w:rPr>
@@ -25485,6 +25633,7 @@
     <w:p>
       <w:pPr>
         <w:pStyle w:val="BodyText"/>
+        <w:ind w:firstLine="420"/>
       </w:pPr>
       <w:r>
         <w:rPr>
@@ -25639,6 +25788,7 @@
     <w:p>
       <w:pPr>
         <w:pStyle w:val="BodyText"/>
+        <w:ind w:firstLine="420"/>
       </w:pPr>
       <w:r>
         <w:rPr>
@@ -25784,6 +25934,7 @@
     <w:p>
       <w:pPr>
         <w:pStyle w:val="BodyText"/>
+        <w:ind w:firstLine="420"/>
       </w:pPr>
       <w:r>
         <w:rPr>
@@ -25915,6 +26066,7 @@
     <w:p>
       <w:pPr>
         <w:pStyle w:val="BodyText"/>
+        <w:ind w:firstLine="420"/>
       </w:pPr>
       <w:r>
         <w:rPr>
@@ -26068,6 +26220,7 @@
     <w:p>
       <w:pPr>
         <w:pStyle w:val="BodyText"/>
+        <w:ind w:firstLine="420"/>
       </w:pPr>
       <w:r>
         <w:rPr>
@@ -26173,6 +26326,7 @@
     <w:p>
       <w:pPr>
         <w:pStyle w:val="BodyText"/>
+        <w:ind w:firstLine="420"/>
       </w:pPr>
       <w:r>
         <w:rPr>
@@ -26500,6 +26654,7 @@
     <w:p>
       <w:pPr>
         <w:pStyle w:val="BodyText"/>
+        <w:ind w:firstLine="420"/>
       </w:pPr>
       <w:r>
         <w:rPr>
@@ -26554,6 +26709,7 @@
     <w:p>
       <w:pPr>
         <w:pStyle w:val="BodyText"/>
+        <w:ind w:firstLine="420"/>
       </w:pPr>
       <w:r>
         <w:rPr>
@@ -26666,6 +26822,7 @@
     <w:p>
       <w:pPr>
         <w:pStyle w:val="BodyText"/>
+        <w:ind w:firstLine="420"/>
       </w:pPr>
       <w:r>
         <w:rPr>
@@ -26751,6 +26908,7 @@
     <w:p>
       <w:pPr>
         <w:pStyle w:val="BodyText"/>
+        <w:ind w:firstLine="420"/>
       </w:pPr>
       <w:r>
         <w:rPr>
@@ -26905,6 +27063,7 @@
     <w:p>
       <w:pPr>
         <w:pStyle w:val="BodyText"/>
+        <w:ind w:firstLine="420"/>
       </w:pPr>
       <w:r>
         <w:rPr>
@@ -27105,6 +27264,7 @@
     <w:p>
       <w:pPr>
         <w:pStyle w:val="BodyText"/>
+        <w:ind w:firstLine="420"/>
       </w:pPr>
       <w:r>
         <w:rPr>
@@ -27319,6 +27479,7 @@
     <w:p>
       <w:pPr>
         <w:pStyle w:val="BlockText"/>
+        <w:ind w:firstLine="420"/>
       </w:pPr>
       <w:r>
         <w:rPr>
@@ -27426,6 +27587,7 @@
     <w:p>
       <w:pPr>
         <w:pStyle w:val="FirstParagraph"/>
+        <w:ind w:firstLine="420"/>
       </w:pPr>
       <w:r>
         <w:rPr>
@@ -27467,6 +27629,7 @@
     <w:p>
       <w:pPr>
         <w:pStyle w:val="BodyText"/>
+        <w:ind w:firstLine="420"/>
       </w:pPr>
       <w:r>
         <w:rPr>
@@ -27631,6 +27794,7 @@
     <w:p>
       <w:pPr>
         <w:pStyle w:val="BodyText"/>
+        <w:ind w:firstLine="420"/>
       </w:pPr>
       <w:r>
         <w:rPr>
@@ -27763,6 +27927,7 @@
     <w:p>
       <w:pPr>
         <w:pStyle w:val="BodyText"/>
+        <w:ind w:firstLine="420"/>
       </w:pPr>
       <w:r>
         <w:rPr>
@@ -27927,6 +28092,7 @@
     <w:p>
       <w:pPr>
         <w:pStyle w:val="FirstParagraph"/>
+        <w:ind w:firstLine="420"/>
       </w:pPr>
       <w:r>
         <w:rPr>
@@ -27950,6 +28116,7 @@
     <w:p>
       <w:pPr>
         <w:pStyle w:val="BodyText"/>
+        <w:ind w:firstLine="420"/>
       </w:pPr>
       <m:oMath>
         <m:oMathPr>
@@ -28136,6 +28303,7 @@
     <w:p>
       <w:pPr>
         <w:pStyle w:val="BodyText"/>
+        <w:ind w:firstLine="420"/>
       </w:pPr>
       <w:r>
         <w:rPr>
@@ -28159,6 +28327,7 @@
     <w:p>
       <w:pPr>
         <w:pStyle w:val="BodyText"/>
+        <w:ind w:firstLine="420"/>
       </w:pPr>
       <w:r>
         <w:rPr>
@@ -28486,6 +28655,7 @@
     <w:p>
       <w:pPr>
         <w:pStyle w:val="BodyText"/>
+        <w:ind w:firstLine="420"/>
       </w:pPr>
       <w:r>
         <w:rPr>
@@ -28855,6 +29025,7 @@
     <w:p>
       <w:pPr>
         <w:pStyle w:val="BlockText"/>
+        <w:ind w:firstLine="420"/>
       </w:pPr>
       <w:r>
         <w:rPr>
@@ -28950,6 +29121,7 @@
     <w:p>
       <w:pPr>
         <w:pStyle w:val="FirstParagraph"/>
+        <w:ind w:firstLine="420"/>
       </w:pPr>
       <w:r>
         <w:rPr>
@@ -29021,6 +29193,7 @@
     <w:p>
       <w:pPr>
         <w:pStyle w:val="BodyText"/>
+        <w:ind w:firstLine="420"/>
       </w:pPr>
       <w:r>
         <w:rPr>
@@ -29044,6 +29217,7 @@
     <w:p>
       <w:pPr>
         <w:pStyle w:val="BodyText"/>
+        <w:ind w:firstLine="420"/>
       </w:pPr>
       <w:r>
         <w:rPr>
@@ -29400,6 +29574,7 @@
     <w:p>
       <w:pPr>
         <w:pStyle w:val="BodyText"/>
+        <w:ind w:firstLine="420"/>
       </w:pPr>
       <w:r>
         <w:rPr>
@@ -29423,6 +29598,7 @@
     <w:p>
       <w:pPr>
         <w:pStyle w:val="BodyText"/>
+        <w:ind w:firstLine="420"/>
       </w:pPr>
       <w:r>
         <w:rPr>
@@ -29458,6 +29634,7 @@
     <w:p>
       <w:pPr>
         <w:pStyle w:val="BodyText"/>
+        <w:ind w:firstLine="420"/>
       </w:pPr>
       <w:r>
         <w:rPr>
@@ -29493,6 +29670,7 @@
     <w:p>
       <w:pPr>
         <w:pStyle w:val="BodyText"/>
+        <w:ind w:firstLine="420"/>
       </w:pPr>
       <w:r>
         <w:rPr>
@@ -29560,6 +29738,7 @@
     <w:p>
       <w:pPr>
         <w:pStyle w:val="BodyText"/>
+        <w:ind w:firstLine="420"/>
       </w:pPr>
       <w:r>
         <w:rPr>
@@ -29583,6 +29762,7 @@
     <w:p>
       <w:pPr>
         <w:pStyle w:val="BodyText"/>
+        <w:ind w:firstLine="420"/>
       </w:pPr>
       <w:r>
         <w:rPr>
@@ -29631,6 +29811,7 @@
     <w:p>
       <w:pPr>
         <w:pStyle w:val="FirstParagraph"/>
+        <w:ind w:firstLine="420"/>
       </w:pPr>
       <w:r>
         <w:rPr>
@@ -29654,6 +29835,7 @@
     <w:p>
       <w:pPr>
         <w:pStyle w:val="BodyText"/>
+        <w:ind w:firstLine="420"/>
       </w:pPr>
       <w:r>
         <w:rPr>
@@ -29791,6 +29973,7 @@
     <w:p>
       <w:pPr>
         <w:pStyle w:val="BodyText"/>
+        <w:ind w:firstLine="420"/>
       </w:pPr>
       <w:r>
         <w:rPr>
@@ -29814,6 +29997,7 @@
     <w:p>
       <w:pPr>
         <w:pStyle w:val="BodyText"/>
+        <w:ind w:firstLine="420"/>
       </w:pPr>
       <w:r>
         <w:rPr>
@@ -29933,6 +30117,7 @@
     <w:p>
       <w:pPr>
         <w:pStyle w:val="BodyText"/>
+        <w:ind w:firstLine="420"/>
       </w:pPr>
       <w:r>
         <w:rPr>
@@ -30632,6 +30817,7 @@
     <w:p>
       <w:pPr>
         <w:pStyle w:val="FirstParagraph"/>
+        <w:ind w:firstLine="420"/>
       </w:pPr>
       <w:r>
         <w:rPr>
@@ -30667,6 +30853,7 @@
     <w:p>
       <w:pPr>
         <w:pStyle w:val="BodyText"/>
+        <w:ind w:firstLine="420"/>
       </w:pPr>
       <w:r>
         <w:rPr>
@@ -30690,6 +30877,7 @@
     <w:p>
       <w:pPr>
         <w:pStyle w:val="BodyText"/>
+        <w:ind w:firstLine="420"/>
       </w:pPr>
       <w:r>
         <w:rPr>
@@ -31056,6 +31244,7 @@
     <w:p>
       <w:pPr>
         <w:pStyle w:val="BodyText"/>
+        <w:ind w:firstLine="420"/>
       </w:pPr>
       <w:r>
         <w:rPr>
@@ -31229,6 +31418,7 @@
     <w:p>
       <w:pPr>
         <w:pStyle w:val="FirstParagraph"/>
+        <w:ind w:firstLine="420"/>
       </w:pPr>
       <w:r>
         <w:rPr>
@@ -31334,6 +31524,7 @@
     <w:p>
       <w:pPr>
         <w:pStyle w:val="BodyText"/>
+        <w:ind w:firstLine="420"/>
       </w:pPr>
       <m:oMath>
         <m:r>
@@ -31395,6 +31586,7 @@
     <w:p>
       <w:pPr>
         <w:pStyle w:val="BodyText"/>
+        <w:ind w:firstLine="420"/>
       </w:pPr>
       <w:r>
         <w:rPr>
@@ -31469,7 +31661,7 @@
         </w:rPr>
         <w:drawing>
           <wp:inline>
-            <wp:extent cx="3600000" cy="1356338"/>
+            <wp:extent cx="3556000" cy="1308100"/>
             <wp:effectExtent b="0" l="0" r="0" t="0"/>
             <wp:docPr descr="" title="" id="87" name="Picture"/>
             <a:graphic>
@@ -31490,7 +31682,7 @@
                   <pic:spPr bwMode="auto">
                     <a:xfrm>
                       <a:off x="0" y="0"/>
-                      <a:ext cx="3600000" cy="1356338"/>
+                      <a:ext cx="3556000" cy="1308100"/>
                     </a:xfrm>
                     <a:prstGeom prst="rect">
                       <a:avLst/>
@@ -31512,6 +31704,7 @@
     <w:p>
       <w:pPr>
         <w:pStyle w:val="BodyText"/>
+        <w:ind w:firstLine="420"/>
       </w:pPr>
       <w:r>
         <w:rPr>
@@ -31614,6 +31807,7 @@
     <w:p>
       <w:pPr>
         <w:pStyle w:val="BlockText"/>
+        <w:ind w:firstLine="420"/>
       </w:pPr>
       <w:r>
         <w:rPr>
@@ -31721,6 +31915,7 @@
     <w:p>
       <w:pPr>
         <w:pStyle w:val="FirstParagraph"/>
+        <w:ind w:firstLine="420"/>
       </w:pPr>
       <w:r>
         <w:rPr>
@@ -31888,6 +32083,7 @@
     <w:p>
       <w:pPr>
         <w:pStyle w:val="BodyText"/>
+        <w:ind w:firstLine="420"/>
       </w:pPr>
       <w:r>
         <w:rPr>
@@ -31955,6 +32151,7 @@
     <w:p>
       <w:pPr>
         <w:pStyle w:val="BodyText"/>
+        <w:ind w:firstLine="420"/>
       </w:pPr>
       <w:r>
         <w:rPr>
@@ -31999,6 +32196,7 @@
       <w:pPr>
         <w:pStyle w:val="BodyText"/>
         <w:spacing w:after="80"/>
+        <w:ind w:firstLine="420"/>
       </w:pPr>
       <w:r>
         <w:rPr>
@@ -32069,6 +32267,15 @@
         <w:tblW w:type="pct" w:w="5000"/>
         <w:tblLayout w:type="fixed"/>
         <w:tblLook w:firstRow="1" w:lastRow="0" w:firstColumn="0" w:lastColumn="0" w:noHBand="0" w:noVBand="0" w:val="0020"/>
+        <w:jc w:val="center"/>
+        <w:tblBorders>
+          <w:top w:val="single" w:sz="12" w:space="0" w:color="333333"/>
+          <w:bottom w:val="single" w:sz="12" w:space="0" w:color="333333"/>
+          <w:left w:val="none"/>
+          <w:right w:val="none"/>
+          <w:insideH w:val="none"/>
+          <w:insideV w:val="none"/>
+        </w:tblBorders>
       </w:tblPr>
       <w:tblGrid>
         <w:gridCol w:w="2640"/>
@@ -32080,7 +32287,11 @@
           <w:tblHeader w:val="on"/>
         </w:trPr>
         <w:tc>
-          <w:tcPr/>
+          <w:tcPr>
+            <w:tcBorders>
+              <w:bottom w:val="single" w:sz="6" w:space="0" w:color="333333"/>
+            </w:tcBorders>
+          </w:tcPr>
           <w:p>
             <w:pPr>
               <w:pStyle w:val="Compact"/>
@@ -32096,7 +32307,11 @@
           </w:p>
         </w:tc>
         <w:tc>
-          <w:tcPr/>
+          <w:tcPr>
+            <w:tcBorders>
+              <w:bottom w:val="single" w:sz="6" w:space="0" w:color="333333"/>
+            </w:tcBorders>
+          </w:tcPr>
           <w:p>
             <w:pPr>
               <w:pStyle w:val="Compact"/>
@@ -32192,7 +32407,11 @@
           </w:p>
         </w:tc>
         <w:tc>
-          <w:tcPr/>
+          <w:tcPr>
+            <w:tcBorders>
+              <w:bottom w:val="single" w:sz="6" w:space="0" w:color="333333"/>
+            </w:tcBorders>
+          </w:tcPr>
           <w:p>
             <w:pPr>
               <w:pStyle w:val="Compact"/>
@@ -32682,6 +32901,7 @@
     <w:p>
       <w:pPr>
         <w:pStyle w:val="BodyText"/>
+        <w:ind w:firstLine="420"/>
       </w:pPr>
       <w:r>
         <w:rPr>
@@ -32770,6 +32990,7 @@
     <w:p>
       <w:pPr>
         <w:pStyle w:val="BodyText"/>
+        <w:ind w:firstLine="420"/>
       </w:pPr>
       <w:r>
         <w:rPr>
@@ -32951,6 +33172,7 @@
     <w:p>
       <w:pPr>
         <w:pStyle w:val="FirstParagraph"/>
+        <w:ind w:firstLine="420"/>
       </w:pPr>
       <w:r>
         <w:rPr>
@@ -33274,6 +33496,7 @@
     <w:p>
       <w:pPr>
         <w:pStyle w:val="FirstParagraph"/>
+        <w:ind w:firstLine="420"/>
       </w:pPr>
       <w:r>
         <w:rPr>
@@ -33365,6 +33588,7 @@
     <w:p>
       <w:pPr>
         <w:pStyle w:val="BodyText"/>
+        <w:ind w:firstLine="420"/>
       </w:pPr>
       <w:r>
         <w:rPr>
@@ -33724,6 +33948,7 @@
     <w:p>
       <w:pPr>
         <w:pStyle w:val="BodyText"/>
+        <w:ind w:firstLine="420"/>
       </w:pPr>
       <w:r>
         <w:rPr>
@@ -34071,6 +34296,7 @@
     <w:p>
       <w:pPr>
         <w:pStyle w:val="BodyText"/>
+        <w:ind w:firstLine="420"/>
       </w:pPr>
       <w:r>
         <w:rPr>
@@ -34457,6 +34683,7 @@
     <w:p>
       <w:pPr>
         <w:pStyle w:val="BodyText"/>
+        <w:ind w:firstLine="420"/>
       </w:pPr>
       <w:r>
         <w:rPr>
@@ -34947,6 +35174,7 @@
     <w:p>
       <w:pPr>
         <w:pStyle w:val="FirstParagraph"/>
+        <w:ind w:firstLine="420"/>
       </w:pPr>
       <w:r>
         <w:rPr>
@@ -35120,6 +35348,7 @@
     <w:p>
       <w:pPr>
         <w:pStyle w:val="BlockText"/>
+        <w:ind w:firstLine="420"/>
       </w:pPr>
       <w:r>
         <w:rPr>
@@ -35545,6 +35774,7 @@
     <w:p>
       <w:pPr>
         <w:pStyle w:val="BlockText"/>
+        <w:ind w:firstLine="420"/>
       </w:pPr>
       <w:r>
         <w:rPr>
@@ -35652,6 +35882,7 @@
     <w:p>
       <w:pPr>
         <w:pStyle w:val="FirstParagraph"/>
+        <w:ind w:firstLine="420"/>
       </w:pPr>
       <w:r>
         <w:rPr>
@@ -35809,6 +36040,7 @@
     <w:p>
       <w:pPr>
         <w:pStyle w:val="BodyText"/>
+        <w:ind w:firstLine="420"/>
       </w:pPr>
       <w:r>
         <w:rPr>
@@ -36010,6 +36242,7 @@
     <w:p>
       <w:pPr>
         <w:pStyle w:val="BodyText"/>
+        <w:ind w:firstLine="420"/>
       </w:pPr>
       <w:r>
         <w:rPr>
@@ -36530,6 +36763,7 @@
     <w:p>
       <w:pPr>
         <w:pStyle w:val="FirstParagraph"/>
+        <w:ind w:firstLine="420"/>
       </w:pPr>
       <w:r>
         <w:rPr>
@@ -36553,6 +36787,7 @@
     <w:p>
       <w:pPr>
         <w:pStyle w:val="BodyText"/>
+        <w:ind w:firstLine="420"/>
       </w:pPr>
       <w:r>
         <w:rPr>
@@ -36780,6 +37015,7 @@
     <w:p>
       <w:pPr>
         <w:pStyle w:val="FirstParagraph"/>
+        <w:ind w:firstLine="420"/>
       </w:pPr>
       <w:r>
         <w:rPr>
@@ -36997,6 +37233,7 @@
     <w:p>
       <w:pPr>
         <w:pStyle w:val="FirstParagraph"/>
+        <w:ind w:firstLine="420"/>
       </w:pPr>
       <w:r>
         <w:rPr>
@@ -37473,6 +37710,7 @@
     <w:p>
       <w:pPr>
         <w:pStyle w:val="FirstParagraph"/>
+        <w:ind w:firstLine="420"/>
       </w:pPr>
       <w:r>
         <w:rPr>
@@ -37496,6 +37734,7 @@
     <w:p>
       <w:pPr>
         <w:pStyle w:val="BodyText"/>
+        <w:ind w:firstLine="420"/>
       </w:pPr>
       <w:r>
         <w:rPr>
@@ -37558,6 +37797,7 @@
           <w:ilvl w:val="0"/>
           <w:numId w:val="1001"/>
         </w:numPr>
+        <w:ind w:firstLine="420"/>
       </w:pPr>
       <w:r>
         <w:rPr>
@@ -38199,6 +38439,7 @@
           <w:ilvl w:val="0"/>
           <w:numId w:val="1002"/>
         </w:numPr>
+        <w:ind w:firstLine="420"/>
       </w:pPr>
       <w:r>
         <w:rPr>
@@ -38764,6 +39005,7 @@
     <w:p>
       <w:pPr>
         <w:pStyle w:val="FirstParagraph"/>
+        <w:ind w:firstLine="420"/>
       </w:pPr>
       <w:r>
         <w:rPr>
@@ -38950,6 +39192,7 @@
     <w:p>
       <w:pPr>
         <w:pStyle w:val="BlockText"/>
+        <w:ind w:firstLine="420"/>
       </w:pPr>
       <w:r>
         <w:rPr>
@@ -39045,6 +39288,7 @@
     <w:p>
       <w:pPr>
         <w:pStyle w:val="FirstParagraph"/>
+        <w:ind w:firstLine="420"/>
       </w:pPr>
       <w:r>
         <w:rPr>
@@ -39335,6 +39579,7 @@
     <w:p>
       <w:pPr>
         <w:pStyle w:val="BodyText"/>
+        <w:ind w:firstLine="420"/>
       </w:pPr>
       <w:r>
         <w:rPr>
@@ -39473,6 +39718,7 @@
     <w:p>
       <w:pPr>
         <w:pStyle w:val="FirstParagraph"/>
+        <w:ind w:firstLine="420"/>
       </w:pPr>
       <w:r>
         <w:rPr>
@@ -39838,6 +40084,7 @@
     <w:p>
       <w:pPr>
         <w:pStyle w:val="FirstParagraph"/>
+        <w:ind w:firstLine="420"/>
       </w:pPr>
       <w:r>
         <w:rPr>
@@ -40505,6 +40752,7 @@
     <w:p>
       <w:pPr>
         <w:pStyle w:val="FirstParagraph"/>
+        <w:ind w:firstLine="420"/>
       </w:pPr>
       <w:r>
         <w:rPr>
@@ -40608,6 +40856,7 @@
     <w:p>
       <w:pPr>
         <w:pStyle w:val="BodyText"/>
+        <w:ind w:firstLine="420"/>
       </w:pPr>
       <w:r>
         <w:rPr>
@@ -41399,6 +41648,7 @@
     <w:p>
       <w:pPr>
         <w:pStyle w:val="FirstParagraph"/>
+        <w:ind w:firstLine="420"/>
       </w:pPr>
       <w:r>
         <w:rPr>
@@ -41487,6 +41737,7 @@
     <w:p>
       <w:pPr>
         <w:pStyle w:val="BodyText"/>
+        <w:ind w:firstLine="420"/>
       </w:pPr>
       <w:r>
         <w:rPr>
@@ -41889,6 +42140,7 @@
     <w:p>
       <w:pPr>
         <w:pStyle w:val="FirstParagraph"/>
+        <w:ind w:firstLine="420"/>
       </w:pPr>
       <w:r>
         <w:rPr>
@@ -41983,6 +42235,15 @@
         <w:tblW w:type="pct" w:w="5000"/>
         <w:tblLayout w:type="fixed"/>
         <w:tblLook w:firstRow="1" w:lastRow="0" w:firstColumn="0" w:lastColumn="0" w:noHBand="0" w:noVBand="0" w:val="0020"/>
+        <w:jc w:val="center"/>
+        <w:tblBorders>
+          <w:top w:val="single" w:sz="12" w:space="0" w:color="333333"/>
+          <w:bottom w:val="single" w:sz="12" w:space="0" w:color="333333"/>
+          <w:left w:val="none"/>
+          <w:right w:val="none"/>
+          <w:insideH w:val="none"/>
+          <w:insideV w:val="none"/>
+        </w:tblBorders>
       </w:tblPr>
       <w:tblGrid>
         <w:gridCol w:w="1508"/>
@@ -41997,7 +42258,11 @@
           <w:tblHeader w:val="on"/>
         </w:trPr>
         <w:tc>
-          <w:tcPr/>
+          <w:tcPr>
+            <w:tcBorders>
+              <w:bottom w:val="single" w:sz="6" w:space="0" w:color="333333"/>
+            </w:tcBorders>
+          </w:tcPr>
           <w:p>
             <w:pPr>
               <w:pStyle w:val="Compact"/>
@@ -42013,7 +42278,11 @@
           </w:p>
         </w:tc>
         <w:tc>
-          <w:tcPr/>
+          <w:tcPr>
+            <w:tcBorders>
+              <w:bottom w:val="single" w:sz="6" w:space="0" w:color="333333"/>
+            </w:tcBorders>
+          </w:tcPr>
           <w:p>
             <w:pPr>
               <w:pStyle w:val="Compact"/>
@@ -42029,7 +42298,11 @@
           </w:p>
         </w:tc>
         <w:tc>
-          <w:tcPr/>
+          <w:tcPr>
+            <w:tcBorders>
+              <w:bottom w:val="single" w:sz="6" w:space="0" w:color="333333"/>
+            </w:tcBorders>
+          </w:tcPr>
           <w:p>
             <w:pPr>
               <w:pStyle w:val="Compact"/>
@@ -42059,7 +42332,11 @@
           </w:p>
         </w:tc>
         <w:tc>
-          <w:tcPr/>
+          <w:tcPr>
+            <w:tcBorders>
+              <w:bottom w:val="single" w:sz="6" w:space="0" w:color="333333"/>
+            </w:tcBorders>
+          </w:tcPr>
           <w:p>
             <w:pPr>
               <w:pStyle w:val="Compact"/>
@@ -42075,7 +42352,11 @@
           </w:p>
         </w:tc>
         <w:tc>
-          <w:tcPr/>
+          <w:tcPr>
+            <w:tcBorders>
+              <w:bottom w:val="single" w:sz="6" w:space="0" w:color="333333"/>
+            </w:tcBorders>
+          </w:tcPr>
           <w:p>
             <w:pPr>
               <w:pStyle w:val="Compact"/>
@@ -42091,7 +42372,11 @@
           </w:p>
         </w:tc>
         <w:tc>
-          <w:tcPr/>
+          <w:tcPr>
+            <w:tcBorders>
+              <w:bottom w:val="single" w:sz="6" w:space="0" w:color="333333"/>
+            </w:tcBorders>
+          </w:tcPr>
           <w:p>
             <w:pPr>
               <w:pStyle w:val="Compact"/>
@@ -44742,6 +45027,7 @@
       <w:pPr>
         <w:pStyle w:val="BlockText"/>
         <w:spacing w:before="120"/>
+        <w:ind w:firstLine="420"/>
       </w:pPr>
       <w:r>
         <w:rPr>

--- a/00-首页/题组Word/初赛模拟卷/初赛模拟卷IV（非有机·答案版）.docx
+++ b/00-首页/题组Word/初赛模拟卷/初赛模拟卷IV（非有机·答案版）.docx
@@ -42246,12 +42246,13 @@
         </w:tblBorders>
       </w:tblPr>
       <w:tblGrid>
-        <w:gridCol w:w="1508"/>
-        <w:gridCol w:w="1131"/>
-        <w:gridCol w:w="1131"/>
-        <w:gridCol w:w="1131"/>
-        <w:gridCol w:w="1508"/>
-        <w:gridCol w:w="1508"/>
+        <w:gridCol w:w="1277"/>
+        <w:gridCol w:w="766"/>
+        <w:gridCol w:w="766"/>
+        <w:gridCol w:w="1277"/>
+        <w:gridCol w:w="1277"/>
+        <w:gridCol w:w="1277"/>
+        <w:gridCol w:w="1277"/>
       </w:tblGrid>
       <w:tr>
         <w:trPr>
@@ -42293,6 +42294,26 @@
                 <w:rFonts w:hint="eastAsia" w:ascii="Times New Roman" w:hAnsi="Times New Roman" w:eastAsia="SimHei" w:cs="Times New Roman"/>
                 <w:b/>
               </w:rPr>
+              <w:t xml:space="preserve">题名</w:t>
+            </w:r>
+          </w:p>
+        </w:tc>
+        <w:tc>
+          <w:tcPr>
+            <w:tcBorders>
+              <w:bottom w:val="single" w:sz="6" w:space="0" w:color="333333"/>
+            </w:tcBorders>
+          </w:tcPr>
+          <w:p>
+            <w:pPr>
+              <w:pStyle w:val="Compact"/>
+              <w:jc w:val="center"/>
+            </w:pPr>
+            <w:r>
+              <w:rPr>
+                <w:rFonts w:hint="eastAsia" w:ascii="Times New Roman" w:hAnsi="Times New Roman" w:eastAsia="SimHei" w:cs="Times New Roman"/>
+                <w:b/>
+              </w:rPr>
               <w:t xml:space="preserve">题卡</w:t>
             </w:r>
           </w:p>
@@ -42313,21 +42334,7 @@
                 <w:rFonts w:hint="eastAsia" w:ascii="Times New Roman" w:hAnsi="Times New Roman" w:eastAsia="SimHei" w:cs="Times New Roman"/>
                 <w:b/>
               </w:rPr>
-              <w:t>原书套卷</w:t>
-            </w:r>
-            <w:r>
-              <w:rPr>
-                <w:rFonts w:hint="eastAsia" w:ascii="Times New Roman" w:hAnsi="Times New Roman" w:eastAsia="Times New Roman" w:cs="Times New Roman"/>
-                <w:b/>
-              </w:rPr>
-              <w:t>·</w:t>
-            </w:r>
-            <w:r>
-              <w:rPr>
-                <w:rFonts w:hint="eastAsia" w:ascii="Times New Roman" w:hAnsi="Times New Roman" w:eastAsia="SimHei" w:cs="Times New Roman"/>
-                <w:b/>
-              </w:rPr>
-              <w:t>题号</w:t>
+              <w:t xml:space="preserve">来源</w:t>
             </w:r>
           </w:p>
         </w:tc>
@@ -42419,6 +42426,21 @@
               <w:rPr>
                 <w:rFonts w:hint="eastAsia" w:ascii="Times New Roman" w:hAnsi="Times New Roman" w:eastAsia="FangSong" w:cs="Times New Roman"/>
               </w:rPr>
+              <w:t xml:space="preserve">氮的结构化学推断</w:t>
+            </w:r>
+          </w:p>
+        </w:tc>
+        <w:tc>
+          <w:tcPr/>
+          <w:p>
+            <w:pPr>
+              <w:pStyle w:val="Compact"/>
+              <w:jc w:val="center"/>
+            </w:pPr>
+            <w:r>
+              <w:rPr>
+                <w:rFonts w:hint="eastAsia" w:ascii="Times New Roman" w:hAnsi="Times New Roman" w:eastAsia="FangSong" w:cs="Times New Roman"/>
+              </w:rPr>
               <w:t>题</w:t>
             </w:r>
             <w:r>
@@ -42468,45 +42490,9 @@
             </w:pPr>
             <w:r>
               <w:rPr>
-                <w:rFonts w:ascii="Times New Roman" w:hAnsi="Times New Roman" w:eastAsia="Times New Roman" w:cs="Times New Roman"/>
-              </w:rPr>
-              <w:t xml:space="preserve">2019 </w:t>
-            </w:r>
-            <w:r>
-              <w:rPr>
-                <w:rFonts w:hint="eastAsia" w:ascii="Times New Roman" w:hAnsi="Times New Roman" w:eastAsia="Times New Roman" w:cs="Times New Roman"/>
-              </w:rPr>
-              <w:t>BST6</w:t>
-            </w:r>
-            <w:r>
-              <w:rPr>
                 <w:rFonts w:hint="eastAsia" w:ascii="Times New Roman" w:hAnsi="Times New Roman" w:eastAsia="FangSong" w:cs="Times New Roman"/>
               </w:rPr>
-              <w:t>冲刺一</w:t>
-            </w:r>
-            <w:r>
-              <w:rPr>
-                <w:rFonts w:ascii="Times New Roman" w:hAnsi="Times New Roman" w:eastAsia="Times New Roman" w:cs="Times New Roman"/>
-              </w:rPr>
-              <w:t xml:space="preserve"> </w:t>
-            </w:r>
-            <w:r>
-              <w:rPr>
-                <w:rFonts w:hint="eastAsia" w:ascii="Times New Roman" w:hAnsi="Times New Roman" w:eastAsia="FangSong" w:cs="Times New Roman"/>
-              </w:rPr>
-              <w:t>第</w:t>
-            </w:r>
-            <w:r>
-              <w:rPr>
-                <w:rFonts w:hint="eastAsia" w:ascii="Times New Roman" w:hAnsi="Times New Roman" w:eastAsia="Times New Roman" w:cs="Times New Roman"/>
-              </w:rPr>
-              <w:t>3</w:t>
-            </w:r>
-            <w:r>
-              <w:rPr>
-                <w:rFonts w:hint="eastAsia" w:ascii="Times New Roman" w:hAnsi="Times New Roman" w:eastAsia="FangSong" w:cs="Times New Roman"/>
-              </w:rPr>
-              <w:t>题</w:t>
+              <w:t xml:space="preserve">北斗学友</w:t>
             </w:r>
           </w:p>
         </w:tc>
@@ -42536,7 +42522,7 @@
               <w:rPr>
                 <w:rFonts w:ascii="Times New Roman" w:hAnsi="Times New Roman" w:eastAsia="Times New Roman" w:cs="Times New Roman"/>
               </w:rPr>
-              <w:t xml:space="preserve">5</w:t>
+              <w:t xml:space="preserve">⭐⭐⭐⭐⭐</w:t>
             </w:r>
           </w:p>
         </w:tc>
@@ -42569,6 +42555,21 @@
                 <w:rFonts w:ascii="Times New Roman" w:hAnsi="Times New Roman" w:eastAsia="Times New Roman" w:cs="Times New Roman"/>
               </w:rPr>
               <w:t xml:space="preserve">2</w:t>
+            </w:r>
+          </w:p>
+        </w:tc>
+        <w:tc>
+          <w:tcPr/>
+          <w:p>
+            <w:pPr>
+              <w:pStyle w:val="Compact"/>
+              <w:jc w:val="center"/>
+            </w:pPr>
+            <w:r>
+              <w:rPr>
+                <w:rFonts w:hint="eastAsia" w:ascii="Times New Roman" w:hAnsi="Times New Roman" w:eastAsia="FangSong" w:cs="Times New Roman"/>
+              </w:rPr>
+              <w:t xml:space="preserve">钒电池电位滴定分析</w:t>
             </w:r>
           </w:p>
         </w:tc>
@@ -42632,45 +42633,9 @@
             </w:pPr>
             <w:r>
               <w:rPr>
-                <w:rFonts w:ascii="Times New Roman" w:hAnsi="Times New Roman" w:eastAsia="Times New Roman" w:cs="Times New Roman"/>
-              </w:rPr>
-              <w:t xml:space="preserve">2018 </w:t>
-            </w:r>
-            <w:r>
-              <w:rPr>
-                <w:rFonts w:hint="eastAsia" w:ascii="Times New Roman" w:hAnsi="Times New Roman" w:eastAsia="Times New Roman" w:cs="Times New Roman"/>
-              </w:rPr>
-              <w:t>BAT3</w:t>
-            </w:r>
-            <w:r>
-              <w:rPr>
                 <w:rFonts w:hint="eastAsia" w:ascii="Times New Roman" w:hAnsi="Times New Roman" w:eastAsia="FangSong" w:cs="Times New Roman"/>
               </w:rPr>
-              <w:t>一模</w:t>
-            </w:r>
-            <w:r>
-              <w:rPr>
-                <w:rFonts w:ascii="Times New Roman" w:hAnsi="Times New Roman" w:eastAsia="Times New Roman" w:cs="Times New Roman"/>
-              </w:rPr>
-              <w:t xml:space="preserve"> </w:t>
-            </w:r>
-            <w:r>
-              <w:rPr>
-                <w:rFonts w:hint="eastAsia" w:ascii="Times New Roman" w:hAnsi="Times New Roman" w:eastAsia="FangSong" w:cs="Times New Roman"/>
-              </w:rPr>
-              <w:t>第</w:t>
-            </w:r>
-            <w:r>
-              <w:rPr>
-                <w:rFonts w:hint="eastAsia" w:ascii="Times New Roman" w:hAnsi="Times New Roman" w:eastAsia="Times New Roman" w:cs="Times New Roman"/>
-              </w:rPr>
-              <w:t>4</w:t>
-            </w:r>
-            <w:r>
-              <w:rPr>
-                <w:rFonts w:hint="eastAsia" w:ascii="Times New Roman" w:hAnsi="Times New Roman" w:eastAsia="FangSong" w:cs="Times New Roman"/>
-              </w:rPr>
-              <w:t>题</w:t>
+              <w:t xml:space="preserve">北斗学友</w:t>
             </w:r>
           </w:p>
         </w:tc>
@@ -42700,7 +42665,7 @@
               <w:rPr>
                 <w:rFonts w:ascii="Times New Roman" w:hAnsi="Times New Roman" w:eastAsia="Times New Roman" w:cs="Times New Roman"/>
               </w:rPr>
-              <w:t xml:space="preserve">5</w:t>
+              <w:t xml:space="preserve">⭐⭐⭐⭐⭐</w:t>
             </w:r>
           </w:p>
         </w:tc>
@@ -42733,6 +42698,21 @@
                 <w:rFonts w:ascii="Times New Roman" w:hAnsi="Times New Roman" w:eastAsia="Times New Roman" w:cs="Times New Roman"/>
               </w:rPr>
               <w:t xml:space="preserve">3</w:t>
+            </w:r>
+          </w:p>
+        </w:tc>
+        <w:tc>
+          <w:tcPr/>
+          <w:p>
+            <w:pPr>
+              <w:pStyle w:val="Compact"/>
+              <w:jc w:val="center"/>
+            </w:pPr>
+            <w:r>
+              <w:rPr>
+                <w:rFonts w:hint="eastAsia" w:ascii="Times New Roman" w:hAnsi="Times New Roman" w:eastAsia="FangSong" w:cs="Times New Roman"/>
+              </w:rPr>
+              <w:t xml:space="preserve">双指示剂法与滴定误差</w:t>
             </w:r>
           </w:p>
         </w:tc>
@@ -42796,45 +42776,9 @@
             </w:pPr>
             <w:r>
               <w:rPr>
-                <w:rFonts w:ascii="Times New Roman" w:hAnsi="Times New Roman" w:eastAsia="Times New Roman" w:cs="Times New Roman"/>
-              </w:rPr>
-              <w:t xml:space="preserve">2015 </w:t>
-            </w:r>
-            <w:r>
-              <w:rPr>
-                <w:rFonts w:hint="eastAsia" w:ascii="Times New Roman" w:hAnsi="Times New Roman" w:eastAsia="Times New Roman" w:cs="Times New Roman"/>
-              </w:rPr>
-              <w:t>BST7</w:t>
-            </w:r>
-            <w:r>
-              <w:rPr>
                 <w:rFonts w:hint="eastAsia" w:ascii="Times New Roman" w:hAnsi="Times New Roman" w:eastAsia="FangSong" w:cs="Times New Roman"/>
               </w:rPr>
-              <w:t>押题二</w:t>
-            </w:r>
-            <w:r>
-              <w:rPr>
-                <w:rFonts w:ascii="Times New Roman" w:hAnsi="Times New Roman" w:eastAsia="Times New Roman" w:cs="Times New Roman"/>
-              </w:rPr>
-              <w:t xml:space="preserve"> </w:t>
-            </w:r>
-            <w:r>
-              <w:rPr>
-                <w:rFonts w:hint="eastAsia" w:ascii="Times New Roman" w:hAnsi="Times New Roman" w:eastAsia="FangSong" w:cs="Times New Roman"/>
-              </w:rPr>
-              <w:t>第</w:t>
-            </w:r>
-            <w:r>
-              <w:rPr>
-                <w:rFonts w:hint="eastAsia" w:ascii="Times New Roman" w:hAnsi="Times New Roman" w:eastAsia="Times New Roman" w:cs="Times New Roman"/>
-              </w:rPr>
-              <w:t>3</w:t>
-            </w:r>
-            <w:r>
-              <w:rPr>
-                <w:rFonts w:hint="eastAsia" w:ascii="Times New Roman" w:hAnsi="Times New Roman" w:eastAsia="FangSong" w:cs="Times New Roman"/>
-              </w:rPr>
-              <w:t>题</w:t>
+              <w:t xml:space="preserve">北斗学友</w:t>
             </w:r>
           </w:p>
         </w:tc>
@@ -42864,7 +42808,7 @@
               <w:rPr>
                 <w:rFonts w:ascii="Times New Roman" w:hAnsi="Times New Roman" w:eastAsia="Times New Roman" w:cs="Times New Roman"/>
               </w:rPr>
-              <w:t xml:space="preserve">5</w:t>
+              <w:t xml:space="preserve">⭐⭐⭐⭐⭐</w:t>
             </w:r>
           </w:p>
         </w:tc>
@@ -42897,6 +42841,21 @@
                 <w:rFonts w:ascii="Times New Roman" w:hAnsi="Times New Roman" w:eastAsia="Times New Roman" w:cs="Times New Roman"/>
               </w:rPr>
               <w:t xml:space="preserve">4</w:t>
+            </w:r>
+          </w:p>
+        </w:tc>
+        <w:tc>
+          <w:tcPr/>
+          <w:p>
+            <w:pPr>
+              <w:pStyle w:val="Compact"/>
+              <w:jc w:val="center"/>
+            </w:pPr>
+            <w:r>
+              <w:rPr>
+                <w:rFonts w:hint="eastAsia" w:ascii="Times New Roman" w:hAnsi="Times New Roman" w:eastAsia="FangSong" w:cs="Times New Roman"/>
+              </w:rPr>
+              <w:t xml:space="preserve">铈氧化物氧缺陷测定</w:t>
             </w:r>
           </w:p>
         </w:tc>
@@ -42960,45 +42919,9 @@
             </w:pPr>
             <w:r>
               <w:rPr>
-                <w:rFonts w:ascii="Times New Roman" w:hAnsi="Times New Roman" w:eastAsia="Times New Roman" w:cs="Times New Roman"/>
-              </w:rPr>
-              <w:t xml:space="preserve">2017 </w:t>
-            </w:r>
-            <w:r>
-              <w:rPr>
-                <w:rFonts w:hint="eastAsia" w:ascii="Times New Roman" w:hAnsi="Times New Roman" w:eastAsia="Times New Roman" w:cs="Times New Roman"/>
-              </w:rPr>
-              <w:t>BST6</w:t>
-            </w:r>
-            <w:r>
-              <w:rPr>
                 <w:rFonts w:hint="eastAsia" w:ascii="Times New Roman" w:hAnsi="Times New Roman" w:eastAsia="FangSong" w:cs="Times New Roman"/>
               </w:rPr>
-              <w:t>冲刺二</w:t>
-            </w:r>
-            <w:r>
-              <w:rPr>
-                <w:rFonts w:ascii="Times New Roman" w:hAnsi="Times New Roman" w:eastAsia="Times New Roman" w:cs="Times New Roman"/>
-              </w:rPr>
-              <w:t xml:space="preserve"> </w:t>
-            </w:r>
-            <w:r>
-              <w:rPr>
-                <w:rFonts w:hint="eastAsia" w:ascii="Times New Roman" w:hAnsi="Times New Roman" w:eastAsia="FangSong" w:cs="Times New Roman"/>
-              </w:rPr>
-              <w:t>第</w:t>
-            </w:r>
-            <w:r>
-              <w:rPr>
-                <w:rFonts w:hint="eastAsia" w:ascii="Times New Roman" w:hAnsi="Times New Roman" w:eastAsia="Times New Roman" w:cs="Times New Roman"/>
-              </w:rPr>
-              <w:t>5</w:t>
-            </w:r>
-            <w:r>
-              <w:rPr>
-                <w:rFonts w:hint="eastAsia" w:ascii="Times New Roman" w:hAnsi="Times New Roman" w:eastAsia="FangSong" w:cs="Times New Roman"/>
-              </w:rPr>
-              <w:t>题</w:t>
+              <w:t xml:space="preserve">北斗学友</w:t>
             </w:r>
           </w:p>
         </w:tc>
@@ -43028,7 +42951,7 @@
               <w:rPr>
                 <w:rFonts w:ascii="Times New Roman" w:hAnsi="Times New Roman" w:eastAsia="Times New Roman" w:cs="Times New Roman"/>
               </w:rPr>
-              <w:t xml:space="preserve">5</w:t>
+              <w:t xml:space="preserve">⭐⭐⭐⭐⭐</w:t>
             </w:r>
           </w:p>
         </w:tc>
@@ -43061,6 +42984,21 @@
                 <w:rFonts w:ascii="Times New Roman" w:hAnsi="Times New Roman" w:eastAsia="Times New Roman" w:cs="Times New Roman"/>
               </w:rPr>
               <w:t xml:space="preserve">5</w:t>
+            </w:r>
+          </w:p>
+        </w:tc>
+        <w:tc>
+          <w:tcPr/>
+          <w:p>
+            <w:pPr>
+              <w:pStyle w:val="Compact"/>
+              <w:jc w:val="center"/>
+            </w:pPr>
+            <w:r>
+              <w:rPr>
+                <w:rFonts w:hint="eastAsia" w:ascii="Times New Roman" w:hAnsi="Times New Roman" w:eastAsia="FangSong" w:cs="Times New Roman"/>
+              </w:rPr>
+              <w:t xml:space="preserve">叠氮化物化学</w:t>
             </w:r>
           </w:p>
         </w:tc>
@@ -43124,45 +43062,9 @@
             </w:pPr>
             <w:r>
               <w:rPr>
-                <w:rFonts w:ascii="Times New Roman" w:hAnsi="Times New Roman" w:eastAsia="Times New Roman" w:cs="Times New Roman"/>
-              </w:rPr>
-              <w:t xml:space="preserve">2016 </w:t>
-            </w:r>
-            <w:r>
-              <w:rPr>
-                <w:rFonts w:hint="eastAsia" w:ascii="Times New Roman" w:hAnsi="Times New Roman" w:eastAsia="Times New Roman" w:cs="Times New Roman"/>
-              </w:rPr>
-              <w:t>BAT4</w:t>
-            </w:r>
-            <w:r>
-              <w:rPr>
                 <w:rFonts w:hint="eastAsia" w:ascii="Times New Roman" w:hAnsi="Times New Roman" w:eastAsia="FangSong" w:cs="Times New Roman"/>
               </w:rPr>
-              <w:t>二模</w:t>
-            </w:r>
-            <w:r>
-              <w:rPr>
-                <w:rFonts w:ascii="Times New Roman" w:hAnsi="Times New Roman" w:eastAsia="Times New Roman" w:cs="Times New Roman"/>
-              </w:rPr>
-              <w:t xml:space="preserve"> </w:t>
-            </w:r>
-            <w:r>
-              <w:rPr>
-                <w:rFonts w:hint="eastAsia" w:ascii="Times New Roman" w:hAnsi="Times New Roman" w:eastAsia="FangSong" w:cs="Times New Roman"/>
-              </w:rPr>
-              <w:t>第</w:t>
-            </w:r>
-            <w:r>
-              <w:rPr>
-                <w:rFonts w:hint="eastAsia" w:ascii="Times New Roman" w:hAnsi="Times New Roman" w:eastAsia="Times New Roman" w:cs="Times New Roman"/>
-              </w:rPr>
-              <w:t>2</w:t>
-            </w:r>
-            <w:r>
-              <w:rPr>
-                <w:rFonts w:hint="eastAsia" w:ascii="Times New Roman" w:hAnsi="Times New Roman" w:eastAsia="FangSong" w:cs="Times New Roman"/>
-              </w:rPr>
-              <w:t>题</w:t>
+              <w:t xml:space="preserve">北斗学友</w:t>
             </w:r>
           </w:p>
         </w:tc>
@@ -43192,7 +43094,7 @@
               <w:rPr>
                 <w:rFonts w:ascii="Times New Roman" w:hAnsi="Times New Roman" w:eastAsia="Times New Roman" w:cs="Times New Roman"/>
               </w:rPr>
-              <w:t xml:space="preserve">4</w:t>
+              <w:t xml:space="preserve">⭐⭐⭐⭐</w:t>
             </w:r>
           </w:p>
         </w:tc>
@@ -43225,6 +43127,27 @@
                 <w:rFonts w:ascii="Times New Roman" w:hAnsi="Times New Roman" w:eastAsia="Times New Roman" w:cs="Times New Roman"/>
               </w:rPr>
               <w:t xml:space="preserve">6</w:t>
+            </w:r>
+          </w:p>
+        </w:tc>
+        <w:tc>
+          <w:tcPr/>
+          <w:p>
+            <w:pPr>
+              <w:pStyle w:val="Compact"/>
+              <w:jc w:val="center"/>
+            </w:pPr>
+            <w:r>
+              <w:rPr>
+                <w:rFonts w:hint="eastAsia" w:ascii="Times New Roman" w:hAnsi="Times New Roman" w:eastAsia="FangSong" w:cs="Times New Roman"/>
+              </w:rPr>
+              <w:t>硝酰氟</w:t>
+            </w:r>
+            <w:r>
+              <w:rPr>
+                <w:rFonts w:hint="eastAsia" w:ascii="Times New Roman" w:hAnsi="Times New Roman" w:eastAsia="Times New Roman" w:cs="Times New Roman"/>
+              </w:rPr>
+              <w:t>FNO2</w:t>
             </w:r>
           </w:p>
         </w:tc>
@@ -43294,45 +43217,9 @@
             </w:pPr>
             <w:r>
               <w:rPr>
-                <w:rFonts w:ascii="Times New Roman" w:hAnsi="Times New Roman" w:eastAsia="Times New Roman" w:cs="Times New Roman"/>
-              </w:rPr>
-              <w:t xml:space="preserve">2015 </w:t>
-            </w:r>
-            <w:r>
-              <w:rPr>
-                <w:rFonts w:hint="eastAsia" w:ascii="Times New Roman" w:hAnsi="Times New Roman" w:eastAsia="Times New Roman" w:cs="Times New Roman"/>
-              </w:rPr>
-              <w:t>BST6</w:t>
-            </w:r>
-            <w:r>
-              <w:rPr>
                 <w:rFonts w:hint="eastAsia" w:ascii="Times New Roman" w:hAnsi="Times New Roman" w:eastAsia="FangSong" w:cs="Times New Roman"/>
               </w:rPr>
-              <w:t>冲刺二</w:t>
-            </w:r>
-            <w:r>
-              <w:rPr>
-                <w:rFonts w:ascii="Times New Roman" w:hAnsi="Times New Roman" w:eastAsia="Times New Roman" w:cs="Times New Roman"/>
-              </w:rPr>
-              <w:t xml:space="preserve"> </w:t>
-            </w:r>
-            <w:r>
-              <w:rPr>
-                <w:rFonts w:hint="eastAsia" w:ascii="Times New Roman" w:hAnsi="Times New Roman" w:eastAsia="FangSong" w:cs="Times New Roman"/>
-              </w:rPr>
-              <w:t>第</w:t>
-            </w:r>
-            <w:r>
-              <w:rPr>
-                <w:rFonts w:hint="eastAsia" w:ascii="Times New Roman" w:hAnsi="Times New Roman" w:eastAsia="Times New Roman" w:cs="Times New Roman"/>
-              </w:rPr>
-              <w:t>4</w:t>
-            </w:r>
-            <w:r>
-              <w:rPr>
-                <w:rFonts w:hint="eastAsia" w:ascii="Times New Roman" w:hAnsi="Times New Roman" w:eastAsia="FangSong" w:cs="Times New Roman"/>
-              </w:rPr>
-              <w:t>题</w:t>
+              <w:t xml:space="preserve">北斗学友</w:t>
             </w:r>
           </w:p>
         </w:tc>
@@ -43362,7 +43249,7 @@
               <w:rPr>
                 <w:rFonts w:ascii="Times New Roman" w:hAnsi="Times New Roman" w:eastAsia="Times New Roman" w:cs="Times New Roman"/>
               </w:rPr>
-              <w:t xml:space="preserve">4</w:t>
+              <w:t xml:space="preserve">⭐⭐⭐⭐</w:t>
             </w:r>
           </w:p>
         </w:tc>
@@ -43395,6 +43282,21 @@
                 <w:rFonts w:ascii="Times New Roman" w:hAnsi="Times New Roman" w:eastAsia="Times New Roman" w:cs="Times New Roman"/>
               </w:rPr>
               <w:t xml:space="preserve">7</w:t>
+            </w:r>
+          </w:p>
+        </w:tc>
+        <w:tc>
+          <w:tcPr/>
+          <w:p>
+            <w:pPr>
+              <w:pStyle w:val="Compact"/>
+              <w:jc w:val="center"/>
+            </w:pPr>
+            <w:r>
+              <w:rPr>
+                <w:rFonts w:hint="eastAsia" w:ascii="Times New Roman" w:hAnsi="Times New Roman" w:eastAsia="FangSong" w:cs="Times New Roman"/>
+              </w:rPr>
+              <w:t xml:space="preserve">一氧化二硫的推断与路易斯结构</w:t>
             </w:r>
           </w:p>
         </w:tc>
@@ -43458,45 +43360,9 @@
             </w:pPr>
             <w:r>
               <w:rPr>
-                <w:rFonts w:ascii="Times New Roman" w:hAnsi="Times New Roman" w:eastAsia="Times New Roman" w:cs="Times New Roman"/>
-              </w:rPr>
-              <w:t xml:space="preserve">2015 </w:t>
-            </w:r>
-            <w:r>
-              <w:rPr>
-                <w:rFonts w:hint="eastAsia" w:ascii="Times New Roman" w:hAnsi="Times New Roman" w:eastAsia="Times New Roman" w:cs="Times New Roman"/>
-              </w:rPr>
-              <w:t>BAT4</w:t>
-            </w:r>
-            <w:r>
-              <w:rPr>
                 <w:rFonts w:hint="eastAsia" w:ascii="Times New Roman" w:hAnsi="Times New Roman" w:eastAsia="FangSong" w:cs="Times New Roman"/>
               </w:rPr>
-              <w:t>二模</w:t>
-            </w:r>
-            <w:r>
-              <w:rPr>
-                <w:rFonts w:ascii="Times New Roman" w:hAnsi="Times New Roman" w:eastAsia="Times New Roman" w:cs="Times New Roman"/>
-              </w:rPr>
-              <w:t xml:space="preserve"> </w:t>
-            </w:r>
-            <w:r>
-              <w:rPr>
-                <w:rFonts w:hint="eastAsia" w:ascii="Times New Roman" w:hAnsi="Times New Roman" w:eastAsia="FangSong" w:cs="Times New Roman"/>
-              </w:rPr>
-              <w:t>第</w:t>
-            </w:r>
-            <w:r>
-              <w:rPr>
-                <w:rFonts w:hint="eastAsia" w:ascii="Times New Roman" w:hAnsi="Times New Roman" w:eastAsia="Times New Roman" w:cs="Times New Roman"/>
-              </w:rPr>
-              <w:t>1</w:t>
-            </w:r>
-            <w:r>
-              <w:rPr>
-                <w:rFonts w:hint="eastAsia" w:ascii="Times New Roman" w:hAnsi="Times New Roman" w:eastAsia="FangSong" w:cs="Times New Roman"/>
-              </w:rPr>
-              <w:t>题</w:t>
+              <w:t xml:space="preserve">北斗学友</w:t>
             </w:r>
           </w:p>
         </w:tc>
@@ -43526,7 +43392,7 @@
               <w:rPr>
                 <w:rFonts w:ascii="Times New Roman" w:hAnsi="Times New Roman" w:eastAsia="Times New Roman" w:cs="Times New Roman"/>
               </w:rPr>
-              <w:t xml:space="preserve">4</w:t>
+              <w:t xml:space="preserve">⭐⭐⭐⭐</w:t>
             </w:r>
           </w:p>
         </w:tc>
@@ -43559,6 +43425,21 @@
                 <w:rFonts w:ascii="Times New Roman" w:hAnsi="Times New Roman" w:eastAsia="Times New Roman" w:cs="Times New Roman"/>
               </w:rPr>
               <w:t xml:space="preserve">8</w:t>
+            </w:r>
+          </w:p>
+        </w:tc>
+        <w:tc>
+          <w:tcPr/>
+          <w:p>
+            <w:pPr>
+              <w:pStyle w:val="Compact"/>
+              <w:jc w:val="center"/>
+            </w:pPr>
+            <w:r>
+              <w:rPr>
+                <w:rFonts w:hint="eastAsia" w:ascii="Times New Roman" w:hAnsi="Times New Roman" w:eastAsia="FangSong" w:cs="Times New Roman"/>
+              </w:rPr>
+              <w:t xml:space="preserve">黄铜矿的晶胞与无序化</w:t>
             </w:r>
           </w:p>
         </w:tc>
@@ -43622,45 +43503,9 @@
             </w:pPr>
             <w:r>
               <w:rPr>
-                <w:rFonts w:ascii="Times New Roman" w:hAnsi="Times New Roman" w:eastAsia="Times New Roman" w:cs="Times New Roman"/>
-              </w:rPr>
-              <w:t xml:space="preserve">2019 </w:t>
-            </w:r>
-            <w:r>
-              <w:rPr>
-                <w:rFonts w:hint="eastAsia" w:ascii="Times New Roman" w:hAnsi="Times New Roman" w:eastAsia="Times New Roman" w:cs="Times New Roman"/>
-              </w:rPr>
-              <w:t>BST7</w:t>
-            </w:r>
-            <w:r>
-              <w:rPr>
                 <w:rFonts w:hint="eastAsia" w:ascii="Times New Roman" w:hAnsi="Times New Roman" w:eastAsia="FangSong" w:cs="Times New Roman"/>
               </w:rPr>
-              <w:t>押题一</w:t>
-            </w:r>
-            <w:r>
-              <w:rPr>
-                <w:rFonts w:ascii="Times New Roman" w:hAnsi="Times New Roman" w:eastAsia="Times New Roman" w:cs="Times New Roman"/>
-              </w:rPr>
-              <w:t xml:space="preserve"> </w:t>
-            </w:r>
-            <w:r>
-              <w:rPr>
-                <w:rFonts w:hint="eastAsia" w:ascii="Times New Roman" w:hAnsi="Times New Roman" w:eastAsia="FangSong" w:cs="Times New Roman"/>
-              </w:rPr>
-              <w:t>第</w:t>
-            </w:r>
-            <w:r>
-              <w:rPr>
-                <w:rFonts w:hint="eastAsia" w:ascii="Times New Roman" w:hAnsi="Times New Roman" w:eastAsia="Times New Roman" w:cs="Times New Roman"/>
-              </w:rPr>
-              <w:t>6</w:t>
-            </w:r>
-            <w:r>
-              <w:rPr>
-                <w:rFonts w:hint="eastAsia" w:ascii="Times New Roman" w:hAnsi="Times New Roman" w:eastAsia="FangSong" w:cs="Times New Roman"/>
-              </w:rPr>
-              <w:t>题</w:t>
+              <w:t xml:space="preserve">北斗学友</w:t>
             </w:r>
           </w:p>
         </w:tc>
@@ -43690,7 +43535,7 @@
               <w:rPr>
                 <w:rFonts w:ascii="Times New Roman" w:hAnsi="Times New Roman" w:eastAsia="Times New Roman" w:cs="Times New Roman"/>
               </w:rPr>
-              <w:t xml:space="preserve">5</w:t>
+              <w:t xml:space="preserve">⭐⭐⭐⭐⭐</w:t>
             </w:r>
           </w:p>
         </w:tc>
@@ -43723,6 +43568,27 @@
                 <w:rFonts w:ascii="Times New Roman" w:hAnsi="Times New Roman" w:eastAsia="Times New Roman" w:cs="Times New Roman"/>
               </w:rPr>
               <w:t xml:space="preserve">9</w:t>
+            </w:r>
+          </w:p>
+        </w:tc>
+        <w:tc>
+          <w:tcPr/>
+          <w:p>
+            <w:pPr>
+              <w:pStyle w:val="Compact"/>
+              <w:jc w:val="center"/>
+            </w:pPr>
+            <w:r>
+              <w:rPr>
+                <w:rFonts w:hint="eastAsia" w:ascii="Times New Roman" w:hAnsi="Times New Roman" w:eastAsia="Times New Roman" w:cs="Times New Roman"/>
+              </w:rPr>
+              <w:t>K4Xe3O12</w:t>
+            </w:r>
+            <w:r>
+              <w:rPr>
+                <w:rFonts w:hint="eastAsia" w:ascii="Times New Roman" w:hAnsi="Times New Roman" w:eastAsia="FangSong" w:cs="Times New Roman"/>
+              </w:rPr>
+              <w:t>钙钛矿层状结构</w:t>
             </w:r>
           </w:p>
         </w:tc>
@@ -43786,45 +43652,9 @@
             </w:pPr>
             <w:r>
               <w:rPr>
-                <w:rFonts w:ascii="Times New Roman" w:hAnsi="Times New Roman" w:eastAsia="Times New Roman" w:cs="Times New Roman"/>
-              </w:rPr>
-              <w:t xml:space="preserve">2017 </w:t>
-            </w:r>
-            <w:r>
-              <w:rPr>
-                <w:rFonts w:hint="eastAsia" w:ascii="Times New Roman" w:hAnsi="Times New Roman" w:eastAsia="Times New Roman" w:cs="Times New Roman"/>
-              </w:rPr>
-              <w:t>BAT3</w:t>
-            </w:r>
-            <w:r>
-              <w:rPr>
                 <w:rFonts w:hint="eastAsia" w:ascii="Times New Roman" w:hAnsi="Times New Roman" w:eastAsia="FangSong" w:cs="Times New Roman"/>
               </w:rPr>
-              <w:t>一模</w:t>
-            </w:r>
-            <w:r>
-              <w:rPr>
-                <w:rFonts w:ascii="Times New Roman" w:hAnsi="Times New Roman" w:eastAsia="Times New Roman" w:cs="Times New Roman"/>
-              </w:rPr>
-              <w:t xml:space="preserve"> </w:t>
-            </w:r>
-            <w:r>
-              <w:rPr>
-                <w:rFonts w:hint="eastAsia" w:ascii="Times New Roman" w:hAnsi="Times New Roman" w:eastAsia="FangSong" w:cs="Times New Roman"/>
-              </w:rPr>
-              <w:t>第</w:t>
-            </w:r>
-            <w:r>
-              <w:rPr>
-                <w:rFonts w:hint="eastAsia" w:ascii="Times New Roman" w:hAnsi="Times New Roman" w:eastAsia="Times New Roman" w:cs="Times New Roman"/>
-              </w:rPr>
-              <w:t>7</w:t>
-            </w:r>
-            <w:r>
-              <w:rPr>
-                <w:rFonts w:hint="eastAsia" w:ascii="Times New Roman" w:hAnsi="Times New Roman" w:eastAsia="FangSong" w:cs="Times New Roman"/>
-              </w:rPr>
-              <w:t>题</w:t>
+              <w:t xml:space="preserve">北斗学友</w:t>
             </w:r>
           </w:p>
         </w:tc>
@@ -43854,7 +43684,7 @@
               <w:rPr>
                 <w:rFonts w:ascii="Times New Roman" w:hAnsi="Times New Roman" w:eastAsia="Times New Roman" w:cs="Times New Roman"/>
               </w:rPr>
-              <w:t xml:space="preserve">5</w:t>
+              <w:t xml:space="preserve">⭐⭐⭐⭐⭐</w:t>
             </w:r>
           </w:p>
         </w:tc>
@@ -43887,6 +43717,21 @@
                 <w:rFonts w:ascii="Times New Roman" w:hAnsi="Times New Roman" w:eastAsia="Times New Roman" w:cs="Times New Roman"/>
               </w:rPr>
               <w:t xml:space="preserve">10</w:t>
+            </w:r>
+          </w:p>
+        </w:tc>
+        <w:tc>
+          <w:tcPr/>
+          <w:p>
+            <w:pPr>
+              <w:pStyle w:val="Compact"/>
+              <w:jc w:val="center"/>
+            </w:pPr>
+            <w:r>
+              <w:rPr>
+                <w:rFonts w:hint="eastAsia" w:ascii="Times New Roman" w:hAnsi="Times New Roman" w:eastAsia="FangSong" w:cs="Times New Roman"/>
+              </w:rPr>
+              <w:t xml:space="preserve">高压氧化铁晶体结构与密度</w:t>
             </w:r>
           </w:p>
         </w:tc>
@@ -43950,45 +43795,9 @@
             </w:pPr>
             <w:r>
               <w:rPr>
-                <w:rFonts w:ascii="Times New Roman" w:hAnsi="Times New Roman" w:eastAsia="Times New Roman" w:cs="Times New Roman"/>
-              </w:rPr>
-              <w:t xml:space="preserve">2015 </w:t>
-            </w:r>
-            <w:r>
-              <w:rPr>
-                <w:rFonts w:hint="eastAsia" w:ascii="Times New Roman" w:hAnsi="Times New Roman" w:eastAsia="Times New Roman" w:cs="Times New Roman"/>
-              </w:rPr>
-              <w:t>BAT3</w:t>
-            </w:r>
-            <w:r>
-              <w:rPr>
                 <w:rFonts w:hint="eastAsia" w:ascii="Times New Roman" w:hAnsi="Times New Roman" w:eastAsia="FangSong" w:cs="Times New Roman"/>
               </w:rPr>
-              <w:t>一模</w:t>
-            </w:r>
-            <w:r>
-              <w:rPr>
-                <w:rFonts w:ascii="Times New Roman" w:hAnsi="Times New Roman" w:eastAsia="Times New Roman" w:cs="Times New Roman"/>
-              </w:rPr>
-              <w:t xml:space="preserve"> </w:t>
-            </w:r>
-            <w:r>
-              <w:rPr>
-                <w:rFonts w:hint="eastAsia" w:ascii="Times New Roman" w:hAnsi="Times New Roman" w:eastAsia="FangSong" w:cs="Times New Roman"/>
-              </w:rPr>
-              <w:t>第</w:t>
-            </w:r>
-            <w:r>
-              <w:rPr>
-                <w:rFonts w:hint="eastAsia" w:ascii="Times New Roman" w:hAnsi="Times New Roman" w:eastAsia="Times New Roman" w:cs="Times New Roman"/>
-              </w:rPr>
-              <w:t>6</w:t>
-            </w:r>
-            <w:r>
-              <w:rPr>
-                <w:rFonts w:hint="eastAsia" w:ascii="Times New Roman" w:hAnsi="Times New Roman" w:eastAsia="FangSong" w:cs="Times New Roman"/>
-              </w:rPr>
-              <w:t>题</w:t>
+              <w:t xml:space="preserve">北斗学友</w:t>
             </w:r>
           </w:p>
         </w:tc>
@@ -44018,7 +43827,7 @@
               <w:rPr>
                 <w:rFonts w:ascii="Times New Roman" w:hAnsi="Times New Roman" w:eastAsia="Times New Roman" w:cs="Times New Roman"/>
               </w:rPr>
-              <w:t xml:space="preserve">5</w:t>
+              <w:t xml:space="preserve">⭐⭐⭐⭐⭐</w:t>
             </w:r>
           </w:p>
         </w:tc>
@@ -44051,6 +43860,21 @@
                 <w:rFonts w:ascii="Times New Roman" w:hAnsi="Times New Roman" w:eastAsia="Times New Roman" w:cs="Times New Roman"/>
               </w:rPr>
               <w:t xml:space="preserve">11</w:t>
+            </w:r>
+          </w:p>
+        </w:tc>
+        <w:tc>
+          <w:tcPr/>
+          <w:p>
+            <w:pPr>
+              <w:pStyle w:val="Compact"/>
+              <w:jc w:val="center"/>
+            </w:pPr>
+            <w:r>
+              <w:rPr>
+                <w:rFonts w:hint="eastAsia" w:ascii="Times New Roman" w:hAnsi="Times New Roman" w:eastAsia="FangSong" w:cs="Times New Roman"/>
+              </w:rPr>
+              <w:t xml:space="preserve">超卤素</w:t>
             </w:r>
           </w:p>
         </w:tc>
@@ -44114,45 +43938,9 @@
             </w:pPr>
             <w:r>
               <w:rPr>
-                <w:rFonts w:ascii="Times New Roman" w:hAnsi="Times New Roman" w:eastAsia="Times New Roman" w:cs="Times New Roman"/>
-              </w:rPr>
-              <w:t xml:space="preserve">2016 </w:t>
-            </w:r>
-            <w:r>
-              <w:rPr>
-                <w:rFonts w:hint="eastAsia" w:ascii="Times New Roman" w:hAnsi="Times New Roman" w:eastAsia="Times New Roman" w:cs="Times New Roman"/>
-              </w:rPr>
-              <w:t>BAT3</w:t>
-            </w:r>
-            <w:r>
-              <w:rPr>
                 <w:rFonts w:hint="eastAsia" w:ascii="Times New Roman" w:hAnsi="Times New Roman" w:eastAsia="FangSong" w:cs="Times New Roman"/>
               </w:rPr>
-              <w:t>一模</w:t>
-            </w:r>
-            <w:r>
-              <w:rPr>
-                <w:rFonts w:ascii="Times New Roman" w:hAnsi="Times New Roman" w:eastAsia="Times New Roman" w:cs="Times New Roman"/>
-              </w:rPr>
-              <w:t xml:space="preserve"> </w:t>
-            </w:r>
-            <w:r>
-              <w:rPr>
-                <w:rFonts w:hint="eastAsia" w:ascii="Times New Roman" w:hAnsi="Times New Roman" w:eastAsia="FangSong" w:cs="Times New Roman"/>
-              </w:rPr>
-              <w:t>第</w:t>
-            </w:r>
-            <w:r>
-              <w:rPr>
-                <w:rFonts w:hint="eastAsia" w:ascii="Times New Roman" w:hAnsi="Times New Roman" w:eastAsia="Times New Roman" w:cs="Times New Roman"/>
-              </w:rPr>
-              <w:t>2</w:t>
-            </w:r>
-            <w:r>
-              <w:rPr>
-                <w:rFonts w:hint="eastAsia" w:ascii="Times New Roman" w:hAnsi="Times New Roman" w:eastAsia="FangSong" w:cs="Times New Roman"/>
-              </w:rPr>
-              <w:t>题</w:t>
+              <w:t xml:space="preserve">北斗学友</w:t>
             </w:r>
           </w:p>
         </w:tc>
@@ -44182,7 +43970,7 @@
               <w:rPr>
                 <w:rFonts w:ascii="Times New Roman" w:hAnsi="Times New Roman" w:eastAsia="Times New Roman" w:cs="Times New Roman"/>
               </w:rPr>
-              <w:t xml:space="preserve">4</w:t>
+              <w:t xml:space="preserve">⭐⭐⭐⭐</w:t>
             </w:r>
           </w:p>
         </w:tc>
@@ -44215,6 +44003,21 @@
                 <w:rFonts w:ascii="Times New Roman" w:hAnsi="Times New Roman" w:eastAsia="Times New Roman" w:cs="Times New Roman"/>
               </w:rPr>
               <w:t xml:space="preserve">12</w:t>
+            </w:r>
+          </w:p>
+        </w:tc>
+        <w:tc>
+          <w:tcPr/>
+          <w:p>
+            <w:pPr>
+              <w:pStyle w:val="Compact"/>
+              <w:jc w:val="center"/>
+            </w:pPr>
+            <w:r>
+              <w:rPr>
+                <w:rFonts w:hint="eastAsia" w:ascii="Times New Roman" w:hAnsi="Times New Roman" w:eastAsia="FangSong" w:cs="Times New Roman"/>
+              </w:rPr>
+              <w:t xml:space="preserve">刚玉结构畸变</w:t>
             </w:r>
           </w:p>
         </w:tc>
@@ -44278,45 +44081,9 @@
             </w:pPr>
             <w:r>
               <w:rPr>
-                <w:rFonts w:ascii="Times New Roman" w:hAnsi="Times New Roman" w:eastAsia="Times New Roman" w:cs="Times New Roman"/>
-              </w:rPr>
-              <w:t xml:space="preserve">2019 </w:t>
-            </w:r>
-            <w:r>
-              <w:rPr>
-                <w:rFonts w:hint="eastAsia" w:ascii="Times New Roman" w:hAnsi="Times New Roman" w:eastAsia="Times New Roman" w:cs="Times New Roman"/>
-              </w:rPr>
-              <w:t>BAT4</w:t>
-            </w:r>
-            <w:r>
-              <w:rPr>
                 <w:rFonts w:hint="eastAsia" w:ascii="Times New Roman" w:hAnsi="Times New Roman" w:eastAsia="FangSong" w:cs="Times New Roman"/>
               </w:rPr>
-              <w:t>二模</w:t>
-            </w:r>
-            <w:r>
-              <w:rPr>
-                <w:rFonts w:ascii="Times New Roman" w:hAnsi="Times New Roman" w:eastAsia="Times New Roman" w:cs="Times New Roman"/>
-              </w:rPr>
-              <w:t xml:space="preserve"> </w:t>
-            </w:r>
-            <w:r>
-              <w:rPr>
-                <w:rFonts w:hint="eastAsia" w:ascii="Times New Roman" w:hAnsi="Times New Roman" w:eastAsia="FangSong" w:cs="Times New Roman"/>
-              </w:rPr>
-              <w:t>第</w:t>
-            </w:r>
-            <w:r>
-              <w:rPr>
-                <w:rFonts w:hint="eastAsia" w:ascii="Times New Roman" w:hAnsi="Times New Roman" w:eastAsia="Times New Roman" w:cs="Times New Roman"/>
-              </w:rPr>
-              <w:t>6</w:t>
-            </w:r>
-            <w:r>
-              <w:rPr>
-                <w:rFonts w:hint="eastAsia" w:ascii="Times New Roman" w:hAnsi="Times New Roman" w:eastAsia="FangSong" w:cs="Times New Roman"/>
-              </w:rPr>
-              <w:t>题</w:t>
+              <w:t xml:space="preserve">北斗学友</w:t>
             </w:r>
           </w:p>
         </w:tc>
@@ -44346,7 +44113,7 @@
               <w:rPr>
                 <w:rFonts w:ascii="Times New Roman" w:hAnsi="Times New Roman" w:eastAsia="Times New Roman" w:cs="Times New Roman"/>
               </w:rPr>
-              <w:t xml:space="preserve">4</w:t>
+              <w:t xml:space="preserve">⭐⭐⭐⭐</w:t>
             </w:r>
           </w:p>
         </w:tc>
@@ -44379,6 +44146,21 @@
                 <w:rFonts w:ascii="Times New Roman" w:hAnsi="Times New Roman" w:eastAsia="Times New Roman" w:cs="Times New Roman"/>
               </w:rPr>
               <w:t xml:space="preserve">13</w:t>
+            </w:r>
+          </w:p>
+        </w:tc>
+        <w:tc>
+          <w:tcPr/>
+          <w:p>
+            <w:pPr>
+              <w:pStyle w:val="Compact"/>
+              <w:jc w:val="center"/>
+            </w:pPr>
+            <w:r>
+              <w:rPr>
+                <w:rFonts w:hint="eastAsia" w:ascii="Times New Roman" w:hAnsi="Times New Roman" w:eastAsia="FangSong" w:cs="Times New Roman"/>
+              </w:rPr>
+              <w:t xml:space="preserve">物性解释与硝酸铜结构</w:t>
             </w:r>
           </w:p>
         </w:tc>
@@ -44442,45 +44224,9 @@
             </w:pPr>
             <w:r>
               <w:rPr>
-                <w:rFonts w:ascii="Times New Roman" w:hAnsi="Times New Roman" w:eastAsia="Times New Roman" w:cs="Times New Roman"/>
-              </w:rPr>
-              <w:t xml:space="preserve">2019 </w:t>
-            </w:r>
-            <w:r>
-              <w:rPr>
-                <w:rFonts w:hint="eastAsia" w:ascii="Times New Roman" w:hAnsi="Times New Roman" w:eastAsia="Times New Roman" w:cs="Times New Roman"/>
-              </w:rPr>
-              <w:t>BST6</w:t>
-            </w:r>
-            <w:r>
-              <w:rPr>
                 <w:rFonts w:hint="eastAsia" w:ascii="Times New Roman" w:hAnsi="Times New Roman" w:eastAsia="FangSong" w:cs="Times New Roman"/>
               </w:rPr>
-              <w:t>冲刺一</w:t>
-            </w:r>
-            <w:r>
-              <w:rPr>
-                <w:rFonts w:ascii="Times New Roman" w:hAnsi="Times New Roman" w:eastAsia="Times New Roman" w:cs="Times New Roman"/>
-              </w:rPr>
-              <w:t xml:space="preserve"> </w:t>
-            </w:r>
-            <w:r>
-              <w:rPr>
-                <w:rFonts w:hint="eastAsia" w:ascii="Times New Roman" w:hAnsi="Times New Roman" w:eastAsia="FangSong" w:cs="Times New Roman"/>
-              </w:rPr>
-              <w:t>第</w:t>
-            </w:r>
-            <w:r>
-              <w:rPr>
-                <w:rFonts w:hint="eastAsia" w:ascii="Times New Roman" w:hAnsi="Times New Roman" w:eastAsia="Times New Roman" w:cs="Times New Roman"/>
-              </w:rPr>
-              <w:t>2</w:t>
-            </w:r>
-            <w:r>
-              <w:rPr>
-                <w:rFonts w:hint="eastAsia" w:ascii="Times New Roman" w:hAnsi="Times New Roman" w:eastAsia="FangSong" w:cs="Times New Roman"/>
-              </w:rPr>
-              <w:t>题</w:t>
+              <w:t xml:space="preserve">北斗学友</w:t>
             </w:r>
           </w:p>
         </w:tc>
@@ -44510,7 +44256,7 @@
               <w:rPr>
                 <w:rFonts w:ascii="Times New Roman" w:hAnsi="Times New Roman" w:eastAsia="Times New Roman" w:cs="Times New Roman"/>
               </w:rPr>
-              <w:t xml:space="preserve">4</w:t>
+              <w:t xml:space="preserve">⭐⭐⭐⭐</w:t>
             </w:r>
           </w:p>
         </w:tc>
@@ -44543,6 +44289,21 @@
                 <w:rFonts w:ascii="Times New Roman" w:hAnsi="Times New Roman" w:eastAsia="Times New Roman" w:cs="Times New Roman"/>
               </w:rPr>
               <w:t xml:space="preserve">14</w:t>
+            </w:r>
+          </w:p>
+        </w:tc>
+        <w:tc>
+          <w:tcPr/>
+          <w:p>
+            <w:pPr>
+              <w:pStyle w:val="Compact"/>
+              <w:jc w:val="center"/>
+            </w:pPr>
+            <w:r>
+              <w:rPr>
+                <w:rFonts w:hint="eastAsia" w:ascii="Times New Roman" w:hAnsi="Times New Roman" w:eastAsia="FangSong" w:cs="Times New Roman"/>
+              </w:rPr>
+              <w:t xml:space="preserve">钴配合物与肼生成热力学</w:t>
             </w:r>
           </w:p>
         </w:tc>
@@ -44606,45 +44367,9 @@
             </w:pPr>
             <w:r>
               <w:rPr>
-                <w:rFonts w:ascii="Times New Roman" w:hAnsi="Times New Roman" w:eastAsia="Times New Roman" w:cs="Times New Roman"/>
-              </w:rPr>
-              <w:t xml:space="preserve">2017 </w:t>
-            </w:r>
-            <w:r>
-              <w:rPr>
-                <w:rFonts w:hint="eastAsia" w:ascii="Times New Roman" w:hAnsi="Times New Roman" w:eastAsia="Times New Roman" w:cs="Times New Roman"/>
-              </w:rPr>
-              <w:t>BAT3</w:t>
-            </w:r>
-            <w:r>
-              <w:rPr>
                 <w:rFonts w:hint="eastAsia" w:ascii="Times New Roman" w:hAnsi="Times New Roman" w:eastAsia="FangSong" w:cs="Times New Roman"/>
               </w:rPr>
-              <w:t>一模</w:t>
-            </w:r>
-            <w:r>
-              <w:rPr>
-                <w:rFonts w:ascii="Times New Roman" w:hAnsi="Times New Roman" w:eastAsia="Times New Roman" w:cs="Times New Roman"/>
-              </w:rPr>
-              <w:t xml:space="preserve"> </w:t>
-            </w:r>
-            <w:r>
-              <w:rPr>
-                <w:rFonts w:hint="eastAsia" w:ascii="Times New Roman" w:hAnsi="Times New Roman" w:eastAsia="FangSong" w:cs="Times New Roman"/>
-              </w:rPr>
-              <w:t>第</w:t>
-            </w:r>
-            <w:r>
-              <w:rPr>
-                <w:rFonts w:hint="eastAsia" w:ascii="Times New Roman" w:hAnsi="Times New Roman" w:eastAsia="Times New Roman" w:cs="Times New Roman"/>
-              </w:rPr>
-              <w:t>3</w:t>
-            </w:r>
-            <w:r>
-              <w:rPr>
-                <w:rFonts w:hint="eastAsia" w:ascii="Times New Roman" w:hAnsi="Times New Roman" w:eastAsia="FangSong" w:cs="Times New Roman"/>
-              </w:rPr>
-              <w:t>题</w:t>
+              <w:t xml:space="preserve">北斗学友</w:t>
             </w:r>
           </w:p>
         </w:tc>
@@ -44674,7 +44399,7 @@
               <w:rPr>
                 <w:rFonts w:ascii="Times New Roman" w:hAnsi="Times New Roman" w:eastAsia="Times New Roman" w:cs="Times New Roman"/>
               </w:rPr>
-              <w:t xml:space="preserve">4</w:t>
+              <w:t xml:space="preserve">⭐⭐⭐⭐</w:t>
             </w:r>
           </w:p>
         </w:tc>
@@ -44707,6 +44432,21 @@
                 <w:rFonts w:ascii="Times New Roman" w:hAnsi="Times New Roman" w:eastAsia="Times New Roman" w:cs="Times New Roman"/>
               </w:rPr>
               <w:t xml:space="preserve">15</w:t>
+            </w:r>
+          </w:p>
+        </w:tc>
+        <w:tc>
+          <w:tcPr/>
+          <w:p>
+            <w:pPr>
+              <w:pStyle w:val="Compact"/>
+              <w:jc w:val="center"/>
+            </w:pPr>
+            <w:r>
+              <w:rPr>
+                <w:rFonts w:hint="eastAsia" w:ascii="Times New Roman" w:hAnsi="Times New Roman" w:eastAsia="FangSong" w:cs="Times New Roman"/>
+              </w:rPr>
+              <w:t xml:space="preserve">缓冲液与硫化物分离</w:t>
             </w:r>
           </w:p>
         </w:tc>
@@ -44770,45 +44510,9 @@
             </w:pPr>
             <w:r>
               <w:rPr>
-                <w:rFonts w:ascii="Times New Roman" w:hAnsi="Times New Roman" w:eastAsia="Times New Roman" w:cs="Times New Roman"/>
-              </w:rPr>
-              <w:t xml:space="preserve">2019 </w:t>
-            </w:r>
-            <w:r>
-              <w:rPr>
-                <w:rFonts w:hint="eastAsia" w:ascii="Times New Roman" w:hAnsi="Times New Roman" w:eastAsia="Times New Roman" w:cs="Times New Roman"/>
-              </w:rPr>
-              <w:t>BAT4</w:t>
-            </w:r>
-            <w:r>
-              <w:rPr>
                 <w:rFonts w:hint="eastAsia" w:ascii="Times New Roman" w:hAnsi="Times New Roman" w:eastAsia="FangSong" w:cs="Times New Roman"/>
               </w:rPr>
-              <w:t>二模</w:t>
-            </w:r>
-            <w:r>
-              <w:rPr>
-                <w:rFonts w:ascii="Times New Roman" w:hAnsi="Times New Roman" w:eastAsia="Times New Roman" w:cs="Times New Roman"/>
-              </w:rPr>
-              <w:t xml:space="preserve"> </w:t>
-            </w:r>
-            <w:r>
-              <w:rPr>
-                <w:rFonts w:hint="eastAsia" w:ascii="Times New Roman" w:hAnsi="Times New Roman" w:eastAsia="FangSong" w:cs="Times New Roman"/>
-              </w:rPr>
-              <w:t>第</w:t>
-            </w:r>
-            <w:r>
-              <w:rPr>
-                <w:rFonts w:hint="eastAsia" w:ascii="Times New Roman" w:hAnsi="Times New Roman" w:eastAsia="Times New Roman" w:cs="Times New Roman"/>
-              </w:rPr>
-              <w:t>4</w:t>
-            </w:r>
-            <w:r>
-              <w:rPr>
-                <w:rFonts w:hint="eastAsia" w:ascii="Times New Roman" w:hAnsi="Times New Roman" w:eastAsia="FangSong" w:cs="Times New Roman"/>
-              </w:rPr>
-              <w:t>题</w:t>
+              <w:t xml:space="preserve">北斗学友</w:t>
             </w:r>
           </w:p>
         </w:tc>
@@ -44838,7 +44542,7 @@
               <w:rPr>
                 <w:rFonts w:ascii="Times New Roman" w:hAnsi="Times New Roman" w:eastAsia="Times New Roman" w:cs="Times New Roman"/>
               </w:rPr>
-              <w:t xml:space="preserve">5</w:t>
+              <w:t xml:space="preserve">⭐⭐⭐⭐⭐</w:t>
             </w:r>
           </w:p>
         </w:tc>
@@ -44871,6 +44575,21 @@
                 <w:rFonts w:ascii="Times New Roman" w:hAnsi="Times New Roman" w:eastAsia="Times New Roman" w:cs="Times New Roman"/>
               </w:rPr>
               <w:t xml:space="preserve">16</w:t>
+            </w:r>
+          </w:p>
+        </w:tc>
+        <w:tc>
+          <w:tcPr/>
+          <w:p>
+            <w:pPr>
+              <w:pStyle w:val="Compact"/>
+              <w:jc w:val="center"/>
+            </w:pPr>
+            <w:r>
+              <w:rPr>
+                <w:rFonts w:hint="eastAsia" w:ascii="Times New Roman" w:hAnsi="Times New Roman" w:eastAsia="FangSong" w:cs="Times New Roman"/>
+              </w:rPr>
+              <w:t xml:space="preserve">渗碳体的标准生成焓</w:t>
             </w:r>
           </w:p>
         </w:tc>
@@ -44934,45 +44653,9 @@
             </w:pPr>
             <w:r>
               <w:rPr>
-                <w:rFonts w:ascii="Times New Roman" w:hAnsi="Times New Roman" w:eastAsia="Times New Roman" w:cs="Times New Roman"/>
-              </w:rPr>
-              <w:t xml:space="preserve">2019 </w:t>
-            </w:r>
-            <w:r>
-              <w:rPr>
-                <w:rFonts w:hint="eastAsia" w:ascii="Times New Roman" w:hAnsi="Times New Roman" w:eastAsia="Times New Roman" w:cs="Times New Roman"/>
-              </w:rPr>
-              <w:t>BST4</w:t>
-            </w:r>
-            <w:r>
-              <w:rPr>
                 <w:rFonts w:hint="eastAsia" w:ascii="Times New Roman" w:hAnsi="Times New Roman" w:eastAsia="FangSong" w:cs="Times New Roman"/>
               </w:rPr>
-              <w:t>强化二</w:t>
-            </w:r>
-            <w:r>
-              <w:rPr>
-                <w:rFonts w:ascii="Times New Roman" w:hAnsi="Times New Roman" w:eastAsia="Times New Roman" w:cs="Times New Roman"/>
-              </w:rPr>
-              <w:t xml:space="preserve"> </w:t>
-            </w:r>
-            <w:r>
-              <w:rPr>
-                <w:rFonts w:hint="eastAsia" w:ascii="Times New Roman" w:hAnsi="Times New Roman" w:eastAsia="FangSong" w:cs="Times New Roman"/>
-              </w:rPr>
-              <w:t>第</w:t>
-            </w:r>
-            <w:r>
-              <w:rPr>
-                <w:rFonts w:hint="eastAsia" w:ascii="Times New Roman" w:hAnsi="Times New Roman" w:eastAsia="Times New Roman" w:cs="Times New Roman"/>
-              </w:rPr>
-              <w:t>7</w:t>
-            </w:r>
-            <w:r>
-              <w:rPr>
-                <w:rFonts w:hint="eastAsia" w:ascii="Times New Roman" w:hAnsi="Times New Roman" w:eastAsia="FangSong" w:cs="Times New Roman"/>
-              </w:rPr>
-              <w:t>题</w:t>
+              <w:t xml:space="preserve">北斗学友</w:t>
             </w:r>
           </w:p>
         </w:tc>
@@ -45002,7 +44685,7 @@
               <w:rPr>
                 <w:rFonts w:ascii="Times New Roman" w:hAnsi="Times New Roman" w:eastAsia="Times New Roman" w:cs="Times New Roman"/>
               </w:rPr>
-              <w:t xml:space="preserve">4</w:t>
+              <w:t xml:space="preserve">⭐⭐⭐⭐</w:t>
             </w:r>
           </w:p>
         </w:tc>

--- a/00-首页/题组Word/初赛模拟卷/初赛模拟卷IV（非有机·答案版）.docx
+++ b/00-首页/题组Word/初赛模拟卷/初赛模拟卷IV（非有机·答案版）.docx
@@ -42232,7 +42232,7 @@
     <w:tbl>
       <w:tblPr>
         <w:tblStyle w:val="Table"/>
-        <w:tblW w:type="pct" w:w="5000"/>
+        <w:tblW w:type="dxa" w:w="9411"/>
         <w:tblLayout w:type="fixed"/>
         <w:tblLook w:firstRow="1" w:lastRow="0" w:firstColumn="0" w:lastColumn="0" w:noHBand="0" w:noVBand="0" w:val="0020"/>
         <w:jc w:val="center"/>
@@ -42246,13 +42246,13 @@
         </w:tblBorders>
       </w:tblPr>
       <w:tblGrid>
-        <w:gridCol w:w="1277"/>
-        <w:gridCol w:w="766"/>
-        <w:gridCol w:w="766"/>
-        <w:gridCol w:w="1277"/>
-        <w:gridCol w:w="1277"/>
-        <w:gridCol w:w="1277"/>
-        <w:gridCol w:w="1277"/>
+        <w:gridCol w:w="737"/>
+        <w:gridCol w:w="2357"/>
+        <w:gridCol w:w="3061"/>
+        <w:gridCol w:w="647"/>
+        <w:gridCol w:w="963"/>
+        <w:gridCol w:w="992"/>
+        <w:gridCol w:w="651"/>
       </w:tblGrid>
       <w:tr>
         <w:trPr>
